--- a/Dynamic_Survival_Blending_Methods.docx
+++ b/Dynamic_Survival_Blending_Methods.docx
@@ -326,7 +326,15 @@
     </w:p>
     <w:p>
       <w:r>
-        <w:t>In existing implementations, the weight schedule π(t) is modeled using the cumulative distribution function of a Beta(a, b) distribution evaluated at (t - t1) / (t2 - t1). While mathematically continuous, standard blended extrapolation introduces a major methodological drawback: it relies on four subjective user-specified parameters (t1, t2, a, b). As Zhu et al. (2026) explicitly observe, the shape parameters a and b have no direct physical or biological interpretation and cannot be informed by clinical evidence. Consequently, varying (a, b) across sensitivity scenarios can dramatically swing restricted mean survival times (RMST) and incremental cost-effectiveness ratios (ICERs), exposing submissions to committee criticism.</w:t>
+        <w:t xml:space="preserve">In existing implementations, the weight schedule π(t) is modeled using the cumulative distribution function of a </w:t>
+      </w:r>
+      <w:proofErr w:type="gramStart"/>
+      <w:r>
+        <w:t>Beta(</w:t>
+      </w:r>
+      <w:proofErr w:type="gramEnd"/>
+      <w:r>
+        <w:t>a, b) distribution evaluated at (t - t1) / (t2 - t1). While mathematically continuous, standard blended extrapolation introduces a major methodological drawback: it relies on four subjective user-specified parameters (t1, t2, a, b). As Zhu et al. (2026) explicitly observe, the shape parameters a and b have no direct physical or biological interpretation and cannot be informed by clinical evidence. Consequently, varying (a, b) across sensitivity scenarios can dramatically swing restricted mean survival times (RMST) and incremental cost-effectiveness ratios (ICERs), exposing submissions to committee criticism.</w:t>
       </w:r>
     </w:p>
     <w:tbl>
@@ -373,7 +381,21 @@
               <w:rPr>
                 <w:sz w:val="21"/>
               </w:rPr>
-              <w:t>Rather than forcing an arbitrary, textbook Beta curve onto the extrapolation, the transition rate should be self-calibrating. The blending schedule must be governed by the empirical distance between the curves and the relative statistical uncertainty (precision loss) of the internal trial model.</w:t>
+              <w:t xml:space="preserve">Rather than forcing an </w:t>
+            </w:r>
+            <w:proofErr w:type="gramStart"/>
+            <w:r>
+              <w:rPr>
+                <w:sz w:val="21"/>
+              </w:rPr>
+              <w:t>arbitrary,</w:t>
+            </w:r>
+            <w:proofErr w:type="gramEnd"/>
+            <w:r>
+              <w:rPr>
+                <w:sz w:val="21"/>
+              </w:rPr>
+              <w:t xml:space="preserve"> textbook Beta curve onto the extrapolation, the transition rate should be self-calibrating. The blending schedule must be governed by the empirical distance between the curves and the relative statistical uncertainty (precision loss) of the internal trial model.</w:t>
             </w:r>
           </w:p>
         </w:tc>
@@ -400,7 +422,15 @@
     </w:p>
     <w:p>
       <w:r>
-        <w:t>Let S_obs(t) and S_ext(t) represent the survival point estimates at time t ∈ [t1, t2] for the extrapolated trial and external reference models, respectively, with associated asymptotic standard errors σ_obs(t) and σ_ext(t) obtained via the delta method on the complementary log-log scale. At each time point t, we represent the state of epistemic belief regarding survival as univariate Gaussian predictive distributions:</w:t>
+        <w:t xml:space="preserve">Let S_obs(t) and S_ext(t) represent the survival point estimates at time t ∈ [t1, t2] for the extrapolated trial and external reference models, respectively, with associated asymptotic standard errors σ_obs(t) and σ_ext(t) obtained via the delta method on the complementary log-log scale. At </w:t>
+      </w:r>
+      <w:proofErr w:type="gramStart"/>
+      <w:r>
+        <w:t>each time</w:t>
+      </w:r>
+      <w:proofErr w:type="gramEnd"/>
+      <w:r>
+        <w:t xml:space="preserve"> point t, we represent the state of epistemic belief regarding survival as univariate Gaussian predictive distributions:</w:t>
       </w:r>
     </w:p>
     <w:p>
@@ -760,7 +790,23 @@
     </w:p>
     <w:p>
       <w:r>
-        <w:t>In Approach 1, the instantaneous information discrepancy between the observed trial model and the external anchor is quantified by the directed Kullback–Leibler (KL) divergence from P_obs,t to P_ext,t. For two Gaussian distributions, this yields the closed-form expression:</w:t>
+        <w:t>In Approach 1, the instantaneous information discrepancy between the observed trial model and the external anchor is quantified by the directed Kullback–Leibler (KL) divergence from P_</w:t>
+      </w:r>
+      <w:proofErr w:type="gramStart"/>
+      <w:r>
+        <w:t>obs,t</w:t>
+      </w:r>
+      <w:proofErr w:type="gramEnd"/>
+      <w:r>
+        <w:t xml:space="preserve"> to P_</w:t>
+      </w:r>
+      <w:proofErr w:type="gramStart"/>
+      <w:r>
+        <w:t>ext,t.</w:t>
+      </w:r>
+      <w:proofErr w:type="gramEnd"/>
+      <w:r>
+        <w:t xml:space="preserve"> For two Gaussian distributions, this yields the closed-form expression:</w:t>
       </w:r>
     </w:p>
     <w:p>
@@ -1280,7 +1326,15 @@
         <w:t xml:space="preserve">Geometric Separation: </w:t>
       </w:r>
       <w:r>
-        <w:t>The squared deviation (S_obs(t) - S_ext(t))² directly penalizes trajectories where the parametric trial extrapolation diverges away from long-term registry mortality.</w:t>
+        <w:t>The squared deviation (S_obs(t) - S_ext(t</w:t>
+      </w:r>
+      <w:proofErr w:type="gramStart"/>
+      <w:r>
+        <w:t>))²</w:t>
+      </w:r>
+      <w:proofErr w:type="gramEnd"/>
+      <w:r>
+        <w:t xml:space="preserve"> directly penalizes trajectories where the parametric trial extrapolation diverges away from long-term registry mortality.</w:t>
       </w:r>
     </w:p>
     <w:p>
@@ -1299,7 +1353,23 @@
     </w:p>
     <w:p>
       <w:r>
-        <w:t>Boundary Regularization for C¹ Differentiability: If the cumulative divergence integral were cut off abruptly at t2, a non-zero D_KL(t2) would induce a jump discontinuity in the derivative π'(t), producing a sharp corner (kink) in survival and a step jump in the implied hazard rate h(t) = -S'(t)/S(t). To guarantee full C¹ differentiability, we apply a smooth windowing taper w(t) = sin²(π · (t - t1)/(t2 - t1)), ensuring π'(t1) = π'(t2) = 0:</w:t>
+        <w:t>Boundary Regularization for C¹ Differentiability: If the cumulative divergence integral were cut off abruptly at t2, a non-zero D_KL(t2) would induce a jump discontinuity in the derivative π'(t), producing a sharp corner (kink) in survival and a step jump in the implied hazard rate h(t) = -S'(t)/S(t). To guarantee full C¹ differentiability, we apply a smooth windowing taper w(t) = sin</w:t>
+      </w:r>
+      <w:proofErr w:type="gramStart"/>
+      <w:r>
+        <w:t>²(</w:t>
+      </w:r>
+      <w:proofErr w:type="gramEnd"/>
+      <w:r>
+        <w:t>π · (t - t1)</w:t>
+      </w:r>
+      <w:proofErr w:type="gramStart"/>
+      <w:r>
+        <w:t>/(</w:t>
+      </w:r>
+      <w:proofErr w:type="gramEnd"/>
+      <w:r>
+        <w:t>t2 - t1)), ensuring π'(t1) = π'(t2) = 0:</w:t>
       </w:r>
     </w:p>
     <w:p>
@@ -2199,7 +2269,15 @@
     </w:p>
     <w:p>
       <w:r>
-        <w:t>where λ(t) = 3u² - 2u³ (with u = (t - t1)/(t2 - t1)) is a smoothstep progression parameter on [0, 1]. In information geometry, this minimization yields an exponential barycenter. Expressing this in terms of parameter precisions τ = 1/σ²:</w:t>
+        <w:t>where λ(t) = 3u² - 2u³ (with u = (t - t1)</w:t>
+      </w:r>
+      <w:proofErr w:type="gramStart"/>
+      <w:r>
+        <w:t>/(</w:t>
+      </w:r>
+      <w:proofErr w:type="gramEnd"/>
+      <w:r>
+        <w:t>t2 - t1)) is a smoothstep progression parameter on [0, 1]. In information geometry, this minimization yields an exponential barycenter. Expressing this in terms of parameter precisions τ = 1/σ²:</w:t>
       </w:r>
     </w:p>
     <w:p>
@@ -2984,6 +3062,1014 @@
         <w:t>Under Approach 2, the curve is directly pulled by relative parameter precision. If trial follow-up ends early and trial variance explodes, τ_obs(t) drops toward zero. Even if the nominal progress clock is only at λ(t) = 0.50, the high precision of the external registry τ_ext(t) mathematically overwhelms the trial model, automatically snapping the blended curve to the reliable external evidence.</w:t>
       </w:r>
     </w:p>
+    <w:p/>
+    <w:p>
+      <w:r>
+        <w:t xml:space="preserve">**Yes, </w:t>
+      </w:r>
+      <w:proofErr w:type="gramStart"/>
+      <w:r>
+        <w:t>exactly.*</w:t>
+      </w:r>
+      <w:proofErr w:type="gramEnd"/>
+      <w:r>
+        <w:t xml:space="preserve">* The distinction comes from the mathematical property that the </w:t>
+      </w:r>
+      <w:proofErr w:type="spellStart"/>
+      <w:r>
+        <w:t>Kullback</w:t>
+      </w:r>
+      <w:proofErr w:type="spellEnd"/>
+      <w:r>
+        <w:t>–Leibler (KL) divergence is **strictly asymmetric**:</w:t>
+      </w:r>
+    </w:p>
+    <w:p/>
+    <w:p>
+      <w:r>
+        <w:t>$$D_{\</w:t>
+      </w:r>
+      <w:proofErr w:type="spellStart"/>
+      <w:proofErr w:type="gramStart"/>
+      <w:r>
+        <w:t>mathrm</w:t>
+      </w:r>
+      <w:proofErr w:type="spellEnd"/>
+      <w:r>
+        <w:t>{</w:t>
+      </w:r>
+      <w:proofErr w:type="gramEnd"/>
+      <w:r>
+        <w:t>KL</w:t>
+      </w:r>
+      <w:proofErr w:type="gramStart"/>
+      <w:r>
+        <w:t>}}(</w:t>
+      </w:r>
+      <w:proofErr w:type="gramEnd"/>
+      <w:r>
+        <w:t>P \parallel Q) \</w:t>
+      </w:r>
+      <w:proofErr w:type="spellStart"/>
+      <w:r>
+        <w:t>neq</w:t>
+      </w:r>
+      <w:proofErr w:type="spellEnd"/>
+      <w:r>
+        <w:t xml:space="preserve"> D_{\</w:t>
+      </w:r>
+      <w:proofErr w:type="spellStart"/>
+      <w:proofErr w:type="gramStart"/>
+      <w:r>
+        <w:t>mathrm</w:t>
+      </w:r>
+      <w:proofErr w:type="spellEnd"/>
+      <w:r>
+        <w:t>{</w:t>
+      </w:r>
+      <w:proofErr w:type="gramEnd"/>
+      <w:r>
+        <w:t>KL</w:t>
+      </w:r>
+      <w:proofErr w:type="gramStart"/>
+      <w:r>
+        <w:t>}}(</w:t>
+      </w:r>
+      <w:proofErr w:type="gramEnd"/>
+      <w:r>
+        <w:t xml:space="preserve">Q \parallel </w:t>
+      </w:r>
+      <w:proofErr w:type="gramStart"/>
+      <w:r>
+        <w:t>P)$</w:t>
+      </w:r>
+      <w:proofErr w:type="gramEnd"/>
+      <w:r>
+        <w:t>$</w:t>
+      </w:r>
+    </w:p>
+    <w:p/>
+    <w:p>
+      <w:r>
+        <w:t>Because it is asymmetric, the order of the arguments matters fundamentally. Depending on which distribution sits in the first slot versus the second slot, minimizing the divergence produces either the **arithmetic mean** (linear mixture) or the **geometric mean** (exponential pooling).</w:t>
+      </w:r>
+    </w:p>
+    <w:p/>
+    <w:p>
+      <w:r>
+        <w:t>---</w:t>
+      </w:r>
+    </w:p>
+    <w:p/>
+    <w:p>
+      <w:r>
+        <w:t>### 1. Forward KL: The Arithmetic Mean (Linear Mixture)</w:t>
+      </w:r>
+    </w:p>
+    <w:p/>
+    <w:p>
+      <w:r>
+        <w:t>When you look for an intermediate distribution $M$ that minimizes the **forward KL** from the two boundary curves ($P_1, P_2$) to $M$:</w:t>
+      </w:r>
+    </w:p>
+    <w:p/>
+    <w:p>
+      <w:r>
+        <w:t>$$\</w:t>
+      </w:r>
+      <w:proofErr w:type="spellStart"/>
+      <w:r>
+        <w:t>min_M</w:t>
+      </w:r>
+      <w:proofErr w:type="spellEnd"/>
+      <w:r>
+        <w:t xml:space="preserve"> \</w:t>
+      </w:r>
+      <w:proofErr w:type="gramStart"/>
+      <w:r>
+        <w:t>Big[</w:t>
+      </w:r>
+      <w:proofErr w:type="gramEnd"/>
+      <w:r>
+        <w:t xml:space="preserve"> (1 - \</w:t>
+      </w:r>
+      <w:proofErr w:type="gramStart"/>
+      <w:r>
+        <w:t>pi)\</w:t>
+      </w:r>
+      <w:proofErr w:type="gramEnd"/>
+      <w:r>
+        <w:t>, D_{\</w:t>
+      </w:r>
+      <w:proofErr w:type="spellStart"/>
+      <w:proofErr w:type="gramStart"/>
+      <w:r>
+        <w:t>mathrm</w:t>
+      </w:r>
+      <w:proofErr w:type="spellEnd"/>
+      <w:r>
+        <w:t>{</w:t>
+      </w:r>
+      <w:proofErr w:type="gramEnd"/>
+      <w:r>
+        <w:t>KL</w:t>
+      </w:r>
+      <w:proofErr w:type="gramStart"/>
+      <w:r>
+        <w:t>}}(</w:t>
+      </w:r>
+      <w:proofErr w:type="gramEnd"/>
+      <w:r>
+        <w:t xml:space="preserve">P_1 \parallel M) </w:t>
+      </w:r>
+      <w:proofErr w:type="gramStart"/>
+      <w:r>
+        <w:t>\;+</w:t>
+      </w:r>
+      <w:proofErr w:type="gramEnd"/>
+      <w:r>
+        <w:t>\; \pi\, D_{\</w:t>
+      </w:r>
+      <w:proofErr w:type="spellStart"/>
+      <w:proofErr w:type="gramStart"/>
+      <w:r>
+        <w:t>mathrm</w:t>
+      </w:r>
+      <w:proofErr w:type="spellEnd"/>
+      <w:r>
+        <w:t>{</w:t>
+      </w:r>
+      <w:proofErr w:type="gramEnd"/>
+      <w:r>
+        <w:t>KL</w:t>
+      </w:r>
+      <w:proofErr w:type="gramStart"/>
+      <w:r>
+        <w:t>}}(</w:t>
+      </w:r>
+      <w:proofErr w:type="gramEnd"/>
+      <w:r>
+        <w:t>P_2 \parallel M) \</w:t>
+      </w:r>
+      <w:proofErr w:type="gramStart"/>
+      <w:r>
+        <w:t>Big]$</w:t>
+      </w:r>
+      <w:proofErr w:type="gramEnd"/>
+      <w:r>
+        <w:t>$</w:t>
+      </w:r>
+    </w:p>
+    <w:p/>
+    <w:p>
+      <w:r>
+        <w:t xml:space="preserve">* **Mathematical </w:t>
+      </w:r>
+      <w:proofErr w:type="gramStart"/>
+      <w:r>
+        <w:t>solution:*</w:t>
+      </w:r>
+      <w:proofErr w:type="gramEnd"/>
+      <w:r>
+        <w:t>*</w:t>
+      </w:r>
+    </w:p>
+    <w:p>
+      <w:r>
+        <w:t>$$M(x) = (1 - \</w:t>
+      </w:r>
+      <w:proofErr w:type="gramStart"/>
+      <w:r>
+        <w:t>pi)\</w:t>
+      </w:r>
+      <w:proofErr w:type="gramEnd"/>
+      <w:r>
+        <w:t>, P_1(x) + \pi\, P_2(x)$$</w:t>
+      </w:r>
+    </w:p>
+    <w:p/>
+    <w:p/>
+    <w:p>
+      <w:r>
+        <w:t xml:space="preserve">* **What this </w:t>
+      </w:r>
+      <w:proofErr w:type="gramStart"/>
+      <w:r>
+        <w:t>is:*</w:t>
+      </w:r>
+      <w:proofErr w:type="gramEnd"/>
+      <w:r>
+        <w:t>* This is the standard **arithmetic mean** (linear combination).</w:t>
+      </w:r>
+    </w:p>
+    <w:p>
+      <w:r>
+        <w:t xml:space="preserve">* **Connection to </w:t>
+      </w:r>
+      <w:proofErr w:type="gramStart"/>
+      <w:r>
+        <w:t>Survival:*</w:t>
+      </w:r>
+      <w:proofErr w:type="gramEnd"/>
+      <w:r>
+        <w:t>*</w:t>
+      </w:r>
+    </w:p>
+    <w:p>
+      <w:r>
+        <w:t>When you perform standard blending directly on the survival curve:</w:t>
+      </w:r>
+    </w:p>
+    <w:p/>
+    <w:p>
+      <w:r>
+        <w:t>$$S_{\</w:t>
+      </w:r>
+      <w:proofErr w:type="spellStart"/>
+      <w:r>
+        <w:t>mathrm</w:t>
+      </w:r>
+      <w:proofErr w:type="spellEnd"/>
+      <w:r>
+        <w:t>{blend</w:t>
+      </w:r>
+      <w:proofErr w:type="gramStart"/>
+      <w:r>
+        <w:t>}}(</w:t>
+      </w:r>
+      <w:proofErr w:type="gramEnd"/>
+      <w:r>
+        <w:t>t) = (1 - \</w:t>
+      </w:r>
+      <w:proofErr w:type="gramStart"/>
+      <w:r>
+        <w:t>pi)\</w:t>
+      </w:r>
+      <w:proofErr w:type="gramEnd"/>
+      <w:r>
+        <w:t>, S_{\</w:t>
+      </w:r>
+      <w:proofErr w:type="spellStart"/>
+      <w:r>
+        <w:t>mathrm</w:t>
+      </w:r>
+      <w:proofErr w:type="spellEnd"/>
+      <w:r>
+        <w:t>{</w:t>
+      </w:r>
+      <w:proofErr w:type="spellStart"/>
+      <w:r>
+        <w:t>obs</w:t>
+      </w:r>
+      <w:proofErr w:type="spellEnd"/>
+      <w:proofErr w:type="gramStart"/>
+      <w:r>
+        <w:t>}}(</w:t>
+      </w:r>
+      <w:proofErr w:type="gramEnd"/>
+      <w:r>
+        <w:t>t) + \pi\, S_{\</w:t>
+      </w:r>
+      <w:proofErr w:type="spellStart"/>
+      <w:r>
+        <w:t>mathrm</w:t>
+      </w:r>
+      <w:proofErr w:type="spellEnd"/>
+      <w:r>
+        <w:t>{</w:t>
+      </w:r>
+      <w:proofErr w:type="spellStart"/>
+      <w:r>
+        <w:t>ext</w:t>
+      </w:r>
+      <w:proofErr w:type="spellEnd"/>
+      <w:proofErr w:type="gramStart"/>
+      <w:r>
+        <w:t>}}(</w:t>
+      </w:r>
+      <w:proofErr w:type="gramEnd"/>
+      <w:r>
+        <w:t>t)$$</w:t>
+      </w:r>
+    </w:p>
+    <w:p/>
+    <w:p/>
+    <w:p/>
+    <w:p>
+      <w:r>
+        <w:t>you are using the exact intermediate distribution $M$ that minimizes the *forward* KL divergence.</w:t>
+      </w:r>
+    </w:p>
+    <w:p>
+      <w:r>
+        <w:t>* **</w:t>
+      </w:r>
+      <w:proofErr w:type="gramStart"/>
+      <w:r>
+        <w:t>Behavior:*</w:t>
+      </w:r>
+      <w:proofErr w:type="gramEnd"/>
+      <w:r>
+        <w:t xml:space="preserve">* It is **mean-preserving** (moment-matching). It averages the </w:t>
+      </w:r>
+      <w:proofErr w:type="gramStart"/>
+      <w:r>
+        <w:t>probabilities</w:t>
+      </w:r>
+      <w:proofErr w:type="gramEnd"/>
+      <w:r>
+        <w:t xml:space="preserve"> linearly.</w:t>
+      </w:r>
+    </w:p>
+    <w:p/>
+    <w:p>
+      <w:r>
+        <w:t>---</w:t>
+      </w:r>
+    </w:p>
+    <w:p/>
+    <w:p>
+      <w:r>
+        <w:t>### 2. Reverse KL: The Geometric Mean (Exponential / Precision Pooling)</w:t>
+      </w:r>
+    </w:p>
+    <w:p/>
+    <w:p>
+      <w:r>
+        <w:t>When you flip the order and look for an intermediate distribution $M$ that minimizes the **reverse KL** from $M$ to each boundary curve:</w:t>
+      </w:r>
+    </w:p>
+    <w:p/>
+    <w:p>
+      <w:r>
+        <w:t>$$\</w:t>
+      </w:r>
+      <w:proofErr w:type="spellStart"/>
+      <w:r>
+        <w:t>min_M</w:t>
+      </w:r>
+      <w:proofErr w:type="spellEnd"/>
+      <w:r>
+        <w:t xml:space="preserve"> \</w:t>
+      </w:r>
+      <w:proofErr w:type="gramStart"/>
+      <w:r>
+        <w:t>Big[</w:t>
+      </w:r>
+      <w:proofErr w:type="gramEnd"/>
+      <w:r>
+        <w:t xml:space="preserve"> (1 - \</w:t>
+      </w:r>
+      <w:proofErr w:type="gramStart"/>
+      <w:r>
+        <w:t>pi)\</w:t>
+      </w:r>
+      <w:proofErr w:type="gramEnd"/>
+      <w:r>
+        <w:t>, D_{\</w:t>
+      </w:r>
+      <w:proofErr w:type="spellStart"/>
+      <w:proofErr w:type="gramStart"/>
+      <w:r>
+        <w:t>mathrm</w:t>
+      </w:r>
+      <w:proofErr w:type="spellEnd"/>
+      <w:r>
+        <w:t>{</w:t>
+      </w:r>
+      <w:proofErr w:type="gramEnd"/>
+      <w:r>
+        <w:t>KL</w:t>
+      </w:r>
+      <w:proofErr w:type="gramStart"/>
+      <w:r>
+        <w:t>}}(</w:t>
+      </w:r>
+      <w:proofErr w:type="gramEnd"/>
+      <w:r>
+        <w:t xml:space="preserve">M \parallel P_1) </w:t>
+      </w:r>
+      <w:proofErr w:type="gramStart"/>
+      <w:r>
+        <w:t>\;+</w:t>
+      </w:r>
+      <w:proofErr w:type="gramEnd"/>
+      <w:r>
+        <w:t>\; \pi\, D_{\</w:t>
+      </w:r>
+      <w:proofErr w:type="spellStart"/>
+      <w:proofErr w:type="gramStart"/>
+      <w:r>
+        <w:t>mathrm</w:t>
+      </w:r>
+      <w:proofErr w:type="spellEnd"/>
+      <w:r>
+        <w:t>{</w:t>
+      </w:r>
+      <w:proofErr w:type="gramEnd"/>
+      <w:r>
+        <w:t>KL</w:t>
+      </w:r>
+      <w:proofErr w:type="gramStart"/>
+      <w:r>
+        <w:t>}}(</w:t>
+      </w:r>
+      <w:proofErr w:type="gramEnd"/>
+      <w:r>
+        <w:t>M \parallel P_2) \</w:t>
+      </w:r>
+      <w:proofErr w:type="gramStart"/>
+      <w:r>
+        <w:t>Big]$</w:t>
+      </w:r>
+      <w:proofErr w:type="gramEnd"/>
+      <w:r>
+        <w:t>$</w:t>
+      </w:r>
+    </w:p>
+    <w:p/>
+    <w:p>
+      <w:r>
+        <w:t xml:space="preserve">* **Mathematical </w:t>
+      </w:r>
+      <w:proofErr w:type="gramStart"/>
+      <w:r>
+        <w:t>solution:*</w:t>
+      </w:r>
+      <w:proofErr w:type="gramEnd"/>
+      <w:r>
+        <w:t>*</w:t>
+      </w:r>
+    </w:p>
+    <w:p>
+      <w:r>
+        <w:t>$$M(x) \</w:t>
+      </w:r>
+      <w:proofErr w:type="spellStart"/>
+      <w:r>
+        <w:t>propto</w:t>
+      </w:r>
+      <w:proofErr w:type="spellEnd"/>
+      <w:r>
+        <w:t xml:space="preserve"> \big(P_1(x)\</w:t>
+      </w:r>
+      <w:proofErr w:type="gramStart"/>
+      <w:r>
+        <w:t>big)^</w:t>
+      </w:r>
+      <w:proofErr w:type="gramEnd"/>
+      <w:r>
+        <w:t>{1 - \</w:t>
+      </w:r>
+      <w:proofErr w:type="gramStart"/>
+      <w:r>
+        <w:t>pi} \</w:t>
+      </w:r>
+      <w:proofErr w:type="spellStart"/>
+      <w:proofErr w:type="gramEnd"/>
+      <w:r>
+        <w:t>cdot</w:t>
+      </w:r>
+      <w:proofErr w:type="spellEnd"/>
+      <w:r>
+        <w:t xml:space="preserve"> \big(P_2(x)\</w:t>
+      </w:r>
+      <w:proofErr w:type="gramStart"/>
+      <w:r>
+        <w:t>big)^</w:t>
+      </w:r>
+      <w:proofErr w:type="gramEnd"/>
+      <w:r>
+        <w:t>\pi$$</w:t>
+      </w:r>
+    </w:p>
+    <w:p/>
+    <w:p/>
+    <w:p>
+      <w:r>
+        <w:t xml:space="preserve">* **What this </w:t>
+      </w:r>
+      <w:proofErr w:type="gramStart"/>
+      <w:r>
+        <w:t>is:*</w:t>
+      </w:r>
+      <w:proofErr w:type="gramEnd"/>
+      <w:r>
+        <w:t>* This is the **geometric mean** (normalized log-linear pooling / exponential barycenter).</w:t>
+      </w:r>
+    </w:p>
+    <w:p>
+      <w:r>
+        <w:t xml:space="preserve">* **Connection to </w:t>
+      </w:r>
+      <w:proofErr w:type="gramStart"/>
+      <w:r>
+        <w:t>Survival:*</w:t>
+      </w:r>
+      <w:proofErr w:type="gramEnd"/>
+      <w:r>
+        <w:t>*</w:t>
+      </w:r>
+    </w:p>
+    <w:p>
+      <w:r>
+        <w:t>Taking the logarithm of both sides shows what happens on the cumulative hazard scale ($H(t) = -\ln S(t)$):</w:t>
+      </w:r>
+    </w:p>
+    <w:p/>
+    <w:p>
+      <w:r>
+        <w:t>$$\ln M(x) = (1 - \</w:t>
+      </w:r>
+      <w:proofErr w:type="gramStart"/>
+      <w:r>
+        <w:t>pi)\</w:t>
+      </w:r>
+      <w:proofErr w:type="gramEnd"/>
+      <w:r>
+        <w:t>ln P_1(x) + \pi \ln P_2(x) - \ln Z$$</w:t>
+      </w:r>
+    </w:p>
+    <w:p/>
+    <w:p/>
+    <w:p>
+      <w:r>
+        <w:t>$$H_{\</w:t>
+      </w:r>
+      <w:proofErr w:type="spellStart"/>
+      <w:r>
+        <w:t>mathrm</w:t>
+      </w:r>
+      <w:proofErr w:type="spellEnd"/>
+      <w:r>
+        <w:t>{blend</w:t>
+      </w:r>
+      <w:proofErr w:type="gramStart"/>
+      <w:r>
+        <w:t>}}(</w:t>
+      </w:r>
+      <w:proofErr w:type="gramEnd"/>
+      <w:r>
+        <w:t>t) = (1 - \</w:t>
+      </w:r>
+      <w:proofErr w:type="gramStart"/>
+      <w:r>
+        <w:t>pi)\</w:t>
+      </w:r>
+      <w:proofErr w:type="gramEnd"/>
+      <w:r>
+        <w:t>, H_{\</w:t>
+      </w:r>
+      <w:proofErr w:type="spellStart"/>
+      <w:r>
+        <w:t>mathrm</w:t>
+      </w:r>
+      <w:proofErr w:type="spellEnd"/>
+      <w:r>
+        <w:t>{</w:t>
+      </w:r>
+      <w:proofErr w:type="spellStart"/>
+      <w:r>
+        <w:t>obs</w:t>
+      </w:r>
+      <w:proofErr w:type="spellEnd"/>
+      <w:proofErr w:type="gramStart"/>
+      <w:r>
+        <w:t>}}(</w:t>
+      </w:r>
+      <w:proofErr w:type="gramEnd"/>
+      <w:r>
+        <w:t>t) + \pi\, H_{\</w:t>
+      </w:r>
+      <w:proofErr w:type="spellStart"/>
+      <w:r>
+        <w:t>mathrm</w:t>
+      </w:r>
+      <w:proofErr w:type="spellEnd"/>
+      <w:r>
+        <w:t>{</w:t>
+      </w:r>
+      <w:proofErr w:type="spellStart"/>
+      <w:r>
+        <w:t>ext</w:t>
+      </w:r>
+      <w:proofErr w:type="spellEnd"/>
+      <w:proofErr w:type="gramStart"/>
+      <w:r>
+        <w:t>}}(</w:t>
+      </w:r>
+      <w:proofErr w:type="gramEnd"/>
+      <w:r>
+        <w:t>t)$$</w:t>
+      </w:r>
+    </w:p>
+    <w:p/>
+    <w:p/>
+    <w:p/>
+    <w:p>
+      <w:proofErr w:type="gramStart"/>
+      <w:r>
+        <w:t>So</w:t>
+      </w:r>
+      <w:proofErr w:type="gramEnd"/>
+      <w:r>
+        <w:t xml:space="preserve"> blending cumulative hazards linearly corresponds to a **geometric mean** of the survival functions.</w:t>
+      </w:r>
+    </w:p>
+    <w:p>
+      <w:r>
+        <w:lastRenderedPageBreak/>
+        <w:t>* **</w:t>
+      </w:r>
+      <w:proofErr w:type="gramStart"/>
+      <w:r>
+        <w:t>Behavior:*</w:t>
+      </w:r>
+      <w:proofErr w:type="gramEnd"/>
+      <w:r>
+        <w:t>* When applied to Gaussian beliefs with means and variances $(\mu_1, \sigma_1^</w:t>
+      </w:r>
+      <w:proofErr w:type="gramStart"/>
+      <w:r>
+        <w:t>2)$</w:t>
+      </w:r>
+      <w:proofErr w:type="gramEnd"/>
+      <w:r>
+        <w:t xml:space="preserve"> and $(\mu_2, \sigma_2^</w:t>
+      </w:r>
+      <w:proofErr w:type="gramStart"/>
+      <w:r>
+        <w:t>2)$</w:t>
+      </w:r>
+      <w:proofErr w:type="gramEnd"/>
+      <w:r>
+        <w:t>, the geometric mean leads to **precision weighting** ($\tau = 1/\sigma^2$):</w:t>
+      </w:r>
+    </w:p>
+    <w:p/>
+    <w:p>
+      <w:r>
+        <w:t>$$\</w:t>
+      </w:r>
+      <w:proofErr w:type="spellStart"/>
+      <w:r>
+        <w:t>mu_M</w:t>
+      </w:r>
+      <w:proofErr w:type="spellEnd"/>
+      <w:r>
+        <w:t xml:space="preserve"> = \</w:t>
+      </w:r>
+      <w:proofErr w:type="gramStart"/>
+      <w:r>
+        <w:t>frac{</w:t>
+      </w:r>
+      <w:proofErr w:type="gramEnd"/>
+      <w:r>
+        <w:t>(1 - \</w:t>
+      </w:r>
+      <w:proofErr w:type="gramStart"/>
+      <w:r>
+        <w:t>pi)\</w:t>
+      </w:r>
+      <w:proofErr w:type="gramEnd"/>
+      <w:r>
+        <w:t>,</w:t>
+      </w:r>
+      <w:proofErr w:type="gramStart"/>
+      <w:r>
+        <w:t>\tau_1\,\</w:t>
+      </w:r>
+      <w:proofErr w:type="gramEnd"/>
+      <w:r>
+        <w:t xml:space="preserve">mu_1 + </w:t>
+      </w:r>
+      <w:proofErr w:type="gramStart"/>
+      <w:r>
+        <w:t>\pi\,\tau_2\</w:t>
+      </w:r>
+      <w:proofErr w:type="gramEnd"/>
+      <w:r>
+        <w:t>,\mu_</w:t>
+      </w:r>
+      <w:proofErr w:type="gramStart"/>
+      <w:r>
+        <w:t>2}{</w:t>
+      </w:r>
+      <w:proofErr w:type="gramEnd"/>
+      <w:r>
+        <w:t>(1 - \</w:t>
+      </w:r>
+      <w:proofErr w:type="gramStart"/>
+      <w:r>
+        <w:t>pi)\</w:t>
+      </w:r>
+      <w:proofErr w:type="gramEnd"/>
+      <w:r>
+        <w:t xml:space="preserve">,\tau_1 + </w:t>
+      </w:r>
+      <w:proofErr w:type="gramStart"/>
+      <w:r>
+        <w:t>\pi\,\</w:t>
+      </w:r>
+      <w:proofErr w:type="gramEnd"/>
+      <w:r>
+        <w:t>tau_</w:t>
+      </w:r>
+      <w:proofErr w:type="gramStart"/>
+      <w:r>
+        <w:t>2}$</w:t>
+      </w:r>
+      <w:proofErr w:type="gramEnd"/>
+      <w:r>
+        <w:t>$</w:t>
+      </w:r>
+    </w:p>
+    <w:p/>
+    <w:p/>
+    <w:p/>
+    <w:p>
+      <w:r>
+        <w:t>The intermediate curve is actively pulled by the model with higher statistical precision (smaller variance).</w:t>
+      </w:r>
+    </w:p>
+    <w:p/>
+    <w:p>
+      <w:r>
+        <w:t>---</w:t>
+      </w:r>
+    </w:p>
+    <w:p/>
+    <w:p>
+      <w:r>
+        <w:t xml:space="preserve">### Summary of </w:t>
+      </w:r>
+      <w:proofErr w:type="gramStart"/>
+      <w:r>
+        <w:t>the Directional</w:t>
+      </w:r>
+      <w:proofErr w:type="gramEnd"/>
+      <w:r>
+        <w:t xml:space="preserve"> Duality</w:t>
+      </w:r>
+    </w:p>
+    <w:p/>
+    <w:p>
+      <w:r>
+        <w:t>| Order | Optimization Objective | Mathematical Result | Survival Framework Equivalent |</w:t>
+      </w:r>
+    </w:p>
+    <w:p>
+      <w:r>
+        <w:t>| --- | --- | --- | --- |</w:t>
+      </w:r>
+    </w:p>
+    <w:p>
+      <w:r>
+        <w:t>| **Forward KL** | $\</w:t>
+      </w:r>
+      <w:proofErr w:type="spellStart"/>
+      <w:r>
+        <w:t>min_M</w:t>
+      </w:r>
+      <w:proofErr w:type="spellEnd"/>
+      <w:r>
+        <w:t xml:space="preserve"> \sum </w:t>
+      </w:r>
+      <w:proofErr w:type="spellStart"/>
+      <w:r>
+        <w:t>w_i</w:t>
+      </w:r>
+      <w:proofErr w:type="spellEnd"/>
+      <w:r>
+        <w:t xml:space="preserve"> D_{\</w:t>
+      </w:r>
+      <w:proofErr w:type="spellStart"/>
+      <w:proofErr w:type="gramStart"/>
+      <w:r>
+        <w:t>mathrm</w:t>
+      </w:r>
+      <w:proofErr w:type="spellEnd"/>
+      <w:r>
+        <w:t>{</w:t>
+      </w:r>
+      <w:proofErr w:type="gramEnd"/>
+      <w:r>
+        <w:t>KL</w:t>
+      </w:r>
+      <w:proofErr w:type="gramStart"/>
+      <w:r>
+        <w:t>}}(</w:t>
+      </w:r>
+      <w:proofErr w:type="spellStart"/>
+      <w:proofErr w:type="gramEnd"/>
+      <w:r>
+        <w:t>P_i</w:t>
+      </w:r>
+      <w:proofErr w:type="spellEnd"/>
+      <w:r>
+        <w:t xml:space="preserve"> \parallel </w:t>
+      </w:r>
+      <w:proofErr w:type="gramStart"/>
+      <w:r>
+        <w:t>M)$</w:t>
+      </w:r>
+      <w:proofErr w:type="gramEnd"/>
+      <w:r>
+        <w:t xml:space="preserve"> | **Arithmetic Mean** $\sum </w:t>
+      </w:r>
+      <w:proofErr w:type="spellStart"/>
+      <w:r>
+        <w:t>w_i</w:t>
+      </w:r>
+      <w:proofErr w:type="spellEnd"/>
+      <w:r>
+        <w:t xml:space="preserve"> </w:t>
+      </w:r>
+      <w:proofErr w:type="spellStart"/>
+      <w:r>
+        <w:t>P_i</w:t>
+      </w:r>
+      <w:proofErr w:type="spellEnd"/>
+      <w:r>
+        <w:t>$ | Direct linear survival blending: $S_{\</w:t>
+      </w:r>
+      <w:proofErr w:type="spellStart"/>
+      <w:r>
+        <w:t>mathrm</w:t>
+      </w:r>
+      <w:proofErr w:type="spellEnd"/>
+      <w:r>
+        <w:t>{blend}} = (1-\</w:t>
+      </w:r>
+      <w:proofErr w:type="gramStart"/>
+      <w:r>
+        <w:t>pi)S</w:t>
+      </w:r>
+      <w:proofErr w:type="gramEnd"/>
+      <w:r>
+        <w:t>_{\</w:t>
+      </w:r>
+      <w:proofErr w:type="spellStart"/>
+      <w:r>
+        <w:t>mathrm</w:t>
+      </w:r>
+      <w:proofErr w:type="spellEnd"/>
+      <w:r>
+        <w:t>{</w:t>
+      </w:r>
+      <w:proofErr w:type="spellStart"/>
+      <w:r>
+        <w:t>obs</w:t>
+      </w:r>
+      <w:proofErr w:type="spellEnd"/>
+      <w:r>
+        <w:t>}} + \pi S_{\</w:t>
+      </w:r>
+      <w:proofErr w:type="spellStart"/>
+      <w:r>
+        <w:t>mathrm</w:t>
+      </w:r>
+      <w:proofErr w:type="spellEnd"/>
+      <w:r>
+        <w:t>{</w:t>
+      </w:r>
+      <w:proofErr w:type="spellStart"/>
+      <w:r>
+        <w:t>ext</w:t>
+      </w:r>
+      <w:proofErr w:type="spellEnd"/>
+      <w:proofErr w:type="gramStart"/>
+      <w:r>
+        <w:t>}}$</w:t>
+      </w:r>
+      <w:proofErr w:type="gramEnd"/>
+      <w:r>
+        <w:t xml:space="preserve"> |</w:t>
+      </w:r>
+    </w:p>
+    <w:p>
+      <w:r>
+        <w:t>| **Reverse KL** | $\</w:t>
+      </w:r>
+      <w:proofErr w:type="spellStart"/>
+      <w:r>
+        <w:t>min_M</w:t>
+      </w:r>
+      <w:proofErr w:type="spellEnd"/>
+      <w:r>
+        <w:t xml:space="preserve"> \sum </w:t>
+      </w:r>
+      <w:proofErr w:type="spellStart"/>
+      <w:r>
+        <w:t>w_i</w:t>
+      </w:r>
+      <w:proofErr w:type="spellEnd"/>
+      <w:r>
+        <w:t xml:space="preserve"> D_{\</w:t>
+      </w:r>
+      <w:proofErr w:type="spellStart"/>
+      <w:proofErr w:type="gramStart"/>
+      <w:r>
+        <w:t>mathrm</w:t>
+      </w:r>
+      <w:proofErr w:type="spellEnd"/>
+      <w:r>
+        <w:t>{</w:t>
+      </w:r>
+      <w:proofErr w:type="gramEnd"/>
+      <w:r>
+        <w:t>KL</w:t>
+      </w:r>
+      <w:proofErr w:type="gramStart"/>
+      <w:r>
+        <w:t>}}(</w:t>
+      </w:r>
+      <w:proofErr w:type="gramEnd"/>
+      <w:r>
+        <w:t xml:space="preserve">M \parallel </w:t>
+      </w:r>
+      <w:proofErr w:type="spellStart"/>
+      <w:r>
+        <w:t>P_</w:t>
+      </w:r>
+      <w:proofErr w:type="gramStart"/>
+      <w:r>
+        <w:t>i</w:t>
+      </w:r>
+      <w:proofErr w:type="spellEnd"/>
+      <w:r>
+        <w:t>)$</w:t>
+      </w:r>
+      <w:proofErr w:type="gramEnd"/>
+      <w:r>
+        <w:t xml:space="preserve"> | **Geometric Mean** $\prod </w:t>
+      </w:r>
+      <w:proofErr w:type="spellStart"/>
+      <w:r>
+        <w:t>P_i</w:t>
+      </w:r>
+      <w:proofErr w:type="spellEnd"/>
+      <w:r>
+        <w:t>^{</w:t>
+      </w:r>
+      <w:proofErr w:type="spellStart"/>
+      <w:r>
+        <w:t>w_i</w:t>
+      </w:r>
+      <w:proofErr w:type="spellEnd"/>
+      <w:r>
+        <w:t>} / Z$ | Hazard / log-survival pooling; yields precision-weighted $(\tau = 1/\sigma^</w:t>
+      </w:r>
+      <w:proofErr w:type="gramStart"/>
+      <w:r>
+        <w:t>2)$</w:t>
+      </w:r>
+      <w:proofErr w:type="gramEnd"/>
+      <w:r>
+        <w:t xml:space="preserve"> intermediate distributions |</w:t>
+      </w:r>
+    </w:p>
+    <w:p/>
     <w:p>
       <w:pPr>
         <w:keepNext/>
@@ -3252,6 +4338,7 @@
                 <w:b/>
                 <w:color w:val="1A365D"/>
               </w:rPr>
+              <w:lastRenderedPageBreak/>
               <w:t>Jensen–Shannon (JSD)</w:t>
             </w:r>
           </w:p>
@@ -3381,7 +4468,15 @@
               <w:spacing w:after="0"/>
             </w:pPr>
             <w:r>
-              <w:t>0.5 ∫ (√p - √q)² ds</w:t>
+              <w:t>0.5 ∫ (√p - √</w:t>
+            </w:r>
+            <w:proofErr w:type="gramStart"/>
+            <w:r>
+              <w:t>q)²</w:t>
+            </w:r>
+            <w:proofErr w:type="gramEnd"/>
+            <w:r>
+              <w:t xml:space="preserve"> ds</w:t>
             </w:r>
           </w:p>
         </w:tc>
@@ -3405,7 +4500,15 @@
               <w:spacing w:after="0"/>
             </w:pPr>
             <w:r>
-              <w:t>Bounded [0, 1]; square-root amplifies tail mass shifts.</w:t>
+              <w:t xml:space="preserve">Bounded [0, 1]; </w:t>
+            </w:r>
+            <w:proofErr w:type="gramStart"/>
+            <w:r>
+              <w:t>square-root</w:t>
+            </w:r>
+            <w:proofErr w:type="gramEnd"/>
+            <w:r>
+              <w:t xml:space="preserve"> amplifies tail mass shifts.</w:t>
             </w:r>
           </w:p>
         </w:tc>
@@ -3862,11 +4965,7 @@
               <w:spacing w:after="0"/>
             </w:pPr>
             <w:r>
-              <w:t xml:space="preserve">2 Boundary Limits (t1, </w:t>
-            </w:r>
-            <w:r>
-              <w:lastRenderedPageBreak/>
-              <w:t>t2)</w:t>
+              <w:t>2 Boundary Limits (t1, t2)</w:t>
             </w:r>
           </w:p>
         </w:tc>
@@ -3890,12 +4989,7 @@
               <w:spacing w:after="0"/>
             </w:pPr>
             <w:r>
-              <w:lastRenderedPageBreak/>
-              <w:t xml:space="preserve">Dynamic; accelerates </w:t>
-            </w:r>
-            <w:r>
-              <w:lastRenderedPageBreak/>
-              <w:t>clock as trial variance inflates</w:t>
+              <w:t>Dynamic; accelerates clock as trial variance inflates</w:t>
             </w:r>
           </w:p>
         </w:tc>
@@ -3919,12 +5013,7 @@
               <w:spacing w:after="0"/>
             </w:pPr>
             <w:r>
-              <w:lastRenderedPageBreak/>
-              <w:t xml:space="preserve">Strictly C¹ continuous </w:t>
-            </w:r>
-            <w:r>
-              <w:lastRenderedPageBreak/>
-              <w:t>via window taper</w:t>
+              <w:t>Strictly C¹ continuous via window taper</w:t>
             </w:r>
           </w:p>
         </w:tc>
@@ -3957,7 +5046,6 @@
                 <w:b/>
                 <w:color w:val="1A365D"/>
               </w:rPr>
-              <w:lastRenderedPageBreak/>
               <w:t>Approach 2 (Barycenter)</w:t>
             </w:r>
           </w:p>
@@ -4039,6 +5127,4848 @@
     <w:p>
       <w:pPr>
         <w:spacing w:after="160"/>
+      </w:pPr>
+    </w:p>
+    <w:p>
+      <w:pPr>
+        <w:spacing w:after="160"/>
+      </w:pPr>
+    </w:p>
+    <w:p>
+      <w:pPr>
+        <w:spacing w:after="160"/>
+        <w:rPr>
+          <w:lang w:val="en-GB"/>
+        </w:rPr>
+      </w:pPr>
+      <w:r>
+        <w:rPr>
+          <w:lang w:val="en-GB"/>
+        </w:rPr>
+        <w:t xml:space="preserve">If you replace the </w:t>
+      </w:r>
+      <w:proofErr w:type="spellStart"/>
+      <w:r>
+        <w:rPr>
+          <w:b/>
+          <w:bCs/>
+          <w:lang w:val="en-GB"/>
+        </w:rPr>
+        <w:t>Kullback</w:t>
+      </w:r>
+      <w:proofErr w:type="spellEnd"/>
+      <w:r>
+        <w:rPr>
+          <w:b/>
+          <w:bCs/>
+          <w:lang w:val="en-GB"/>
+        </w:rPr>
+        <w:t>–Leibler (KL) divergence</w:t>
+      </w:r>
+      <w:r>
+        <w:rPr>
+          <w:lang w:val="en-GB"/>
+        </w:rPr>
+        <w:t xml:space="preserve"> with an alternative probability distance or divergence metric, you change </w:t>
+      </w:r>
+      <w:r>
+        <w:rPr>
+          <w:b/>
+          <w:bCs/>
+          <w:lang w:val="en-GB"/>
+        </w:rPr>
+        <w:t>how the blending mechanism perceives and penalizes discrepancy</w:t>
+      </w:r>
+      <w:r>
+        <w:rPr>
+          <w:lang w:val="en-GB"/>
+        </w:rPr>
+        <w:t xml:space="preserve"> between the observed trial model (</w:t>
+      </w:r>
+      <m:oMath>
+        <m:sSub>
+          <m:sSubPr>
+            <m:ctrlPr>
+              <w:rPr>
+                <w:rFonts w:ascii="Cambria Math" w:hAnsi="Cambria Math"/>
+                <w:lang w:val="en-GB"/>
+              </w:rPr>
+            </m:ctrlPr>
+          </m:sSubPr>
+          <m:e>
+            <m:r>
+              <w:rPr>
+                <w:rFonts w:ascii="Cambria Math" w:hAnsi="Cambria Math"/>
+                <w:lang w:val="en-GB"/>
+              </w:rPr>
+              <m:t>P</m:t>
+            </m:r>
+          </m:e>
+          <m:sub>
+            <m:r>
+              <m:rPr>
+                <m:nor/>
+              </m:rPr>
+              <w:rPr>
+                <w:lang w:val="en-GB"/>
+              </w:rPr>
+              <m:t>obs</m:t>
+            </m:r>
+            <m:r>
+              <w:rPr>
+                <w:rFonts w:ascii="Cambria Math" w:hAnsi="Cambria Math"/>
+                <w:lang w:val="en-GB"/>
+              </w:rPr>
+              <m:t>,t</m:t>
+            </m:r>
+          </m:sub>
+        </m:sSub>
+      </m:oMath>
+      <w:r>
+        <w:rPr>
+          <w:lang w:val="en-GB"/>
+        </w:rPr>
+        <w:t>) and the external anchor (</w:t>
+      </w:r>
+      <m:oMath>
+        <m:sSub>
+          <m:sSubPr>
+            <m:ctrlPr>
+              <w:rPr>
+                <w:rFonts w:ascii="Cambria Math" w:hAnsi="Cambria Math"/>
+                <w:lang w:val="en-GB"/>
+              </w:rPr>
+            </m:ctrlPr>
+          </m:sSubPr>
+          <m:e>
+            <m:r>
+              <w:rPr>
+                <w:rFonts w:ascii="Cambria Math" w:hAnsi="Cambria Math"/>
+                <w:lang w:val="en-GB"/>
+              </w:rPr>
+              <m:t>P</m:t>
+            </m:r>
+          </m:e>
+          <m:sub>
+            <m:r>
+              <m:rPr>
+                <m:nor/>
+              </m:rPr>
+              <w:rPr>
+                <w:lang w:val="en-GB"/>
+              </w:rPr>
+              <m:t>ext</m:t>
+            </m:r>
+            <m:r>
+              <w:rPr>
+                <w:rFonts w:ascii="Cambria Math" w:hAnsi="Cambria Math"/>
+                <w:lang w:val="en-GB"/>
+              </w:rPr>
+              <m:t>,t</m:t>
+            </m:r>
+          </m:sub>
+        </m:sSub>
+      </m:oMath>
+      <w:r>
+        <w:rPr>
+          <w:lang w:val="en-GB"/>
+        </w:rPr>
+        <w:t>).</w:t>
+      </w:r>
+    </w:p>
+    <w:p>
+      <w:pPr>
+        <w:spacing w:after="160"/>
+        <w:rPr>
+          <w:lang w:val="en-GB"/>
+        </w:rPr>
+      </w:pPr>
+    </w:p>
+    <w:p>
+      <w:pPr>
+        <w:spacing w:after="160"/>
+        <w:rPr>
+          <w:lang w:val="en-GB"/>
+        </w:rPr>
+      </w:pPr>
+      <w:r>
+        <w:rPr>
+          <w:lang w:val="en-GB"/>
+        </w:rPr>
+        <w:t xml:space="preserve">The mathematical and </w:t>
+      </w:r>
+      <w:proofErr w:type="spellStart"/>
+      <w:r>
+        <w:rPr>
+          <w:lang w:val="en-GB"/>
+        </w:rPr>
+        <w:t>behavioral</w:t>
+      </w:r>
+      <w:proofErr w:type="spellEnd"/>
+      <w:r>
+        <w:rPr>
+          <w:lang w:val="en-GB"/>
+        </w:rPr>
+        <w:t xml:space="preserve"> differences manifest differently depending on whether you use the metric as a </w:t>
+      </w:r>
+      <w:r>
+        <w:rPr>
+          <w:b/>
+          <w:bCs/>
+          <w:lang w:val="en-GB"/>
+        </w:rPr>
+        <w:t>transition clock</w:t>
+      </w:r>
+      <w:r>
+        <w:rPr>
+          <w:lang w:val="en-GB"/>
+        </w:rPr>
+        <w:t xml:space="preserve"> (Approach 1) or as an </w:t>
+      </w:r>
+      <w:r>
+        <w:rPr>
+          <w:b/>
+          <w:bCs/>
+          <w:lang w:val="en-GB"/>
+        </w:rPr>
+        <w:t xml:space="preserve">intermediate </w:t>
+      </w:r>
+      <w:proofErr w:type="spellStart"/>
+      <w:r>
+        <w:rPr>
+          <w:b/>
+          <w:bCs/>
+          <w:lang w:val="en-GB"/>
+        </w:rPr>
+        <w:t>barycenter</w:t>
+      </w:r>
+      <w:proofErr w:type="spellEnd"/>
+      <w:r>
+        <w:rPr>
+          <w:b/>
+          <w:bCs/>
+          <w:lang w:val="en-GB"/>
+        </w:rPr>
+        <w:t xml:space="preserve"> / precision compromise</w:t>
+      </w:r>
+      <w:r>
+        <w:rPr>
+          <w:lang w:val="en-GB"/>
+        </w:rPr>
+        <w:t xml:space="preserve"> (Approach 2). </w:t>
+      </w:r>
+    </w:p>
+    <w:p>
+      <w:pPr>
+        <w:spacing w:after="160"/>
+        <w:rPr>
+          <w:lang w:val="en-GB"/>
+        </w:rPr>
+      </w:pPr>
+      <w:r>
+        <w:rPr>
+          <w:lang w:val="en-GB"/>
+        </w:rPr>
+        <w:br/>
+      </w:r>
+    </w:p>
+    <w:p>
+      <w:pPr>
+        <w:spacing w:after="160"/>
+        <w:rPr>
+          <w:b/>
+          <w:bCs/>
+          <w:lang w:val="en-GB"/>
+        </w:rPr>
+      </w:pPr>
+      <w:r>
+        <w:rPr>
+          <w:b/>
+          <w:bCs/>
+          <w:lang w:val="en-GB"/>
+        </w:rPr>
+        <w:lastRenderedPageBreak/>
+        <w:t>1. Alternative Divergence Metrics and Their Behavio</w:t>
+      </w:r>
+      <w:r>
+        <w:rPr>
+          <w:b/>
+          <w:bCs/>
+          <w:lang w:val="en-GB"/>
+        </w:rPr>
+        <w:t>u</w:t>
+      </w:r>
+      <w:r>
+        <w:rPr>
+          <w:b/>
+          <w:bCs/>
+          <w:lang w:val="en-GB"/>
+        </w:rPr>
+        <w:t>ral Differences</w:t>
+      </w:r>
+    </w:p>
+    <w:p>
+      <w:pPr>
+        <w:spacing w:after="160"/>
+        <w:rPr>
+          <w:b/>
+          <w:bCs/>
+          <w:lang w:val="en-GB"/>
+        </w:rPr>
+      </w:pPr>
+      <w:r>
+        <w:rPr>
+          <w:b/>
+          <w:bCs/>
+          <w:lang w:val="en-GB"/>
+        </w:rPr>
+        <w:t>A. 1-Wasserstein Metric (Earth Mover’s Distance)</w:t>
+      </w:r>
+    </w:p>
+    <w:p>
+      <w:pPr>
+        <w:spacing w:after="160"/>
+        <w:rPr>
+          <w:lang w:val="en-GB"/>
+        </w:rPr>
+      </w:pPr>
+      <w:r>
+        <w:rPr>
+          <w:lang w:val="en-GB"/>
+        </w:rPr>
+        <w:t xml:space="preserve">Instead of measuring relative entropy, 1-Wasserstein measures the minimal physical “work” required to transport one probability density into another (mass </w:t>
+      </w:r>
+      <m:oMath>
+        <m:r>
+          <w:rPr>
+            <w:rFonts w:ascii="Cambria Math" w:hAnsi="Cambria Math"/>
+            <w:lang w:val="en-GB"/>
+          </w:rPr>
+          <m:t>×</m:t>
+        </m:r>
+      </m:oMath>
+      <w:r>
+        <w:rPr>
+          <w:lang w:val="en-GB"/>
+        </w:rPr>
+        <w:t xml:space="preserve"> distance).</w:t>
+      </w:r>
+    </w:p>
+    <w:p>
+      <w:pPr>
+        <w:spacing w:after="160"/>
+        <w:rPr>
+          <w:lang w:val="en-GB"/>
+        </w:rPr>
+      </w:pPr>
+      <w:r>
+        <w:rPr>
+          <w:lang w:val="en-GB"/>
+        </w:rPr>
+        <w:br/>
+      </w:r>
+    </w:p>
+    <w:p>
+      <w:pPr>
+        <w:numPr>
+          <w:ilvl w:val="0"/>
+          <w:numId w:val="10"/>
+        </w:numPr>
+        <w:spacing w:after="160"/>
+        <w:rPr>
+          <w:lang w:val="en-GB"/>
+        </w:rPr>
+      </w:pPr>
+      <w:r>
+        <w:rPr>
+          <w:b/>
+          <w:bCs/>
+          <w:lang w:val="en-GB"/>
+        </w:rPr>
+        <w:t>For Gaussian predictive distributions</w:t>
+      </w:r>
+      <w:r>
+        <w:rPr>
+          <w:lang w:val="en-GB"/>
+        </w:rPr>
+        <w:t xml:space="preserve"> </w:t>
+      </w:r>
+      <m:oMath>
+        <m:r>
+          <m:rPr>
+            <m:scr m:val="script"/>
+            <m:sty m:val="p"/>
+          </m:rPr>
+          <w:rPr>
+            <w:rFonts w:ascii="Cambria Math" w:hAnsi="Cambria Math"/>
+            <w:lang w:val="en-GB"/>
+          </w:rPr>
+          <m:t>N</m:t>
+        </m:r>
+        <m:d>
+          <m:dPr>
+            <m:ctrlPr>
+              <w:rPr>
+                <w:rFonts w:ascii="Cambria Math" w:hAnsi="Cambria Math"/>
+                <w:lang w:val="en-GB"/>
+              </w:rPr>
+            </m:ctrlPr>
+          </m:dPr>
+          <m:e>
+            <m:sSub>
+              <m:sSubPr>
+                <m:ctrlPr>
+                  <w:rPr>
+                    <w:rFonts w:ascii="Cambria Math" w:hAnsi="Cambria Math"/>
+                    <w:lang w:val="en-GB"/>
+                  </w:rPr>
+                </m:ctrlPr>
+              </m:sSubPr>
+              <m:e>
+                <m:r>
+                  <w:rPr>
+                    <w:rFonts w:ascii="Cambria Math" w:hAnsi="Cambria Math"/>
+                    <w:lang w:val="en-GB"/>
+                  </w:rPr>
+                  <m:t>μ</m:t>
+                </m:r>
+              </m:e>
+              <m:sub>
+                <m:r>
+                  <w:rPr>
+                    <w:rFonts w:ascii="Cambria Math" w:hAnsi="Cambria Math"/>
+                    <w:lang w:val="en-GB"/>
+                  </w:rPr>
+                  <m:t>1</m:t>
+                </m:r>
+              </m:sub>
+            </m:sSub>
+            <m:r>
+              <w:rPr>
+                <w:rFonts w:ascii="Cambria Math" w:hAnsi="Cambria Math"/>
+                <w:lang w:val="en-GB"/>
+              </w:rPr>
+              <m:t>,</m:t>
+            </m:r>
+            <m:sSubSup>
+              <m:sSubSupPr>
+                <m:ctrlPr>
+                  <w:rPr>
+                    <w:rFonts w:ascii="Cambria Math" w:hAnsi="Cambria Math"/>
+                    <w:lang w:val="en-GB"/>
+                  </w:rPr>
+                </m:ctrlPr>
+              </m:sSubSupPr>
+              <m:e>
+                <m:r>
+                  <w:rPr>
+                    <w:rFonts w:ascii="Cambria Math" w:hAnsi="Cambria Math"/>
+                    <w:lang w:val="en-GB"/>
+                  </w:rPr>
+                  <m:t>σ</m:t>
+                </m:r>
+              </m:e>
+              <m:sub>
+                <m:r>
+                  <w:rPr>
+                    <w:rFonts w:ascii="Cambria Math" w:hAnsi="Cambria Math"/>
+                    <w:lang w:val="en-GB"/>
+                  </w:rPr>
+                  <m:t>1</m:t>
+                </m:r>
+              </m:sub>
+              <m:sup>
+                <m:r>
+                  <w:rPr>
+                    <w:rFonts w:ascii="Cambria Math" w:hAnsi="Cambria Math"/>
+                    <w:lang w:val="en-GB"/>
+                  </w:rPr>
+                  <m:t>2</m:t>
+                </m:r>
+              </m:sup>
+            </m:sSubSup>
+          </m:e>
+        </m:d>
+      </m:oMath>
+      <w:r>
+        <w:rPr>
+          <w:lang w:val="en-GB"/>
+        </w:rPr>
+        <w:t xml:space="preserve"> and </w:t>
+      </w:r>
+      <m:oMath>
+        <m:r>
+          <m:rPr>
+            <m:scr m:val="script"/>
+            <m:sty m:val="p"/>
+          </m:rPr>
+          <w:rPr>
+            <w:rFonts w:ascii="Cambria Math" w:hAnsi="Cambria Math"/>
+            <w:lang w:val="en-GB"/>
+          </w:rPr>
+          <m:t>N</m:t>
+        </m:r>
+        <m:d>
+          <m:dPr>
+            <m:ctrlPr>
+              <w:rPr>
+                <w:rFonts w:ascii="Cambria Math" w:hAnsi="Cambria Math"/>
+                <w:lang w:val="en-GB"/>
+              </w:rPr>
+            </m:ctrlPr>
+          </m:dPr>
+          <m:e>
+            <m:sSub>
+              <m:sSubPr>
+                <m:ctrlPr>
+                  <w:rPr>
+                    <w:rFonts w:ascii="Cambria Math" w:hAnsi="Cambria Math"/>
+                    <w:lang w:val="en-GB"/>
+                  </w:rPr>
+                </m:ctrlPr>
+              </m:sSubPr>
+              <m:e>
+                <m:r>
+                  <w:rPr>
+                    <w:rFonts w:ascii="Cambria Math" w:hAnsi="Cambria Math"/>
+                    <w:lang w:val="en-GB"/>
+                  </w:rPr>
+                  <m:t>μ</m:t>
+                </m:r>
+              </m:e>
+              <m:sub>
+                <m:r>
+                  <w:rPr>
+                    <w:rFonts w:ascii="Cambria Math" w:hAnsi="Cambria Math"/>
+                    <w:lang w:val="en-GB"/>
+                  </w:rPr>
+                  <m:t>2</m:t>
+                </m:r>
+              </m:sub>
+            </m:sSub>
+            <m:r>
+              <w:rPr>
+                <w:rFonts w:ascii="Cambria Math" w:hAnsi="Cambria Math"/>
+                <w:lang w:val="en-GB"/>
+              </w:rPr>
+              <m:t>,</m:t>
+            </m:r>
+            <m:sSubSup>
+              <m:sSubSupPr>
+                <m:ctrlPr>
+                  <w:rPr>
+                    <w:rFonts w:ascii="Cambria Math" w:hAnsi="Cambria Math"/>
+                    <w:lang w:val="en-GB"/>
+                  </w:rPr>
+                </m:ctrlPr>
+              </m:sSubSupPr>
+              <m:e>
+                <m:r>
+                  <w:rPr>
+                    <w:rFonts w:ascii="Cambria Math" w:hAnsi="Cambria Math"/>
+                    <w:lang w:val="en-GB"/>
+                  </w:rPr>
+                  <m:t>σ</m:t>
+                </m:r>
+              </m:e>
+              <m:sub>
+                <m:r>
+                  <w:rPr>
+                    <w:rFonts w:ascii="Cambria Math" w:hAnsi="Cambria Math"/>
+                    <w:lang w:val="en-GB"/>
+                  </w:rPr>
+                  <m:t>2</m:t>
+                </m:r>
+              </m:sub>
+              <m:sup>
+                <m:r>
+                  <w:rPr>
+                    <w:rFonts w:ascii="Cambria Math" w:hAnsi="Cambria Math"/>
+                    <w:lang w:val="en-GB"/>
+                  </w:rPr>
+                  <m:t>2</m:t>
+                </m:r>
+              </m:sup>
+            </m:sSubSup>
+          </m:e>
+        </m:d>
+      </m:oMath>
+      <w:r>
+        <w:rPr>
+          <w:lang w:val="en-GB"/>
+        </w:rPr>
+        <w:t>:</w:t>
+      </w:r>
+    </w:p>
+    <w:p>
+      <w:pPr>
+        <w:spacing w:after="160"/>
+        <w:rPr>
+          <w:lang w:val="en-GB"/>
+        </w:rPr>
+      </w:pPr>
+    </w:p>
+    <w:p>
+      <w:pPr>
+        <w:spacing w:after="160"/>
+        <w:rPr>
+          <w:lang w:val="en-GB"/>
+        </w:rPr>
+      </w:pPr>
+      <m:oMathPara>
+        <m:oMath>
+          <m:sSub>
+            <m:sSubPr>
+              <m:ctrlPr>
+                <w:rPr>
+                  <w:rFonts w:ascii="Cambria Math" w:hAnsi="Cambria Math"/>
+                  <w:lang w:val="en-GB"/>
+                </w:rPr>
+              </m:ctrlPr>
+            </m:sSubPr>
+            <m:e>
+              <m:r>
+                <w:rPr>
+                  <w:rFonts w:ascii="Cambria Math" w:hAnsi="Cambria Math"/>
+                  <w:lang w:val="en-GB"/>
+                </w:rPr>
+                <m:t>W</m:t>
+              </m:r>
+            </m:e>
+            <m:sub>
+              <m:r>
+                <w:rPr>
+                  <w:rFonts w:ascii="Cambria Math" w:hAnsi="Cambria Math"/>
+                  <w:lang w:val="en-GB"/>
+                </w:rPr>
+                <m:t>1</m:t>
+              </m:r>
+            </m:sub>
+          </m:sSub>
+          <m:d>
+            <m:dPr>
+              <m:ctrlPr>
+                <w:rPr>
+                  <w:rFonts w:ascii="Cambria Math" w:hAnsi="Cambria Math"/>
+                  <w:lang w:val="en-GB"/>
+                </w:rPr>
+              </m:ctrlPr>
+            </m:dPr>
+            <m:e>
+              <m:sSub>
+                <m:sSubPr>
+                  <m:ctrlPr>
+                    <w:rPr>
+                      <w:rFonts w:ascii="Cambria Math" w:hAnsi="Cambria Math"/>
+                      <w:lang w:val="en-GB"/>
+                    </w:rPr>
+                  </m:ctrlPr>
+                </m:sSubPr>
+                <m:e>
+                  <m:r>
+                    <w:rPr>
+                      <w:rFonts w:ascii="Cambria Math" w:hAnsi="Cambria Math"/>
+                      <w:lang w:val="en-GB"/>
+                    </w:rPr>
+                    <m:t>P</m:t>
+                  </m:r>
+                </m:e>
+                <m:sub>
+                  <m:r>
+                    <m:rPr>
+                      <m:nor/>
+                    </m:rPr>
+                    <w:rPr>
+                      <w:lang w:val="en-GB"/>
+                    </w:rPr>
+                    <m:t>obs</m:t>
+                  </m:r>
+                  <m:r>
+                    <w:rPr>
+                      <w:rFonts w:ascii="Cambria Math" w:hAnsi="Cambria Math"/>
+                      <w:lang w:val="en-GB"/>
+                    </w:rPr>
+                    <m:t>,t</m:t>
+                  </m:r>
+                </m:sub>
+              </m:sSub>
+              <m:r>
+                <w:rPr>
+                  <w:rFonts w:ascii="Cambria Math" w:hAnsi="Cambria Math"/>
+                  <w:lang w:val="en-GB"/>
+                </w:rPr>
+                <m:t>,</m:t>
+              </m:r>
+              <m:sSub>
+                <m:sSubPr>
+                  <m:ctrlPr>
+                    <w:rPr>
+                      <w:rFonts w:ascii="Cambria Math" w:hAnsi="Cambria Math"/>
+                      <w:lang w:val="en-GB"/>
+                    </w:rPr>
+                  </m:ctrlPr>
+                </m:sSubPr>
+                <m:e>
+                  <m:r>
+                    <w:rPr>
+                      <w:rFonts w:ascii="Cambria Math" w:hAnsi="Cambria Math"/>
+                      <w:lang w:val="en-GB"/>
+                    </w:rPr>
+                    <m:t>P</m:t>
+                  </m:r>
+                </m:e>
+                <m:sub>
+                  <m:r>
+                    <m:rPr>
+                      <m:nor/>
+                    </m:rPr>
+                    <w:rPr>
+                      <w:lang w:val="en-GB"/>
+                    </w:rPr>
+                    <m:t>ext</m:t>
+                  </m:r>
+                  <m:r>
+                    <w:rPr>
+                      <w:rFonts w:ascii="Cambria Math" w:hAnsi="Cambria Math"/>
+                      <w:lang w:val="en-GB"/>
+                    </w:rPr>
+                    <m:t>,t</m:t>
+                  </m:r>
+                </m:sub>
+              </m:sSub>
+            </m:e>
+          </m:d>
+          <m:r>
+            <w:rPr>
+              <w:rFonts w:ascii="Cambria Math" w:hAnsi="Cambria Math"/>
+              <w:lang w:val="en-GB"/>
+            </w:rPr>
+            <m:t>=|</m:t>
+          </m:r>
+          <m:sSub>
+            <m:sSubPr>
+              <m:ctrlPr>
+                <w:rPr>
+                  <w:rFonts w:ascii="Cambria Math" w:hAnsi="Cambria Math"/>
+                  <w:lang w:val="en-GB"/>
+                </w:rPr>
+              </m:ctrlPr>
+            </m:sSubPr>
+            <m:e>
+              <m:acc>
+                <m:accPr>
+                  <m:ctrlPr>
+                    <w:rPr>
+                      <w:rFonts w:ascii="Cambria Math" w:hAnsi="Cambria Math"/>
+                      <w:lang w:val="en-GB"/>
+                    </w:rPr>
+                  </m:ctrlPr>
+                </m:accPr>
+                <m:e>
+                  <m:r>
+                    <w:rPr>
+                      <w:rFonts w:ascii="Cambria Math" w:hAnsi="Cambria Math"/>
+                      <w:lang w:val="en-GB"/>
+                    </w:rPr>
+                    <m:t>S</m:t>
+                  </m:r>
+                </m:e>
+              </m:acc>
+            </m:e>
+            <m:sub>
+              <m:r>
+                <m:rPr>
+                  <m:nor/>
+                </m:rPr>
+                <w:rPr>
+                  <w:lang w:val="en-GB"/>
+                </w:rPr>
+                <m:t>obs</m:t>
+              </m:r>
+            </m:sub>
+          </m:sSub>
+          <m:d>
+            <m:dPr>
+              <m:ctrlPr>
+                <w:rPr>
+                  <w:rFonts w:ascii="Cambria Math" w:hAnsi="Cambria Math"/>
+                  <w:lang w:val="en-GB"/>
+                </w:rPr>
+              </m:ctrlPr>
+            </m:dPr>
+            <m:e>
+              <m:r>
+                <w:rPr>
+                  <w:rFonts w:ascii="Cambria Math" w:hAnsi="Cambria Math"/>
+                  <w:lang w:val="en-GB"/>
+                </w:rPr>
+                <m:t>t</m:t>
+              </m:r>
+            </m:e>
+          </m:d>
+          <m:r>
+            <w:rPr>
+              <w:rFonts w:ascii="Cambria Math" w:hAnsi="Cambria Math"/>
+              <w:lang w:val="en-GB"/>
+            </w:rPr>
+            <m:t>-</m:t>
+          </m:r>
+          <m:sSub>
+            <m:sSubPr>
+              <m:ctrlPr>
+                <w:rPr>
+                  <w:rFonts w:ascii="Cambria Math" w:hAnsi="Cambria Math"/>
+                  <w:lang w:val="en-GB"/>
+                </w:rPr>
+              </m:ctrlPr>
+            </m:sSubPr>
+            <m:e>
+              <m:acc>
+                <m:accPr>
+                  <m:ctrlPr>
+                    <w:rPr>
+                      <w:rFonts w:ascii="Cambria Math" w:hAnsi="Cambria Math"/>
+                      <w:lang w:val="en-GB"/>
+                    </w:rPr>
+                  </m:ctrlPr>
+                </m:accPr>
+                <m:e>
+                  <m:r>
+                    <w:rPr>
+                      <w:rFonts w:ascii="Cambria Math" w:hAnsi="Cambria Math"/>
+                      <w:lang w:val="en-GB"/>
+                    </w:rPr>
+                    <m:t>S</m:t>
+                  </m:r>
+                </m:e>
+              </m:acc>
+            </m:e>
+            <m:sub>
+              <m:r>
+                <m:rPr>
+                  <m:nor/>
+                </m:rPr>
+                <w:rPr>
+                  <w:lang w:val="en-GB"/>
+                </w:rPr>
+                <m:t>ext</m:t>
+              </m:r>
+            </m:sub>
+          </m:sSub>
+          <m:d>
+            <m:dPr>
+              <m:ctrlPr>
+                <w:rPr>
+                  <w:rFonts w:ascii="Cambria Math" w:hAnsi="Cambria Math"/>
+                  <w:lang w:val="en-GB"/>
+                </w:rPr>
+              </m:ctrlPr>
+            </m:dPr>
+            <m:e>
+              <m:r>
+                <w:rPr>
+                  <w:rFonts w:ascii="Cambria Math" w:hAnsi="Cambria Math"/>
+                  <w:lang w:val="en-GB"/>
+                </w:rPr>
+                <m:t>t</m:t>
+              </m:r>
+            </m:e>
+          </m:d>
+          <m:r>
+            <w:rPr>
+              <w:rFonts w:ascii="Cambria Math" w:hAnsi="Cambria Math"/>
+              <w:lang w:val="en-GB"/>
+            </w:rPr>
+            <m:t>|+|</m:t>
+          </m:r>
+          <m:sSub>
+            <m:sSubPr>
+              <m:ctrlPr>
+                <w:rPr>
+                  <w:rFonts w:ascii="Cambria Math" w:hAnsi="Cambria Math"/>
+                  <w:lang w:val="en-GB"/>
+                </w:rPr>
+              </m:ctrlPr>
+            </m:sSubPr>
+            <m:e>
+              <m:r>
+                <w:rPr>
+                  <w:rFonts w:ascii="Cambria Math" w:hAnsi="Cambria Math"/>
+                  <w:lang w:val="en-GB"/>
+                </w:rPr>
+                <m:t>σ</m:t>
+              </m:r>
+            </m:e>
+            <m:sub>
+              <m:r>
+                <m:rPr>
+                  <m:nor/>
+                </m:rPr>
+                <w:rPr>
+                  <w:lang w:val="en-GB"/>
+                </w:rPr>
+                <m:t>obs</m:t>
+              </m:r>
+            </m:sub>
+          </m:sSub>
+          <m:d>
+            <m:dPr>
+              <m:ctrlPr>
+                <w:rPr>
+                  <w:rFonts w:ascii="Cambria Math" w:hAnsi="Cambria Math"/>
+                  <w:lang w:val="en-GB"/>
+                </w:rPr>
+              </m:ctrlPr>
+            </m:dPr>
+            <m:e>
+              <m:r>
+                <w:rPr>
+                  <w:rFonts w:ascii="Cambria Math" w:hAnsi="Cambria Math"/>
+                  <w:lang w:val="en-GB"/>
+                </w:rPr>
+                <m:t>t</m:t>
+              </m:r>
+            </m:e>
+          </m:d>
+          <m:r>
+            <w:rPr>
+              <w:rFonts w:ascii="Cambria Math" w:hAnsi="Cambria Math"/>
+              <w:lang w:val="en-GB"/>
+            </w:rPr>
+            <m:t>-</m:t>
+          </m:r>
+          <m:sSub>
+            <m:sSubPr>
+              <m:ctrlPr>
+                <w:rPr>
+                  <w:rFonts w:ascii="Cambria Math" w:hAnsi="Cambria Math"/>
+                  <w:lang w:val="en-GB"/>
+                </w:rPr>
+              </m:ctrlPr>
+            </m:sSubPr>
+            <m:e>
+              <m:r>
+                <w:rPr>
+                  <w:rFonts w:ascii="Cambria Math" w:hAnsi="Cambria Math"/>
+                  <w:lang w:val="en-GB"/>
+                </w:rPr>
+                <m:t>σ</m:t>
+              </m:r>
+            </m:e>
+            <m:sub>
+              <m:r>
+                <m:rPr>
+                  <m:nor/>
+                </m:rPr>
+                <w:rPr>
+                  <w:lang w:val="en-GB"/>
+                </w:rPr>
+                <m:t>ext</m:t>
+              </m:r>
+            </m:sub>
+          </m:sSub>
+          <m:d>
+            <m:dPr>
+              <m:ctrlPr>
+                <w:rPr>
+                  <w:rFonts w:ascii="Cambria Math" w:hAnsi="Cambria Math"/>
+                  <w:lang w:val="en-GB"/>
+                </w:rPr>
+              </m:ctrlPr>
+            </m:dPr>
+            <m:e>
+              <m:r>
+                <w:rPr>
+                  <w:rFonts w:ascii="Cambria Math" w:hAnsi="Cambria Math"/>
+                  <w:lang w:val="en-GB"/>
+                </w:rPr>
+                <m:t>t</m:t>
+              </m:r>
+            </m:e>
+          </m:d>
+          <m:r>
+            <w:rPr>
+              <w:rFonts w:ascii="Cambria Math" w:hAnsi="Cambria Math"/>
+              <w:lang w:val="en-GB"/>
+            </w:rPr>
+            <m:t>|</m:t>
+          </m:r>
+        </m:oMath>
+      </m:oMathPara>
+    </w:p>
+    <w:p>
+      <w:pPr>
+        <w:numPr>
+          <w:ilvl w:val="0"/>
+          <w:numId w:val="10"/>
+        </w:numPr>
+        <w:spacing w:after="160"/>
+        <w:rPr>
+          <w:lang w:val="en-GB"/>
+        </w:rPr>
+      </w:pPr>
+      <w:r>
+        <w:rPr>
+          <w:b/>
+          <w:bCs/>
+          <w:lang w:val="en-GB"/>
+        </w:rPr>
+        <w:t>On the whole survival curve directly</w:t>
+      </w:r>
+      <w:r>
+        <w:rPr>
+          <w:lang w:val="en-GB"/>
+        </w:rPr>
+        <w:t xml:space="preserve">, </w:t>
+      </w:r>
+      <m:oMath>
+        <m:sSub>
+          <m:sSubPr>
+            <m:ctrlPr>
+              <w:rPr>
+                <w:rFonts w:ascii="Cambria Math" w:hAnsi="Cambria Math"/>
+                <w:lang w:val="en-GB"/>
+              </w:rPr>
+            </m:ctrlPr>
+          </m:sSubPr>
+          <m:e>
+            <m:r>
+              <w:rPr>
+                <w:rFonts w:ascii="Cambria Math" w:hAnsi="Cambria Math"/>
+                <w:lang w:val="en-GB"/>
+              </w:rPr>
+              <m:t>W</m:t>
+            </m:r>
+          </m:e>
+          <m:sub>
+            <m:r>
+              <w:rPr>
+                <w:rFonts w:ascii="Cambria Math" w:hAnsi="Cambria Math"/>
+                <w:lang w:val="en-GB"/>
+              </w:rPr>
+              <m:t>1</m:t>
+            </m:r>
+          </m:sub>
+        </m:sSub>
+        <m:d>
+          <m:dPr>
+            <m:ctrlPr>
+              <w:rPr>
+                <w:rFonts w:ascii="Cambria Math" w:hAnsi="Cambria Math"/>
+                <w:lang w:val="en-GB"/>
+              </w:rPr>
+            </m:ctrlPr>
+          </m:dPr>
+          <m:e>
+            <m:r>
+              <w:rPr>
+                <w:rFonts w:ascii="Cambria Math" w:hAnsi="Cambria Math"/>
+                <w:lang w:val="en-GB"/>
+              </w:rPr>
+              <m:t>t</m:t>
+            </m:r>
+          </m:e>
+        </m:d>
+      </m:oMath>
+      <w:r>
+        <w:rPr>
+          <w:lang w:val="en-GB"/>
+        </w:rPr>
+        <w:t xml:space="preserve"> is simply the integrated absolute area:</w:t>
+      </w:r>
+    </w:p>
+    <w:p>
+      <w:pPr>
+        <w:spacing w:after="160"/>
+        <w:rPr>
+          <w:lang w:val="en-GB"/>
+        </w:rPr>
+      </w:pPr>
+    </w:p>
+    <w:p>
+      <w:pPr>
+        <w:spacing w:after="160"/>
+        <w:rPr>
+          <w:lang w:val="en-GB"/>
+        </w:rPr>
+      </w:pPr>
+      <m:oMathPara>
+        <m:oMath>
+          <m:sSub>
+            <m:sSubPr>
+              <m:ctrlPr>
+                <w:rPr>
+                  <w:rFonts w:ascii="Cambria Math" w:hAnsi="Cambria Math"/>
+                  <w:lang w:val="en-GB"/>
+                </w:rPr>
+              </m:ctrlPr>
+            </m:sSubPr>
+            <m:e>
+              <m:r>
+                <w:rPr>
+                  <w:rFonts w:ascii="Cambria Math" w:hAnsi="Cambria Math"/>
+                  <w:lang w:val="en-GB"/>
+                </w:rPr>
+                <m:t>W</m:t>
+              </m:r>
+            </m:e>
+            <m:sub>
+              <m:r>
+                <w:rPr>
+                  <w:rFonts w:ascii="Cambria Math" w:hAnsi="Cambria Math"/>
+                  <w:lang w:val="en-GB"/>
+                </w:rPr>
+                <m:t>1</m:t>
+              </m:r>
+            </m:sub>
+          </m:sSub>
+          <m:d>
+            <m:dPr>
+              <m:ctrlPr>
+                <w:rPr>
+                  <w:rFonts w:ascii="Cambria Math" w:hAnsi="Cambria Math"/>
+                  <w:lang w:val="en-GB"/>
+                </w:rPr>
+              </m:ctrlPr>
+            </m:dPr>
+            <m:e>
+              <m:r>
+                <w:rPr>
+                  <w:rFonts w:ascii="Cambria Math" w:hAnsi="Cambria Math"/>
+                  <w:lang w:val="en-GB"/>
+                </w:rPr>
+                <m:t>t</m:t>
+              </m:r>
+            </m:e>
+          </m:d>
+          <m:r>
+            <w:rPr>
+              <w:rFonts w:ascii="Cambria Math" w:hAnsi="Cambria Math"/>
+              <w:lang w:val="en-GB"/>
+            </w:rPr>
+            <m:t>=</m:t>
+          </m:r>
+          <m:nary>
+            <m:naryPr>
+              <m:limLoc m:val="subSup"/>
+              <m:ctrlPr>
+                <w:rPr>
+                  <w:rFonts w:ascii="Cambria Math" w:hAnsi="Cambria Math"/>
+                  <w:lang w:val="en-GB"/>
+                </w:rPr>
+              </m:ctrlPr>
+            </m:naryPr>
+            <m:sub>
+              <m:r>
+                <w:rPr>
+                  <w:rFonts w:ascii="Cambria Math" w:hAnsi="Cambria Math"/>
+                  <w:lang w:val="en-GB"/>
+                </w:rPr>
+                <m:t>0</m:t>
+              </m:r>
+            </m:sub>
+            <m:sup>
+              <m:r>
+                <w:rPr>
+                  <w:rFonts w:ascii="Cambria Math" w:hAnsi="Cambria Math"/>
+                  <w:lang w:val="en-GB"/>
+                </w:rPr>
+                <m:t>t</m:t>
+              </m:r>
+            </m:sup>
+            <m:e>
+              <m:r>
+                <w:rPr>
+                  <w:rFonts w:ascii="Cambria Math" w:hAnsi="Cambria Math"/>
+                  <w:lang w:val="en-GB"/>
+                </w:rPr>
+                <m:t>|</m:t>
+              </m:r>
+            </m:e>
+          </m:nary>
+          <m:sSub>
+            <m:sSubPr>
+              <m:ctrlPr>
+                <w:rPr>
+                  <w:rFonts w:ascii="Cambria Math" w:hAnsi="Cambria Math"/>
+                  <w:lang w:val="en-GB"/>
+                </w:rPr>
+              </m:ctrlPr>
+            </m:sSubPr>
+            <m:e>
+              <m:r>
+                <w:rPr>
+                  <w:rFonts w:ascii="Cambria Math" w:hAnsi="Cambria Math"/>
+                  <w:lang w:val="en-GB"/>
+                </w:rPr>
+                <m:t>S</m:t>
+              </m:r>
+            </m:e>
+            <m:sub>
+              <m:r>
+                <m:rPr>
+                  <m:nor/>
+                </m:rPr>
+                <w:rPr>
+                  <w:lang w:val="en-GB"/>
+                </w:rPr>
+                <m:t>obs</m:t>
+              </m:r>
+            </m:sub>
+          </m:sSub>
+          <m:d>
+            <m:dPr>
+              <m:ctrlPr>
+                <w:rPr>
+                  <w:rFonts w:ascii="Cambria Math" w:hAnsi="Cambria Math"/>
+                  <w:lang w:val="en-GB"/>
+                </w:rPr>
+              </m:ctrlPr>
+            </m:dPr>
+            <m:e>
+              <m:r>
+                <w:rPr>
+                  <w:rFonts w:ascii="Cambria Math" w:hAnsi="Cambria Math"/>
+                  <w:lang w:val="en-GB"/>
+                </w:rPr>
+                <m:t>u</m:t>
+              </m:r>
+            </m:e>
+          </m:d>
+          <m:r>
+            <w:rPr>
+              <w:rFonts w:ascii="Cambria Math" w:hAnsi="Cambria Math"/>
+              <w:lang w:val="en-GB"/>
+            </w:rPr>
+            <m:t>-</m:t>
+          </m:r>
+          <m:sSub>
+            <m:sSubPr>
+              <m:ctrlPr>
+                <w:rPr>
+                  <w:rFonts w:ascii="Cambria Math" w:hAnsi="Cambria Math"/>
+                  <w:lang w:val="en-GB"/>
+                </w:rPr>
+              </m:ctrlPr>
+            </m:sSubPr>
+            <m:e>
+              <m:r>
+                <w:rPr>
+                  <w:rFonts w:ascii="Cambria Math" w:hAnsi="Cambria Math"/>
+                  <w:lang w:val="en-GB"/>
+                </w:rPr>
+                <m:t>S</m:t>
+              </m:r>
+            </m:e>
+            <m:sub>
+              <m:r>
+                <m:rPr>
+                  <m:nor/>
+                </m:rPr>
+                <w:rPr>
+                  <w:lang w:val="en-GB"/>
+                </w:rPr>
+                <m:t>ext</m:t>
+              </m:r>
+            </m:sub>
+          </m:sSub>
+          <m:d>
+            <m:dPr>
+              <m:ctrlPr>
+                <w:rPr>
+                  <w:rFonts w:ascii="Cambria Math" w:hAnsi="Cambria Math"/>
+                  <w:lang w:val="en-GB"/>
+                </w:rPr>
+              </m:ctrlPr>
+            </m:dPr>
+            <m:e>
+              <m:r>
+                <w:rPr>
+                  <w:rFonts w:ascii="Cambria Math" w:hAnsi="Cambria Math"/>
+                  <w:lang w:val="en-GB"/>
+                </w:rPr>
+                <m:t>u</m:t>
+              </m:r>
+            </m:e>
+          </m:d>
+          <m:r>
+            <w:rPr>
+              <w:rFonts w:ascii="Cambria Math" w:hAnsi="Cambria Math"/>
+              <w:lang w:val="en-GB"/>
+            </w:rPr>
+            <m:t>| du</m:t>
+          </m:r>
+        </m:oMath>
+      </m:oMathPara>
+    </w:p>
+    <w:p>
+      <w:pPr>
+        <w:numPr>
+          <w:ilvl w:val="0"/>
+          <w:numId w:val="10"/>
+        </w:numPr>
+        <w:spacing w:after="160"/>
+        <w:rPr>
+          <w:lang w:val="en-GB"/>
+        </w:rPr>
+      </w:pPr>
+      <w:r>
+        <w:rPr>
+          <w:b/>
+          <w:bCs/>
+          <w:lang w:val="en-GB"/>
+        </w:rPr>
+        <w:t>What changes compared to KL?</w:t>
+      </w:r>
+    </w:p>
+    <w:p>
+      <w:pPr>
+        <w:spacing w:after="160"/>
+        <w:rPr>
+          <w:lang w:val="en-GB"/>
+        </w:rPr>
+      </w:pPr>
+      <w:r>
+        <w:rPr>
+          <w:lang w:val="en-GB"/>
+        </w:rPr>
+        <w:br/>
+      </w:r>
+    </w:p>
+    <w:p>
+      <w:pPr>
+        <w:numPr>
+          <w:ilvl w:val="1"/>
+          <w:numId w:val="10"/>
+        </w:numPr>
+        <w:spacing w:after="160"/>
+        <w:rPr>
+          <w:lang w:val="en-GB"/>
+        </w:rPr>
+      </w:pPr>
+      <w:r>
+        <w:rPr>
+          <w:b/>
+          <w:bCs/>
+          <w:lang w:val="en-GB"/>
+        </w:rPr>
+        <w:t>Linear, not exponential:</w:t>
+      </w:r>
+      <w:r>
+        <w:rPr>
+          <w:lang w:val="en-GB"/>
+        </w:rPr>
+        <w:t xml:space="preserve"> KL has a logarithmic/quadratic penalty that accelerates rapidly when variances diverge. Wasserstein is purely linear.</w:t>
+      </w:r>
+    </w:p>
+    <w:p>
+      <w:pPr>
+        <w:spacing w:after="160"/>
+        <w:rPr>
+          <w:lang w:val="en-GB"/>
+        </w:rPr>
+      </w:pPr>
+    </w:p>
+    <w:p>
+      <w:pPr>
+        <w:numPr>
+          <w:ilvl w:val="1"/>
+          <w:numId w:val="10"/>
+        </w:numPr>
+        <w:spacing w:after="160"/>
+        <w:rPr>
+          <w:lang w:val="en-GB"/>
+        </w:rPr>
+      </w:pPr>
+      <w:r>
+        <w:rPr>
+          <w:b/>
+          <w:bCs/>
+          <w:lang w:val="en-GB"/>
+        </w:rPr>
+        <w:t>Area-proportional &amp; robust:</w:t>
+      </w:r>
+      <w:r>
+        <w:rPr>
+          <w:lang w:val="en-GB"/>
+        </w:rPr>
+        <w:t xml:space="preserve"> Wasserstein treats deviations proportionally across the board. If the trial hazard has a brief localized spike or the standard error widens slowly, Wasserstein does not overreact with a sharp jump. It produces a very smooth, steady transition.</w:t>
+      </w:r>
+    </w:p>
+    <w:p>
+      <w:pPr>
+        <w:spacing w:after="160"/>
+        <w:rPr>
+          <w:lang w:val="en-GB"/>
+        </w:rPr>
+      </w:pPr>
+    </w:p>
+    <w:p>
+      <w:pPr>
+        <w:numPr>
+          <w:ilvl w:val="1"/>
+          <w:numId w:val="10"/>
+        </w:numPr>
+        <w:spacing w:after="160"/>
+        <w:rPr>
+          <w:lang w:val="en-GB"/>
+        </w:rPr>
+      </w:pPr>
+      <w:r>
+        <w:rPr>
+          <w:b/>
+          <w:bCs/>
+          <w:lang w:val="en-GB"/>
+        </w:rPr>
+        <w:t>HTA / Economic alignment:</w:t>
+      </w:r>
+      <w:r>
+        <w:rPr>
+          <w:lang w:val="en-GB"/>
+        </w:rPr>
+        <w:t xml:space="preserve"> In decision theory, 1-Wasserstein is directly equivalent to the Expected Opportunity Loss (EVPI). Using Wasserstein ties the blending rate directly to the physical expected loss of the survival difference.</w:t>
+      </w:r>
+    </w:p>
+    <w:p>
+      <w:pPr>
+        <w:spacing w:after="160"/>
+        <w:rPr>
+          <w:lang w:val="en-GB"/>
+        </w:rPr>
+      </w:pPr>
+    </w:p>
+    <w:p>
+      <w:pPr>
+        <w:spacing w:after="160"/>
+        <w:rPr>
+          <w:b/>
+          <w:bCs/>
+          <w:lang w:val="en-GB"/>
+        </w:rPr>
+      </w:pPr>
+      <w:r>
+        <w:rPr>
+          <w:b/>
+          <w:bCs/>
+          <w:lang w:val="en-GB"/>
+        </w:rPr>
+        <w:t>B. Jensen–Shannon Divergence (JSD)</w:t>
+      </w:r>
+    </w:p>
+    <w:p>
+      <w:pPr>
+        <w:spacing w:after="160"/>
+        <w:rPr>
+          <w:lang w:val="en-GB"/>
+        </w:rPr>
+      </w:pPr>
+      <w:r>
+        <w:rPr>
+          <w:lang w:val="en-GB"/>
+        </w:rPr>
+        <w:t xml:space="preserve">The Jensen–Shannon divergence is a symmetrized, smoothed version of KL divergence computed against the midpoint distribution </w:t>
+      </w:r>
+      <m:oMath>
+        <m:r>
+          <w:rPr>
+            <w:rFonts w:ascii="Cambria Math" w:hAnsi="Cambria Math"/>
+            <w:lang w:val="en-GB"/>
+          </w:rPr>
+          <m:t>M=</m:t>
+        </m:r>
+        <m:f>
+          <m:fPr>
+            <m:ctrlPr>
+              <w:rPr>
+                <w:rFonts w:ascii="Cambria Math" w:hAnsi="Cambria Math"/>
+                <w:lang w:val="en-GB"/>
+              </w:rPr>
+            </m:ctrlPr>
+          </m:fPr>
+          <m:num>
+            <m:r>
+              <w:rPr>
+                <w:rFonts w:ascii="Cambria Math" w:hAnsi="Cambria Math"/>
+                <w:lang w:val="en-GB"/>
+              </w:rPr>
+              <m:t>1</m:t>
+            </m:r>
+          </m:num>
+          <m:den>
+            <m:r>
+              <w:rPr>
+                <w:rFonts w:ascii="Cambria Math" w:hAnsi="Cambria Math"/>
+                <w:lang w:val="en-GB"/>
+              </w:rPr>
+              <m:t>2</m:t>
+            </m:r>
+          </m:den>
+        </m:f>
+        <m:d>
+          <m:dPr>
+            <m:ctrlPr>
+              <w:rPr>
+                <w:rFonts w:ascii="Cambria Math" w:hAnsi="Cambria Math"/>
+                <w:lang w:val="en-GB"/>
+              </w:rPr>
+            </m:ctrlPr>
+          </m:dPr>
+          <m:e>
+            <m:sSub>
+              <m:sSubPr>
+                <m:ctrlPr>
+                  <w:rPr>
+                    <w:rFonts w:ascii="Cambria Math" w:hAnsi="Cambria Math"/>
+                    <w:lang w:val="en-GB"/>
+                  </w:rPr>
+                </m:ctrlPr>
+              </m:sSubPr>
+              <m:e>
+                <m:r>
+                  <w:rPr>
+                    <w:rFonts w:ascii="Cambria Math" w:hAnsi="Cambria Math"/>
+                    <w:lang w:val="en-GB"/>
+                  </w:rPr>
+                  <m:t>P</m:t>
+                </m:r>
+              </m:e>
+              <m:sub>
+                <m:r>
+                  <m:rPr>
+                    <m:nor/>
+                  </m:rPr>
+                  <w:rPr>
+                    <w:lang w:val="en-GB"/>
+                  </w:rPr>
+                  <m:t>obs</m:t>
+                </m:r>
+              </m:sub>
+            </m:sSub>
+            <m:r>
+              <w:rPr>
+                <w:rFonts w:ascii="Cambria Math" w:hAnsi="Cambria Math"/>
+                <w:lang w:val="en-GB"/>
+              </w:rPr>
+              <m:t>+</m:t>
+            </m:r>
+            <m:sSub>
+              <m:sSubPr>
+                <m:ctrlPr>
+                  <w:rPr>
+                    <w:rFonts w:ascii="Cambria Math" w:hAnsi="Cambria Math"/>
+                    <w:lang w:val="en-GB"/>
+                  </w:rPr>
+                </m:ctrlPr>
+              </m:sSubPr>
+              <m:e>
+                <m:r>
+                  <w:rPr>
+                    <w:rFonts w:ascii="Cambria Math" w:hAnsi="Cambria Math"/>
+                    <w:lang w:val="en-GB"/>
+                  </w:rPr>
+                  <m:t>P</m:t>
+                </m:r>
+              </m:e>
+              <m:sub>
+                <m:r>
+                  <m:rPr>
+                    <m:nor/>
+                  </m:rPr>
+                  <w:rPr>
+                    <w:lang w:val="en-GB"/>
+                  </w:rPr>
+                  <m:t>ext</m:t>
+                </m:r>
+              </m:sub>
+            </m:sSub>
+          </m:e>
+        </m:d>
+      </m:oMath>
+      <w:r>
+        <w:rPr>
+          <w:lang w:val="en-GB"/>
+        </w:rPr>
+        <w:t>:</w:t>
+      </w:r>
+    </w:p>
+    <w:p>
+      <w:pPr>
+        <w:spacing w:after="160"/>
+        <w:rPr>
+          <w:lang w:val="en-GB"/>
+        </w:rPr>
+      </w:pPr>
+    </w:p>
+    <w:p>
+      <w:pPr>
+        <w:spacing w:after="160"/>
+        <w:rPr>
+          <w:lang w:val="en-GB"/>
+        </w:rPr>
+      </w:pPr>
+      <m:oMathPara>
+        <m:oMath>
+          <m:func>
+            <m:funcPr>
+              <m:ctrlPr>
+                <w:rPr>
+                  <w:rFonts w:ascii="Cambria Math" w:hAnsi="Cambria Math"/>
+                  <w:lang w:val="en-GB"/>
+                </w:rPr>
+              </m:ctrlPr>
+            </m:funcPr>
+            <m:fName>
+              <m:r>
+                <m:rPr>
+                  <m:sty m:val="p"/>
+                </m:rPr>
+                <w:rPr>
+                  <w:rFonts w:ascii="Cambria Math" w:hAnsi="Cambria Math"/>
+                  <w:lang w:val="en-GB"/>
+                </w:rPr>
+                <m:t>JSD</m:t>
+              </m:r>
+            </m:fName>
+            <m:e>
+              <m:d>
+                <m:dPr>
+                  <m:ctrlPr>
+                    <w:rPr>
+                      <w:rFonts w:ascii="Cambria Math" w:hAnsi="Cambria Math"/>
+                      <w:lang w:val="en-GB"/>
+                    </w:rPr>
+                  </m:ctrlPr>
+                </m:dPr>
+                <m:e>
+                  <m:sSub>
+                    <m:sSubPr>
+                      <m:ctrlPr>
+                        <w:rPr>
+                          <w:rFonts w:ascii="Cambria Math" w:hAnsi="Cambria Math"/>
+                          <w:lang w:val="en-GB"/>
+                        </w:rPr>
+                      </m:ctrlPr>
+                    </m:sSubPr>
+                    <m:e>
+                      <m:r>
+                        <w:rPr>
+                          <w:rFonts w:ascii="Cambria Math" w:hAnsi="Cambria Math"/>
+                          <w:lang w:val="en-GB"/>
+                        </w:rPr>
+                        <m:t>P</m:t>
+                      </m:r>
+                    </m:e>
+                    <m:sub>
+                      <m:r>
+                        <m:rPr>
+                          <m:nor/>
+                        </m:rPr>
+                        <w:rPr>
+                          <w:lang w:val="en-GB"/>
+                        </w:rPr>
+                        <m:t>obs</m:t>
+                      </m:r>
+                    </m:sub>
+                  </m:sSub>
+                  <m:r>
+                    <w:rPr>
+                      <w:rFonts w:ascii="Cambria Math" w:hAnsi="Cambria Math"/>
+                      <w:lang w:val="en-GB"/>
+                    </w:rPr>
+                    <m:t>∥</m:t>
+                  </m:r>
+                  <m:sSub>
+                    <m:sSubPr>
+                      <m:ctrlPr>
+                        <w:rPr>
+                          <w:rFonts w:ascii="Cambria Math" w:hAnsi="Cambria Math"/>
+                          <w:lang w:val="en-GB"/>
+                        </w:rPr>
+                      </m:ctrlPr>
+                    </m:sSubPr>
+                    <m:e>
+                      <m:r>
+                        <w:rPr>
+                          <w:rFonts w:ascii="Cambria Math" w:hAnsi="Cambria Math"/>
+                          <w:lang w:val="en-GB"/>
+                        </w:rPr>
+                        <m:t>P</m:t>
+                      </m:r>
+                    </m:e>
+                    <m:sub>
+                      <m:r>
+                        <m:rPr>
+                          <m:nor/>
+                        </m:rPr>
+                        <w:rPr>
+                          <w:lang w:val="en-GB"/>
+                        </w:rPr>
+                        <m:t>ext</m:t>
+                      </m:r>
+                    </m:sub>
+                  </m:sSub>
+                </m:e>
+              </m:d>
+            </m:e>
+          </m:func>
+          <m:r>
+            <w:rPr>
+              <w:rFonts w:ascii="Cambria Math" w:hAnsi="Cambria Math"/>
+              <w:lang w:val="en-GB"/>
+            </w:rPr>
+            <m:t>=</m:t>
+          </m:r>
+          <m:f>
+            <m:fPr>
+              <m:ctrlPr>
+                <w:rPr>
+                  <w:rFonts w:ascii="Cambria Math" w:hAnsi="Cambria Math"/>
+                  <w:lang w:val="en-GB"/>
+                </w:rPr>
+              </m:ctrlPr>
+            </m:fPr>
+            <m:num>
+              <m:r>
+                <w:rPr>
+                  <w:rFonts w:ascii="Cambria Math" w:hAnsi="Cambria Math"/>
+                  <w:lang w:val="en-GB"/>
+                </w:rPr>
+                <m:t>1</m:t>
+              </m:r>
+            </m:num>
+            <m:den>
+              <m:r>
+                <w:rPr>
+                  <w:rFonts w:ascii="Cambria Math" w:hAnsi="Cambria Math"/>
+                  <w:lang w:val="en-GB"/>
+                </w:rPr>
+                <m:t>2</m:t>
+              </m:r>
+            </m:den>
+          </m:f>
+          <m:sSub>
+            <m:sSubPr>
+              <m:ctrlPr>
+                <w:rPr>
+                  <w:rFonts w:ascii="Cambria Math" w:hAnsi="Cambria Math"/>
+                  <w:lang w:val="en-GB"/>
+                </w:rPr>
+              </m:ctrlPr>
+            </m:sSubPr>
+            <m:e>
+              <m:r>
+                <w:rPr>
+                  <w:rFonts w:ascii="Cambria Math" w:hAnsi="Cambria Math"/>
+                  <w:lang w:val="en-GB"/>
+                </w:rPr>
+                <m:t>D</m:t>
+              </m:r>
+            </m:e>
+            <m:sub>
+              <m:r>
+                <m:rPr>
+                  <m:nor/>
+                </m:rPr>
+                <w:rPr>
+                  <w:lang w:val="en-GB"/>
+                </w:rPr>
+                <m:t>KL</m:t>
+              </m:r>
+            </m:sub>
+          </m:sSub>
+          <m:d>
+            <m:dPr>
+              <m:ctrlPr>
+                <w:rPr>
+                  <w:rFonts w:ascii="Cambria Math" w:hAnsi="Cambria Math"/>
+                  <w:lang w:val="en-GB"/>
+                </w:rPr>
+              </m:ctrlPr>
+            </m:dPr>
+            <m:e>
+              <m:sSub>
+                <m:sSubPr>
+                  <m:ctrlPr>
+                    <w:rPr>
+                      <w:rFonts w:ascii="Cambria Math" w:hAnsi="Cambria Math"/>
+                      <w:lang w:val="en-GB"/>
+                    </w:rPr>
+                  </m:ctrlPr>
+                </m:sSubPr>
+                <m:e>
+                  <m:r>
+                    <w:rPr>
+                      <w:rFonts w:ascii="Cambria Math" w:hAnsi="Cambria Math"/>
+                      <w:lang w:val="en-GB"/>
+                    </w:rPr>
+                    <m:t>P</m:t>
+                  </m:r>
+                </m:e>
+                <m:sub>
+                  <m:r>
+                    <m:rPr>
+                      <m:nor/>
+                    </m:rPr>
+                    <w:rPr>
+                      <w:lang w:val="en-GB"/>
+                    </w:rPr>
+                    <m:t>obs</m:t>
+                  </m:r>
+                </m:sub>
+              </m:sSub>
+              <m:r>
+                <w:rPr>
+                  <w:rFonts w:ascii="Cambria Math" w:hAnsi="Cambria Math"/>
+                  <w:lang w:val="en-GB"/>
+                </w:rPr>
+                <m:t>∥M</m:t>
+              </m:r>
+            </m:e>
+          </m:d>
+          <m:r>
+            <w:rPr>
+              <w:rFonts w:ascii="Cambria Math" w:hAnsi="Cambria Math"/>
+              <w:lang w:val="en-GB"/>
+            </w:rPr>
+            <m:t>+</m:t>
+          </m:r>
+          <m:f>
+            <m:fPr>
+              <m:ctrlPr>
+                <w:rPr>
+                  <w:rFonts w:ascii="Cambria Math" w:hAnsi="Cambria Math"/>
+                  <w:lang w:val="en-GB"/>
+                </w:rPr>
+              </m:ctrlPr>
+            </m:fPr>
+            <m:num>
+              <m:r>
+                <w:rPr>
+                  <w:rFonts w:ascii="Cambria Math" w:hAnsi="Cambria Math"/>
+                  <w:lang w:val="en-GB"/>
+                </w:rPr>
+                <m:t>1</m:t>
+              </m:r>
+            </m:num>
+            <m:den>
+              <m:r>
+                <w:rPr>
+                  <w:rFonts w:ascii="Cambria Math" w:hAnsi="Cambria Math"/>
+                  <w:lang w:val="en-GB"/>
+                </w:rPr>
+                <m:t>2</m:t>
+              </m:r>
+            </m:den>
+          </m:f>
+          <m:sSub>
+            <m:sSubPr>
+              <m:ctrlPr>
+                <w:rPr>
+                  <w:rFonts w:ascii="Cambria Math" w:hAnsi="Cambria Math"/>
+                  <w:lang w:val="en-GB"/>
+                </w:rPr>
+              </m:ctrlPr>
+            </m:sSubPr>
+            <m:e>
+              <m:r>
+                <w:rPr>
+                  <w:rFonts w:ascii="Cambria Math" w:hAnsi="Cambria Math"/>
+                  <w:lang w:val="en-GB"/>
+                </w:rPr>
+                <m:t>D</m:t>
+              </m:r>
+            </m:e>
+            <m:sub>
+              <m:r>
+                <m:rPr>
+                  <m:nor/>
+                </m:rPr>
+                <w:rPr>
+                  <w:lang w:val="en-GB"/>
+                </w:rPr>
+                <m:t>KL</m:t>
+              </m:r>
+            </m:sub>
+          </m:sSub>
+          <m:d>
+            <m:dPr>
+              <m:ctrlPr>
+                <w:rPr>
+                  <w:rFonts w:ascii="Cambria Math" w:hAnsi="Cambria Math"/>
+                  <w:lang w:val="en-GB"/>
+                </w:rPr>
+              </m:ctrlPr>
+            </m:dPr>
+            <m:e>
+              <m:sSub>
+                <m:sSubPr>
+                  <m:ctrlPr>
+                    <w:rPr>
+                      <w:rFonts w:ascii="Cambria Math" w:hAnsi="Cambria Math"/>
+                      <w:lang w:val="en-GB"/>
+                    </w:rPr>
+                  </m:ctrlPr>
+                </m:sSubPr>
+                <m:e>
+                  <m:r>
+                    <w:rPr>
+                      <w:rFonts w:ascii="Cambria Math" w:hAnsi="Cambria Math"/>
+                      <w:lang w:val="en-GB"/>
+                    </w:rPr>
+                    <m:t>P</m:t>
+                  </m:r>
+                </m:e>
+                <m:sub>
+                  <m:r>
+                    <m:rPr>
+                      <m:nor/>
+                    </m:rPr>
+                    <w:rPr>
+                      <w:lang w:val="en-GB"/>
+                    </w:rPr>
+                    <m:t>ext</m:t>
+                  </m:r>
+                </m:sub>
+              </m:sSub>
+              <m:r>
+                <w:rPr>
+                  <w:rFonts w:ascii="Cambria Math" w:hAnsi="Cambria Math"/>
+                  <w:lang w:val="en-GB"/>
+                </w:rPr>
+                <m:t>∥M</m:t>
+              </m:r>
+            </m:e>
+          </m:d>
+        </m:oMath>
+      </m:oMathPara>
+    </w:p>
+    <w:p>
+      <w:pPr>
+        <w:numPr>
+          <w:ilvl w:val="0"/>
+          <w:numId w:val="11"/>
+        </w:numPr>
+        <w:spacing w:after="160"/>
+        <w:rPr>
+          <w:lang w:val="en-GB"/>
+        </w:rPr>
+      </w:pPr>
+      <w:r>
+        <w:rPr>
+          <w:b/>
+          <w:bCs/>
+          <w:lang w:val="en-GB"/>
+        </w:rPr>
+        <w:t>What changes compared to KL?</w:t>
+      </w:r>
+    </w:p>
+    <w:p>
+      <w:pPr>
+        <w:spacing w:after="160"/>
+        <w:rPr>
+          <w:lang w:val="en-GB"/>
+        </w:rPr>
+      </w:pPr>
+      <w:r>
+        <w:rPr>
+          <w:lang w:val="en-GB"/>
+        </w:rPr>
+        <w:br/>
+      </w:r>
+    </w:p>
+    <w:p>
+      <w:pPr>
+        <w:numPr>
+          <w:ilvl w:val="1"/>
+          <w:numId w:val="11"/>
+        </w:numPr>
+        <w:spacing w:after="160"/>
+        <w:rPr>
+          <w:lang w:val="en-GB"/>
+        </w:rPr>
+      </w:pPr>
+      <w:r>
+        <w:rPr>
+          <w:b/>
+          <w:bCs/>
+          <w:lang w:val="en-GB"/>
+        </w:rPr>
+        <w:t xml:space="preserve">Strictly bounded in </w:t>
+      </w:r>
+      <m:oMath>
+        <m:d>
+          <m:dPr>
+            <m:begChr m:val="["/>
+            <m:endChr m:val="]"/>
+            <m:ctrlPr>
+              <w:rPr>
+                <w:rFonts w:ascii="Cambria Math" w:hAnsi="Cambria Math"/>
+                <w:lang w:val="en-GB"/>
+              </w:rPr>
+            </m:ctrlPr>
+          </m:dPr>
+          <m:e>
+            <m:r>
+              <w:rPr>
+                <w:rFonts w:ascii="Cambria Math" w:hAnsi="Cambria Math"/>
+                <w:lang w:val="en-GB"/>
+              </w:rPr>
+              <m:t>0,1</m:t>
+            </m:r>
+          </m:e>
+        </m:d>
+      </m:oMath>
+      <w:r>
+        <w:rPr>
+          <w:b/>
+          <w:bCs/>
+          <w:lang w:val="en-GB"/>
+        </w:rPr>
+        <w:t>:</w:t>
+      </w:r>
+      <w:r>
+        <w:rPr>
+          <w:lang w:val="en-GB"/>
+        </w:rPr>
+        <w:t xml:space="preserve"> Unlike KL, which is asymmetric (</w:t>
+      </w:r>
+      <m:oMath>
+        <m:sSub>
+          <m:sSubPr>
+            <m:ctrlPr>
+              <w:rPr>
+                <w:rFonts w:ascii="Cambria Math" w:hAnsi="Cambria Math"/>
+                <w:lang w:val="en-GB"/>
+              </w:rPr>
+            </m:ctrlPr>
+          </m:sSubPr>
+          <m:e>
+            <m:r>
+              <w:rPr>
+                <w:rFonts w:ascii="Cambria Math" w:hAnsi="Cambria Math"/>
+                <w:lang w:val="en-GB"/>
+              </w:rPr>
+              <m:t>D</m:t>
+            </m:r>
+          </m:e>
+          <m:sub>
+            <m:r>
+              <m:rPr>
+                <m:nor/>
+              </m:rPr>
+              <w:rPr>
+                <w:lang w:val="en-GB"/>
+              </w:rPr>
+              <m:t>KL</m:t>
+            </m:r>
+          </m:sub>
+        </m:sSub>
+        <m:d>
+          <m:dPr>
+            <m:ctrlPr>
+              <w:rPr>
+                <w:rFonts w:ascii="Cambria Math" w:hAnsi="Cambria Math"/>
+                <w:lang w:val="en-GB"/>
+              </w:rPr>
+            </m:ctrlPr>
+          </m:dPr>
+          <m:e>
+            <m:r>
+              <w:rPr>
+                <w:rFonts w:ascii="Cambria Math" w:hAnsi="Cambria Math"/>
+                <w:lang w:val="en-GB"/>
+              </w:rPr>
+              <m:t>P∥Q</m:t>
+            </m:r>
+          </m:e>
+        </m:d>
+        <m:r>
+          <w:rPr>
+            <w:rFonts w:ascii="Cambria Math" w:hAnsi="Cambria Math"/>
+            <w:lang w:val="en-GB"/>
+          </w:rPr>
+          <m:t>≠</m:t>
+        </m:r>
+        <m:sSub>
+          <m:sSubPr>
+            <m:ctrlPr>
+              <w:rPr>
+                <w:rFonts w:ascii="Cambria Math" w:hAnsi="Cambria Math"/>
+                <w:lang w:val="en-GB"/>
+              </w:rPr>
+            </m:ctrlPr>
+          </m:sSubPr>
+          <m:e>
+            <m:r>
+              <w:rPr>
+                <w:rFonts w:ascii="Cambria Math" w:hAnsi="Cambria Math"/>
+                <w:lang w:val="en-GB"/>
+              </w:rPr>
+              <m:t>D</m:t>
+            </m:r>
+          </m:e>
+          <m:sub>
+            <m:r>
+              <m:rPr>
+                <m:nor/>
+              </m:rPr>
+              <w:rPr>
+                <w:lang w:val="en-GB"/>
+              </w:rPr>
+              <m:t>KL</m:t>
+            </m:r>
+          </m:sub>
+        </m:sSub>
+        <m:d>
+          <m:dPr>
+            <m:ctrlPr>
+              <w:rPr>
+                <w:rFonts w:ascii="Cambria Math" w:hAnsi="Cambria Math"/>
+                <w:lang w:val="en-GB"/>
+              </w:rPr>
+            </m:ctrlPr>
+          </m:dPr>
+          <m:e>
+            <m:r>
+              <w:rPr>
+                <w:rFonts w:ascii="Cambria Math" w:hAnsi="Cambria Math"/>
+                <w:lang w:val="en-GB"/>
+              </w:rPr>
+              <m:t>Q∥P</m:t>
+            </m:r>
+          </m:e>
+        </m:d>
+      </m:oMath>
+      <w:r>
+        <w:rPr>
+          <w:lang w:val="en-GB"/>
+        </w:rPr>
+        <w:t>) and can blow up to infinity (</w:t>
+      </w:r>
+      <m:oMath>
+        <m:r>
+          <w:rPr>
+            <w:rFonts w:ascii="Cambria Math" w:hAnsi="Cambria Math"/>
+            <w:lang w:val="en-GB"/>
+          </w:rPr>
+          <m:t>∞</m:t>
+        </m:r>
+      </m:oMath>
+      <w:r>
+        <w:rPr>
+          <w:lang w:val="en-GB"/>
+        </w:rPr>
+        <w:t>) if a tail density vanishes, JSD is symmetric and strictly bounded between 0 and 1 (when using base-2 logarithms).</w:t>
+      </w:r>
+    </w:p>
+    <w:p>
+      <w:pPr>
+        <w:spacing w:after="160"/>
+        <w:rPr>
+          <w:lang w:val="en-GB"/>
+        </w:rPr>
+      </w:pPr>
+    </w:p>
+    <w:p>
+      <w:pPr>
+        <w:numPr>
+          <w:ilvl w:val="1"/>
+          <w:numId w:val="11"/>
+        </w:numPr>
+        <w:spacing w:after="160"/>
+        <w:rPr>
+          <w:lang w:val="en-GB"/>
+        </w:rPr>
+      </w:pPr>
+      <w:r>
+        <w:rPr>
+          <w:b/>
+          <w:bCs/>
+          <w:lang w:val="en-GB"/>
+        </w:rPr>
+        <w:t>Zero numerical instability:</w:t>
+      </w:r>
+      <w:r>
+        <w:rPr>
+          <w:lang w:val="en-GB"/>
+        </w:rPr>
+        <w:t xml:space="preserve"> When trial survival drops near zero and standard errors become volatile, KL can produce extreme spikes in R. JSD remains numerically stable, naturally tracing out an organic S-curve without needing ad hoc clamping.</w:t>
+      </w:r>
+    </w:p>
+    <w:p>
+      <w:pPr>
+        <w:spacing w:after="160"/>
+        <w:rPr>
+          <w:lang w:val="en-GB"/>
+        </w:rPr>
+      </w:pPr>
+    </w:p>
+    <w:p>
+      <w:pPr>
+        <w:spacing w:after="160"/>
+        <w:rPr>
+          <w:b/>
+          <w:bCs/>
+          <w:lang w:val="en-GB"/>
+        </w:rPr>
+      </w:pPr>
+      <w:r>
+        <w:rPr>
+          <w:b/>
+          <w:bCs/>
+          <w:lang w:val="en-GB"/>
+        </w:rPr>
+        <w:t>C. Hellinger Distance (</w:t>
+      </w:r>
+      <m:oMath>
+        <m:sSup>
+          <m:sSupPr>
+            <m:ctrlPr>
+              <w:rPr>
+                <w:rFonts w:ascii="Cambria Math" w:hAnsi="Cambria Math"/>
+                <w:b/>
+                <w:bCs/>
+                <w:lang w:val="en-GB"/>
+              </w:rPr>
+            </m:ctrlPr>
+          </m:sSupPr>
+          <m:e>
+            <m:r>
+              <m:rPr>
+                <m:sty m:val="bi"/>
+              </m:rPr>
+              <w:rPr>
+                <w:rFonts w:ascii="Cambria Math" w:hAnsi="Cambria Math"/>
+                <w:lang w:val="en-GB"/>
+              </w:rPr>
+              <m:t>H</m:t>
+            </m:r>
+          </m:e>
+          <m:sup>
+            <m:r>
+              <m:rPr>
+                <m:sty m:val="bi"/>
+              </m:rPr>
+              <w:rPr>
+                <w:rFonts w:ascii="Cambria Math" w:hAnsi="Cambria Math"/>
+                <w:lang w:val="en-GB"/>
+              </w:rPr>
+              <m:t>2</m:t>
+            </m:r>
+          </m:sup>
+        </m:sSup>
+      </m:oMath>
+      <w:r>
+        <w:rPr>
+          <w:b/>
+          <w:bCs/>
+          <w:lang w:val="en-GB"/>
+        </w:rPr>
+        <w:t>)</w:t>
+      </w:r>
+    </w:p>
+    <w:p>
+      <w:pPr>
+        <w:spacing w:after="160"/>
+        <w:rPr>
+          <w:lang w:val="en-GB"/>
+        </w:rPr>
+      </w:pPr>
+      <w:r>
+        <w:rPr>
+          <w:lang w:val="en-GB"/>
+        </w:rPr>
+        <w:t xml:space="preserve">Hellinger distance measures the difference between the </w:t>
+      </w:r>
+      <w:r>
+        <w:rPr>
+          <w:i/>
+          <w:iCs/>
+          <w:lang w:val="en-GB"/>
+        </w:rPr>
+        <w:t>square roots</w:t>
+      </w:r>
+      <w:r>
+        <w:rPr>
+          <w:lang w:val="en-GB"/>
+        </w:rPr>
+        <w:t xml:space="preserve"> of the probability densities:</w:t>
+      </w:r>
+    </w:p>
+    <w:p>
+      <w:pPr>
+        <w:spacing w:after="160"/>
+        <w:rPr>
+          <w:lang w:val="en-GB"/>
+        </w:rPr>
+      </w:pPr>
+    </w:p>
+    <w:p>
+      <w:pPr>
+        <w:spacing w:after="160"/>
+        <w:rPr>
+          <w:lang w:val="en-GB"/>
+        </w:rPr>
+      </w:pPr>
+      <m:oMathPara>
+        <m:oMath>
+          <m:sSup>
+            <m:sSupPr>
+              <m:ctrlPr>
+                <w:rPr>
+                  <w:rFonts w:ascii="Cambria Math" w:hAnsi="Cambria Math"/>
+                  <w:lang w:val="en-GB"/>
+                </w:rPr>
+              </m:ctrlPr>
+            </m:sSupPr>
+            <m:e>
+              <m:r>
+                <w:rPr>
+                  <w:rFonts w:ascii="Cambria Math" w:hAnsi="Cambria Math"/>
+                  <w:lang w:val="en-GB"/>
+                </w:rPr>
+                <m:t>H</m:t>
+              </m:r>
+            </m:e>
+            <m:sup>
+              <m:r>
+                <w:rPr>
+                  <w:rFonts w:ascii="Cambria Math" w:hAnsi="Cambria Math"/>
+                  <w:lang w:val="en-GB"/>
+                </w:rPr>
+                <m:t>2</m:t>
+              </m:r>
+            </m:sup>
+          </m:sSup>
+          <m:d>
+            <m:dPr>
+              <m:ctrlPr>
+                <w:rPr>
+                  <w:rFonts w:ascii="Cambria Math" w:hAnsi="Cambria Math"/>
+                  <w:lang w:val="en-GB"/>
+                </w:rPr>
+              </m:ctrlPr>
+            </m:dPr>
+            <m:e>
+              <m:sSub>
+                <m:sSubPr>
+                  <m:ctrlPr>
+                    <w:rPr>
+                      <w:rFonts w:ascii="Cambria Math" w:hAnsi="Cambria Math"/>
+                      <w:lang w:val="en-GB"/>
+                    </w:rPr>
+                  </m:ctrlPr>
+                </m:sSubPr>
+                <m:e>
+                  <m:r>
+                    <w:rPr>
+                      <w:rFonts w:ascii="Cambria Math" w:hAnsi="Cambria Math"/>
+                      <w:lang w:val="en-GB"/>
+                    </w:rPr>
+                    <m:t>P</m:t>
+                  </m:r>
+                </m:e>
+                <m:sub>
+                  <m:r>
+                    <m:rPr>
+                      <m:nor/>
+                    </m:rPr>
+                    <w:rPr>
+                      <w:lang w:val="en-GB"/>
+                    </w:rPr>
+                    <m:t>obs</m:t>
+                  </m:r>
+                  <m:r>
+                    <w:rPr>
+                      <w:rFonts w:ascii="Cambria Math" w:hAnsi="Cambria Math"/>
+                      <w:lang w:val="en-GB"/>
+                    </w:rPr>
+                    <m:t>,t</m:t>
+                  </m:r>
+                </m:sub>
+              </m:sSub>
+              <m:r>
+                <w:rPr>
+                  <w:rFonts w:ascii="Cambria Math" w:hAnsi="Cambria Math"/>
+                  <w:lang w:val="en-GB"/>
+                </w:rPr>
+                <m:t>,</m:t>
+              </m:r>
+              <m:sSub>
+                <m:sSubPr>
+                  <m:ctrlPr>
+                    <w:rPr>
+                      <w:rFonts w:ascii="Cambria Math" w:hAnsi="Cambria Math"/>
+                      <w:lang w:val="en-GB"/>
+                    </w:rPr>
+                  </m:ctrlPr>
+                </m:sSubPr>
+                <m:e>
+                  <m:r>
+                    <w:rPr>
+                      <w:rFonts w:ascii="Cambria Math" w:hAnsi="Cambria Math"/>
+                      <w:lang w:val="en-GB"/>
+                    </w:rPr>
+                    <m:t>P</m:t>
+                  </m:r>
+                </m:e>
+                <m:sub>
+                  <m:r>
+                    <m:rPr>
+                      <m:nor/>
+                    </m:rPr>
+                    <w:rPr>
+                      <w:lang w:val="en-GB"/>
+                    </w:rPr>
+                    <m:t>ext</m:t>
+                  </m:r>
+                  <m:r>
+                    <w:rPr>
+                      <w:rFonts w:ascii="Cambria Math" w:hAnsi="Cambria Math"/>
+                      <w:lang w:val="en-GB"/>
+                    </w:rPr>
+                    <m:t>,t</m:t>
+                  </m:r>
+                </m:sub>
+              </m:sSub>
+            </m:e>
+          </m:d>
+          <m:r>
+            <w:rPr>
+              <w:rFonts w:ascii="Cambria Math" w:hAnsi="Cambria Math"/>
+              <w:lang w:val="en-GB"/>
+            </w:rPr>
+            <m:t>=1-</m:t>
+          </m:r>
+          <m:rad>
+            <m:radPr>
+              <m:degHide m:val="1"/>
+              <m:ctrlPr>
+                <w:rPr>
+                  <w:rFonts w:ascii="Cambria Math" w:hAnsi="Cambria Math"/>
+                  <w:lang w:val="en-GB"/>
+                </w:rPr>
+              </m:ctrlPr>
+            </m:radPr>
+            <m:deg/>
+            <m:e>
+              <m:f>
+                <m:fPr>
+                  <m:ctrlPr>
+                    <w:rPr>
+                      <w:rFonts w:ascii="Cambria Math" w:hAnsi="Cambria Math"/>
+                      <w:lang w:val="en-GB"/>
+                    </w:rPr>
+                  </m:ctrlPr>
+                </m:fPr>
+                <m:num>
+                  <m:r>
+                    <w:rPr>
+                      <w:rFonts w:ascii="Cambria Math" w:hAnsi="Cambria Math"/>
+                      <w:lang w:val="en-GB"/>
+                    </w:rPr>
+                    <m:t>2</m:t>
+                  </m:r>
+                  <m:sSub>
+                    <m:sSubPr>
+                      <m:ctrlPr>
+                        <w:rPr>
+                          <w:rFonts w:ascii="Cambria Math" w:hAnsi="Cambria Math"/>
+                          <w:lang w:val="en-GB"/>
+                        </w:rPr>
+                      </m:ctrlPr>
+                    </m:sSubPr>
+                    <m:e>
+                      <m:r>
+                        <w:rPr>
+                          <w:rFonts w:ascii="Cambria Math" w:hAnsi="Cambria Math"/>
+                          <w:lang w:val="en-GB"/>
+                        </w:rPr>
+                        <m:t>σ</m:t>
+                      </m:r>
+                    </m:e>
+                    <m:sub>
+                      <m:r>
+                        <m:rPr>
+                          <m:nor/>
+                        </m:rPr>
+                        <w:rPr>
+                          <w:lang w:val="en-GB"/>
+                        </w:rPr>
+                        <m:t>obs</m:t>
+                      </m:r>
+                    </m:sub>
+                  </m:sSub>
+                  <m:sSub>
+                    <m:sSubPr>
+                      <m:ctrlPr>
+                        <w:rPr>
+                          <w:rFonts w:ascii="Cambria Math" w:hAnsi="Cambria Math"/>
+                          <w:lang w:val="en-GB"/>
+                        </w:rPr>
+                      </m:ctrlPr>
+                    </m:sSubPr>
+                    <m:e>
+                      <m:r>
+                        <w:rPr>
+                          <w:rFonts w:ascii="Cambria Math" w:hAnsi="Cambria Math"/>
+                          <w:lang w:val="en-GB"/>
+                        </w:rPr>
+                        <m:t>σ</m:t>
+                      </m:r>
+                    </m:e>
+                    <m:sub>
+                      <m:r>
+                        <m:rPr>
+                          <m:nor/>
+                        </m:rPr>
+                        <w:rPr>
+                          <w:lang w:val="en-GB"/>
+                        </w:rPr>
+                        <m:t>ext</m:t>
+                      </m:r>
+                    </m:sub>
+                  </m:sSub>
+                </m:num>
+                <m:den>
+                  <m:sSubSup>
+                    <m:sSubSupPr>
+                      <m:ctrlPr>
+                        <w:rPr>
+                          <w:rFonts w:ascii="Cambria Math" w:hAnsi="Cambria Math"/>
+                          <w:lang w:val="en-GB"/>
+                        </w:rPr>
+                      </m:ctrlPr>
+                    </m:sSubSupPr>
+                    <m:e>
+                      <m:r>
+                        <w:rPr>
+                          <w:rFonts w:ascii="Cambria Math" w:hAnsi="Cambria Math"/>
+                          <w:lang w:val="en-GB"/>
+                        </w:rPr>
+                        <m:t>σ</m:t>
+                      </m:r>
+                    </m:e>
+                    <m:sub>
+                      <m:r>
+                        <m:rPr>
+                          <m:nor/>
+                        </m:rPr>
+                        <w:rPr>
+                          <w:lang w:val="en-GB"/>
+                        </w:rPr>
+                        <m:t>obs</m:t>
+                      </m:r>
+                    </m:sub>
+                    <m:sup>
+                      <m:r>
+                        <w:rPr>
+                          <w:rFonts w:ascii="Cambria Math" w:hAnsi="Cambria Math"/>
+                          <w:lang w:val="en-GB"/>
+                        </w:rPr>
+                        <m:t>2</m:t>
+                      </m:r>
+                    </m:sup>
+                  </m:sSubSup>
+                  <m:r>
+                    <w:rPr>
+                      <w:rFonts w:ascii="Cambria Math" w:hAnsi="Cambria Math"/>
+                      <w:lang w:val="en-GB"/>
+                    </w:rPr>
+                    <m:t>+</m:t>
+                  </m:r>
+                  <m:sSubSup>
+                    <m:sSubSupPr>
+                      <m:ctrlPr>
+                        <w:rPr>
+                          <w:rFonts w:ascii="Cambria Math" w:hAnsi="Cambria Math"/>
+                          <w:lang w:val="en-GB"/>
+                        </w:rPr>
+                      </m:ctrlPr>
+                    </m:sSubSupPr>
+                    <m:e>
+                      <m:r>
+                        <w:rPr>
+                          <w:rFonts w:ascii="Cambria Math" w:hAnsi="Cambria Math"/>
+                          <w:lang w:val="en-GB"/>
+                        </w:rPr>
+                        <m:t>σ</m:t>
+                      </m:r>
+                    </m:e>
+                    <m:sub>
+                      <m:r>
+                        <m:rPr>
+                          <m:nor/>
+                        </m:rPr>
+                        <w:rPr>
+                          <w:lang w:val="en-GB"/>
+                        </w:rPr>
+                        <m:t>ext</m:t>
+                      </m:r>
+                    </m:sub>
+                    <m:sup>
+                      <m:r>
+                        <w:rPr>
+                          <w:rFonts w:ascii="Cambria Math" w:hAnsi="Cambria Math"/>
+                          <w:lang w:val="en-GB"/>
+                        </w:rPr>
+                        <m:t>2</m:t>
+                      </m:r>
+                    </m:sup>
+                  </m:sSubSup>
+                </m:den>
+              </m:f>
+            </m:e>
+          </m:rad>
+          <m:func>
+            <m:funcPr>
+              <m:ctrlPr>
+                <w:rPr>
+                  <w:rFonts w:ascii="Cambria Math" w:hAnsi="Cambria Math"/>
+                  <w:lang w:val="en-GB"/>
+                </w:rPr>
+              </m:ctrlPr>
+            </m:funcPr>
+            <m:fName>
+              <m:r>
+                <m:rPr>
+                  <m:sty m:val="p"/>
+                </m:rPr>
+                <w:rPr>
+                  <w:rFonts w:ascii="Cambria Math" w:hAnsi="Cambria Math"/>
+                  <w:lang w:val="en-GB"/>
+                </w:rPr>
+                <m:t>exp</m:t>
+              </m:r>
+            </m:fName>
+            <m:e>
+              <m:d>
+                <m:dPr>
+                  <m:ctrlPr>
+                    <w:rPr>
+                      <w:rFonts w:ascii="Cambria Math" w:hAnsi="Cambria Math"/>
+                      <w:lang w:val="en-GB"/>
+                    </w:rPr>
+                  </m:ctrlPr>
+                </m:dPr>
+                <m:e>
+                  <m:r>
+                    <w:rPr>
+                      <w:rFonts w:ascii="Cambria Math" w:hAnsi="Cambria Math"/>
+                      <w:lang w:val="en-GB"/>
+                    </w:rPr>
+                    <m:t>-</m:t>
+                  </m:r>
+                  <m:f>
+                    <m:fPr>
+                      <m:ctrlPr>
+                        <w:rPr>
+                          <w:rFonts w:ascii="Cambria Math" w:hAnsi="Cambria Math"/>
+                          <w:lang w:val="en-GB"/>
+                        </w:rPr>
+                      </m:ctrlPr>
+                    </m:fPr>
+                    <m:num>
+                      <m:r>
+                        <w:rPr>
+                          <w:rFonts w:ascii="Cambria Math" w:hAnsi="Cambria Math"/>
+                          <w:lang w:val="en-GB"/>
+                        </w:rPr>
+                        <m:t>1</m:t>
+                      </m:r>
+                    </m:num>
+                    <m:den>
+                      <m:r>
+                        <w:rPr>
+                          <w:rFonts w:ascii="Cambria Math" w:hAnsi="Cambria Math"/>
+                          <w:lang w:val="en-GB"/>
+                        </w:rPr>
+                        <m:t>4</m:t>
+                      </m:r>
+                    </m:den>
+                  </m:f>
+                  <m:f>
+                    <m:fPr>
+                      <m:ctrlPr>
+                        <w:rPr>
+                          <w:rFonts w:ascii="Cambria Math" w:hAnsi="Cambria Math"/>
+                          <w:lang w:val="en-GB"/>
+                        </w:rPr>
+                      </m:ctrlPr>
+                    </m:fPr>
+                    <m:num>
+                      <m:sSup>
+                        <m:sSupPr>
+                          <m:ctrlPr>
+                            <w:rPr>
+                              <w:rFonts w:ascii="Cambria Math" w:hAnsi="Cambria Math"/>
+                              <w:lang w:val="en-GB"/>
+                            </w:rPr>
+                          </m:ctrlPr>
+                        </m:sSupPr>
+                        <m:e>
+                          <m:d>
+                            <m:dPr>
+                              <m:ctrlPr>
+                                <w:rPr>
+                                  <w:rFonts w:ascii="Cambria Math" w:hAnsi="Cambria Math"/>
+                                  <w:lang w:val="en-GB"/>
+                                </w:rPr>
+                              </m:ctrlPr>
+                            </m:dPr>
+                            <m:e>
+                              <m:sSub>
+                                <m:sSubPr>
+                                  <m:ctrlPr>
+                                    <w:rPr>
+                                      <w:rFonts w:ascii="Cambria Math" w:hAnsi="Cambria Math"/>
+                                      <w:lang w:val="en-GB"/>
+                                    </w:rPr>
+                                  </m:ctrlPr>
+                                </m:sSubPr>
+                                <m:e>
+                                  <m:acc>
+                                    <m:accPr>
+                                      <m:ctrlPr>
+                                        <w:rPr>
+                                          <w:rFonts w:ascii="Cambria Math" w:hAnsi="Cambria Math"/>
+                                          <w:lang w:val="en-GB"/>
+                                        </w:rPr>
+                                      </m:ctrlPr>
+                                    </m:accPr>
+                                    <m:e>
+                                      <m:r>
+                                        <w:rPr>
+                                          <w:rFonts w:ascii="Cambria Math" w:hAnsi="Cambria Math"/>
+                                          <w:lang w:val="en-GB"/>
+                                        </w:rPr>
+                                        <m:t>S</m:t>
+                                      </m:r>
+                                    </m:e>
+                                  </m:acc>
+                                </m:e>
+                                <m:sub>
+                                  <m:r>
+                                    <m:rPr>
+                                      <m:nor/>
+                                    </m:rPr>
+                                    <w:rPr>
+                                      <w:lang w:val="en-GB"/>
+                                    </w:rPr>
+                                    <m:t>obs</m:t>
+                                  </m:r>
+                                </m:sub>
+                              </m:sSub>
+                              <m:d>
+                                <m:dPr>
+                                  <m:ctrlPr>
+                                    <w:rPr>
+                                      <w:rFonts w:ascii="Cambria Math" w:hAnsi="Cambria Math"/>
+                                      <w:lang w:val="en-GB"/>
+                                    </w:rPr>
+                                  </m:ctrlPr>
+                                </m:dPr>
+                                <m:e>
+                                  <m:r>
+                                    <w:rPr>
+                                      <w:rFonts w:ascii="Cambria Math" w:hAnsi="Cambria Math"/>
+                                      <w:lang w:val="en-GB"/>
+                                    </w:rPr>
+                                    <m:t>t</m:t>
+                                  </m:r>
+                                </m:e>
+                              </m:d>
+                              <m:r>
+                                <w:rPr>
+                                  <w:rFonts w:ascii="Cambria Math" w:hAnsi="Cambria Math"/>
+                                  <w:lang w:val="en-GB"/>
+                                </w:rPr>
+                                <m:t>-</m:t>
+                              </m:r>
+                              <m:sSub>
+                                <m:sSubPr>
+                                  <m:ctrlPr>
+                                    <w:rPr>
+                                      <w:rFonts w:ascii="Cambria Math" w:hAnsi="Cambria Math"/>
+                                      <w:lang w:val="en-GB"/>
+                                    </w:rPr>
+                                  </m:ctrlPr>
+                                </m:sSubPr>
+                                <m:e>
+                                  <m:acc>
+                                    <m:accPr>
+                                      <m:ctrlPr>
+                                        <w:rPr>
+                                          <w:rFonts w:ascii="Cambria Math" w:hAnsi="Cambria Math"/>
+                                          <w:lang w:val="en-GB"/>
+                                        </w:rPr>
+                                      </m:ctrlPr>
+                                    </m:accPr>
+                                    <m:e>
+                                      <m:r>
+                                        <w:rPr>
+                                          <w:rFonts w:ascii="Cambria Math" w:hAnsi="Cambria Math"/>
+                                          <w:lang w:val="en-GB"/>
+                                        </w:rPr>
+                                        <m:t>S</m:t>
+                                      </m:r>
+                                    </m:e>
+                                  </m:acc>
+                                </m:e>
+                                <m:sub>
+                                  <m:r>
+                                    <m:rPr>
+                                      <m:nor/>
+                                    </m:rPr>
+                                    <w:rPr>
+                                      <w:lang w:val="en-GB"/>
+                                    </w:rPr>
+                                    <m:t>ext</m:t>
+                                  </m:r>
+                                </m:sub>
+                              </m:sSub>
+                              <m:d>
+                                <m:dPr>
+                                  <m:ctrlPr>
+                                    <w:rPr>
+                                      <w:rFonts w:ascii="Cambria Math" w:hAnsi="Cambria Math"/>
+                                      <w:lang w:val="en-GB"/>
+                                    </w:rPr>
+                                  </m:ctrlPr>
+                                </m:dPr>
+                                <m:e>
+                                  <m:r>
+                                    <w:rPr>
+                                      <w:rFonts w:ascii="Cambria Math" w:hAnsi="Cambria Math"/>
+                                      <w:lang w:val="en-GB"/>
+                                    </w:rPr>
+                                    <m:t>t</m:t>
+                                  </m:r>
+                                </m:e>
+                              </m:d>
+                            </m:e>
+                          </m:d>
+                        </m:e>
+                        <m:sup>
+                          <m:r>
+                            <w:rPr>
+                              <w:rFonts w:ascii="Cambria Math" w:hAnsi="Cambria Math"/>
+                              <w:lang w:val="en-GB"/>
+                            </w:rPr>
+                            <m:t>2</m:t>
+                          </m:r>
+                        </m:sup>
+                      </m:sSup>
+                    </m:num>
+                    <m:den>
+                      <m:sSubSup>
+                        <m:sSubSupPr>
+                          <m:ctrlPr>
+                            <w:rPr>
+                              <w:rFonts w:ascii="Cambria Math" w:hAnsi="Cambria Math"/>
+                              <w:lang w:val="en-GB"/>
+                            </w:rPr>
+                          </m:ctrlPr>
+                        </m:sSubSupPr>
+                        <m:e>
+                          <m:r>
+                            <w:rPr>
+                              <w:rFonts w:ascii="Cambria Math" w:hAnsi="Cambria Math"/>
+                              <w:lang w:val="en-GB"/>
+                            </w:rPr>
+                            <m:t>σ</m:t>
+                          </m:r>
+                        </m:e>
+                        <m:sub>
+                          <m:r>
+                            <m:rPr>
+                              <m:nor/>
+                            </m:rPr>
+                            <w:rPr>
+                              <w:lang w:val="en-GB"/>
+                            </w:rPr>
+                            <m:t>obs</m:t>
+                          </m:r>
+                        </m:sub>
+                        <m:sup>
+                          <m:r>
+                            <w:rPr>
+                              <w:rFonts w:ascii="Cambria Math" w:hAnsi="Cambria Math"/>
+                              <w:lang w:val="en-GB"/>
+                            </w:rPr>
+                            <m:t>2</m:t>
+                          </m:r>
+                        </m:sup>
+                      </m:sSubSup>
+                      <m:r>
+                        <w:rPr>
+                          <w:rFonts w:ascii="Cambria Math" w:hAnsi="Cambria Math"/>
+                          <w:lang w:val="en-GB"/>
+                        </w:rPr>
+                        <m:t>+</m:t>
+                      </m:r>
+                      <m:sSubSup>
+                        <m:sSubSupPr>
+                          <m:ctrlPr>
+                            <w:rPr>
+                              <w:rFonts w:ascii="Cambria Math" w:hAnsi="Cambria Math"/>
+                              <w:lang w:val="en-GB"/>
+                            </w:rPr>
+                          </m:ctrlPr>
+                        </m:sSubSupPr>
+                        <m:e>
+                          <m:r>
+                            <w:rPr>
+                              <w:rFonts w:ascii="Cambria Math" w:hAnsi="Cambria Math"/>
+                              <w:lang w:val="en-GB"/>
+                            </w:rPr>
+                            <m:t>σ</m:t>
+                          </m:r>
+                        </m:e>
+                        <m:sub>
+                          <m:r>
+                            <m:rPr>
+                              <m:nor/>
+                            </m:rPr>
+                            <w:rPr>
+                              <w:lang w:val="en-GB"/>
+                            </w:rPr>
+                            <m:t>ext</m:t>
+                          </m:r>
+                        </m:sub>
+                        <m:sup>
+                          <m:r>
+                            <w:rPr>
+                              <w:rFonts w:ascii="Cambria Math" w:hAnsi="Cambria Math"/>
+                              <w:lang w:val="en-GB"/>
+                            </w:rPr>
+                            <m:t>2</m:t>
+                          </m:r>
+                        </m:sup>
+                      </m:sSubSup>
+                    </m:den>
+                  </m:f>
+                </m:e>
+              </m:d>
+            </m:e>
+          </m:func>
+        </m:oMath>
+      </m:oMathPara>
+    </w:p>
+    <w:p>
+      <w:pPr>
+        <w:numPr>
+          <w:ilvl w:val="0"/>
+          <w:numId w:val="12"/>
+        </w:numPr>
+        <w:spacing w:after="160"/>
+        <w:rPr>
+          <w:lang w:val="en-GB"/>
+        </w:rPr>
+      </w:pPr>
+      <w:r>
+        <w:rPr>
+          <w:b/>
+          <w:bCs/>
+          <w:lang w:val="en-GB"/>
+        </w:rPr>
+        <w:t>What changes compared to KL?</w:t>
+      </w:r>
+    </w:p>
+    <w:p>
+      <w:pPr>
+        <w:spacing w:after="160"/>
+        <w:rPr>
+          <w:lang w:val="en-GB"/>
+        </w:rPr>
+      </w:pPr>
+      <w:r>
+        <w:rPr>
+          <w:lang w:val="en-GB"/>
+        </w:rPr>
+        <w:br/>
+      </w:r>
+    </w:p>
+    <w:p>
+      <w:pPr>
+        <w:numPr>
+          <w:ilvl w:val="1"/>
+          <w:numId w:val="12"/>
+        </w:numPr>
+        <w:spacing w:after="160"/>
+        <w:rPr>
+          <w:lang w:val="en-GB"/>
+        </w:rPr>
+      </w:pPr>
+      <w:r>
+        <w:rPr>
+          <w:b/>
+          <w:bCs/>
+          <w:lang w:val="en-GB"/>
+        </w:rPr>
+        <w:t>Hyper-sensitive to tails:</w:t>
+      </w:r>
+      <w:r>
+        <w:rPr>
+          <w:lang w:val="en-GB"/>
+        </w:rPr>
+        <w:t xml:space="preserve"> Because it evaluates </w:t>
+      </w:r>
+      <m:oMath>
+        <m:rad>
+          <m:radPr>
+            <m:degHide m:val="1"/>
+            <m:ctrlPr>
+              <w:rPr>
+                <w:rFonts w:ascii="Cambria Math" w:hAnsi="Cambria Math"/>
+                <w:lang w:val="en-GB"/>
+              </w:rPr>
+            </m:ctrlPr>
+          </m:radPr>
+          <m:deg/>
+          <m:e>
+            <m:r>
+              <w:rPr>
+                <w:rFonts w:ascii="Cambria Math" w:hAnsi="Cambria Math"/>
+                <w:lang w:val="en-GB"/>
+              </w:rPr>
+              <m:t>f</m:t>
+            </m:r>
+            <m:d>
+              <m:dPr>
+                <m:ctrlPr>
+                  <w:rPr>
+                    <w:rFonts w:ascii="Cambria Math" w:hAnsi="Cambria Math"/>
+                    <w:lang w:val="en-GB"/>
+                  </w:rPr>
+                </m:ctrlPr>
+              </m:dPr>
+              <m:e>
+                <m:r>
+                  <w:rPr>
+                    <w:rFonts w:ascii="Cambria Math" w:hAnsi="Cambria Math"/>
+                    <w:lang w:val="en-GB"/>
+                  </w:rPr>
+                  <m:t>t</m:t>
+                </m:r>
+              </m:e>
+            </m:d>
+          </m:e>
+        </m:rad>
+      </m:oMath>
+      <w:r>
+        <w:rPr>
+          <w:lang w:val="en-GB"/>
+        </w:rPr>
+        <w:t>, the Hellinger metric is disproportionately sensitive to small differences in the sparse tails of distributions.</w:t>
+      </w:r>
+    </w:p>
+    <w:p>
+      <w:pPr>
+        <w:spacing w:after="160"/>
+        <w:rPr>
+          <w:lang w:val="en-GB"/>
+        </w:rPr>
+      </w:pPr>
+    </w:p>
+    <w:p>
+      <w:pPr>
+        <w:numPr>
+          <w:ilvl w:val="1"/>
+          <w:numId w:val="12"/>
+        </w:numPr>
+        <w:spacing w:after="160"/>
+        <w:rPr>
+          <w:lang w:val="en-GB"/>
+        </w:rPr>
+      </w:pPr>
+      <w:r>
+        <w:rPr>
+          <w:b/>
+          <w:bCs/>
+          <w:lang w:val="en-GB"/>
+        </w:rPr>
+        <w:t>Earlier transition trigger:</w:t>
+      </w:r>
+      <w:r>
+        <w:rPr>
+          <w:lang w:val="en-GB"/>
+        </w:rPr>
+        <w:t xml:space="preserve"> If you want the model to aggressively start handing over to the external baseline the instant trial censoring begins to introduce tail uncertainty, Hellinger will fire earlier than KL or Wasserstein.</w:t>
+      </w:r>
+    </w:p>
+    <w:p>
+      <w:pPr>
+        <w:spacing w:after="160"/>
+        <w:rPr>
+          <w:lang w:val="en-GB"/>
+        </w:rPr>
+      </w:pPr>
+    </w:p>
+    <w:p>
+      <w:pPr>
+        <w:spacing w:after="160"/>
+        <w:rPr>
+          <w:b/>
+          <w:bCs/>
+          <w:lang w:val="en-GB"/>
+        </w:rPr>
+      </w:pPr>
+      <w:r>
+        <w:rPr>
+          <w:b/>
+          <w:bCs/>
+          <w:lang w:val="en-GB"/>
+        </w:rPr>
+        <w:t>D. Maximum Mean Discrepancy (MMD) / Kernel Distances</w:t>
+      </w:r>
+    </w:p>
+    <w:p>
+      <w:pPr>
+        <w:spacing w:after="160"/>
+        <w:rPr>
+          <w:lang w:val="en-GB"/>
+        </w:rPr>
+      </w:pPr>
+      <w:r>
+        <w:rPr>
+          <w:lang w:val="en-GB"/>
+        </w:rPr>
+        <w:lastRenderedPageBreak/>
+        <w:t>MMD computes distance in a Reproducing Kernel Hilbert Space (RKHS) without assuming a Gaussian form for the parameter uncertainties:</w:t>
+      </w:r>
+    </w:p>
+    <w:p>
+      <w:pPr>
+        <w:spacing w:after="160"/>
+        <w:rPr>
+          <w:lang w:val="en-GB"/>
+        </w:rPr>
+      </w:pPr>
+    </w:p>
+    <w:p>
+      <w:pPr>
+        <w:spacing w:after="160"/>
+        <w:rPr>
+          <w:lang w:val="en-GB"/>
+        </w:rPr>
+      </w:pPr>
+      <m:oMathPara>
+        <m:oMath>
+          <m:func>
+            <m:funcPr>
+              <m:ctrlPr>
+                <w:rPr>
+                  <w:rFonts w:ascii="Cambria Math" w:hAnsi="Cambria Math"/>
+                  <w:lang w:val="en-GB"/>
+                </w:rPr>
+              </m:ctrlPr>
+            </m:funcPr>
+            <m:fName>
+              <m:sSup>
+                <m:sSupPr>
+                  <m:ctrlPr>
+                    <w:rPr>
+                      <w:rFonts w:ascii="Cambria Math" w:hAnsi="Cambria Math"/>
+                      <w:lang w:val="en-GB"/>
+                    </w:rPr>
+                  </m:ctrlPr>
+                </m:sSupPr>
+                <m:e>
+                  <m:r>
+                    <m:rPr>
+                      <m:sty m:val="p"/>
+                    </m:rPr>
+                    <w:rPr>
+                      <w:rFonts w:ascii="Cambria Math" w:hAnsi="Cambria Math"/>
+                      <w:lang w:val="en-GB"/>
+                    </w:rPr>
+                    <m:t>MMD</m:t>
+                  </m:r>
+                </m:e>
+                <m:sup>
+                  <m:r>
+                    <w:rPr>
+                      <w:rFonts w:ascii="Cambria Math" w:hAnsi="Cambria Math"/>
+                      <w:lang w:val="en-GB"/>
+                    </w:rPr>
+                    <m:t>2</m:t>
+                  </m:r>
+                </m:sup>
+              </m:sSup>
+            </m:fName>
+            <m:e>
+              <m:d>
+                <m:dPr>
+                  <m:ctrlPr>
+                    <w:rPr>
+                      <w:rFonts w:ascii="Cambria Math" w:hAnsi="Cambria Math"/>
+                      <w:lang w:val="en-GB"/>
+                    </w:rPr>
+                  </m:ctrlPr>
+                </m:dPr>
+                <m:e>
+                  <m:sSub>
+                    <m:sSubPr>
+                      <m:ctrlPr>
+                        <w:rPr>
+                          <w:rFonts w:ascii="Cambria Math" w:hAnsi="Cambria Math"/>
+                          <w:lang w:val="en-GB"/>
+                        </w:rPr>
+                      </m:ctrlPr>
+                    </m:sSubPr>
+                    <m:e>
+                      <m:r>
+                        <w:rPr>
+                          <w:rFonts w:ascii="Cambria Math" w:hAnsi="Cambria Math"/>
+                          <w:lang w:val="en-GB"/>
+                        </w:rPr>
+                        <m:t>P</m:t>
+                      </m:r>
+                    </m:e>
+                    <m:sub>
+                      <m:r>
+                        <m:rPr>
+                          <m:nor/>
+                        </m:rPr>
+                        <w:rPr>
+                          <w:lang w:val="en-GB"/>
+                        </w:rPr>
+                        <m:t>obs</m:t>
+                      </m:r>
+                    </m:sub>
+                  </m:sSub>
+                  <m:r>
+                    <w:rPr>
+                      <w:rFonts w:ascii="Cambria Math" w:hAnsi="Cambria Math"/>
+                      <w:lang w:val="en-GB"/>
+                    </w:rPr>
+                    <m:t>,</m:t>
+                  </m:r>
+                  <m:sSub>
+                    <m:sSubPr>
+                      <m:ctrlPr>
+                        <w:rPr>
+                          <w:rFonts w:ascii="Cambria Math" w:hAnsi="Cambria Math"/>
+                          <w:lang w:val="en-GB"/>
+                        </w:rPr>
+                      </m:ctrlPr>
+                    </m:sSubPr>
+                    <m:e>
+                      <m:r>
+                        <w:rPr>
+                          <w:rFonts w:ascii="Cambria Math" w:hAnsi="Cambria Math"/>
+                          <w:lang w:val="en-GB"/>
+                        </w:rPr>
+                        <m:t>P</m:t>
+                      </m:r>
+                    </m:e>
+                    <m:sub>
+                      <m:r>
+                        <m:rPr>
+                          <m:nor/>
+                        </m:rPr>
+                        <w:rPr>
+                          <w:lang w:val="en-GB"/>
+                        </w:rPr>
+                        <m:t>ext</m:t>
+                      </m:r>
+                    </m:sub>
+                  </m:sSub>
+                </m:e>
+              </m:d>
+            </m:e>
+          </m:func>
+          <m:r>
+            <w:rPr>
+              <w:rFonts w:ascii="Cambria Math" w:hAnsi="Cambria Math"/>
+              <w:lang w:val="en-GB"/>
+            </w:rPr>
+            <m:t>=</m:t>
+          </m:r>
+          <m:r>
+            <m:rPr>
+              <m:scr m:val="double-struck"/>
+              <m:sty m:val="p"/>
+            </m:rPr>
+            <w:rPr>
+              <w:rFonts w:ascii="Cambria Math" w:hAnsi="Cambria Math"/>
+              <w:lang w:val="en-GB"/>
+            </w:rPr>
+            <m:t>E</m:t>
+          </m:r>
+          <m:d>
+            <m:dPr>
+              <m:begChr m:val="["/>
+              <m:endChr m:val="]"/>
+              <m:ctrlPr>
+                <w:rPr>
+                  <w:rFonts w:ascii="Cambria Math" w:hAnsi="Cambria Math"/>
+                  <w:lang w:val="en-GB"/>
+                </w:rPr>
+              </m:ctrlPr>
+            </m:dPr>
+            <m:e>
+              <m:r>
+                <w:rPr>
+                  <w:rFonts w:ascii="Cambria Math" w:hAnsi="Cambria Math"/>
+                  <w:lang w:val="en-GB"/>
+                </w:rPr>
+                <m:t>k</m:t>
+              </m:r>
+              <m:d>
+                <m:dPr>
+                  <m:ctrlPr>
+                    <w:rPr>
+                      <w:rFonts w:ascii="Cambria Math" w:hAnsi="Cambria Math"/>
+                      <w:lang w:val="en-GB"/>
+                    </w:rPr>
+                  </m:ctrlPr>
+                </m:dPr>
+                <m:e>
+                  <m:r>
+                    <w:rPr>
+                      <w:rFonts w:ascii="Cambria Math" w:hAnsi="Cambria Math"/>
+                      <w:lang w:val="en-GB"/>
+                    </w:rPr>
+                    <m:t>X,X'</m:t>
+                  </m:r>
+                </m:e>
+              </m:d>
+            </m:e>
+          </m:d>
+          <m:r>
+            <w:rPr>
+              <w:rFonts w:ascii="Cambria Math" w:hAnsi="Cambria Math"/>
+              <w:lang w:val="en-GB"/>
+            </w:rPr>
+            <m:t>-2</m:t>
+          </m:r>
+          <m:r>
+            <m:rPr>
+              <m:scr m:val="double-struck"/>
+              <m:sty m:val="p"/>
+            </m:rPr>
+            <w:rPr>
+              <w:rFonts w:ascii="Cambria Math" w:hAnsi="Cambria Math"/>
+              <w:lang w:val="en-GB"/>
+            </w:rPr>
+            <m:t>E</m:t>
+          </m:r>
+          <m:d>
+            <m:dPr>
+              <m:begChr m:val="["/>
+              <m:endChr m:val="]"/>
+              <m:ctrlPr>
+                <w:rPr>
+                  <w:rFonts w:ascii="Cambria Math" w:hAnsi="Cambria Math"/>
+                  <w:lang w:val="en-GB"/>
+                </w:rPr>
+              </m:ctrlPr>
+            </m:dPr>
+            <m:e>
+              <m:r>
+                <w:rPr>
+                  <w:rFonts w:ascii="Cambria Math" w:hAnsi="Cambria Math"/>
+                  <w:lang w:val="en-GB"/>
+                </w:rPr>
+                <m:t>k</m:t>
+              </m:r>
+              <m:d>
+                <m:dPr>
+                  <m:ctrlPr>
+                    <w:rPr>
+                      <w:rFonts w:ascii="Cambria Math" w:hAnsi="Cambria Math"/>
+                      <w:lang w:val="en-GB"/>
+                    </w:rPr>
+                  </m:ctrlPr>
+                </m:dPr>
+                <m:e>
+                  <m:r>
+                    <w:rPr>
+                      <w:rFonts w:ascii="Cambria Math" w:hAnsi="Cambria Math"/>
+                      <w:lang w:val="en-GB"/>
+                    </w:rPr>
+                    <m:t>X,Y</m:t>
+                  </m:r>
+                </m:e>
+              </m:d>
+            </m:e>
+          </m:d>
+          <m:r>
+            <w:rPr>
+              <w:rFonts w:ascii="Cambria Math" w:hAnsi="Cambria Math"/>
+              <w:lang w:val="en-GB"/>
+            </w:rPr>
+            <m:t>+</m:t>
+          </m:r>
+          <m:r>
+            <m:rPr>
+              <m:scr m:val="double-struck"/>
+              <m:sty m:val="p"/>
+            </m:rPr>
+            <w:rPr>
+              <w:rFonts w:ascii="Cambria Math" w:hAnsi="Cambria Math"/>
+              <w:lang w:val="en-GB"/>
+            </w:rPr>
+            <m:t>E</m:t>
+          </m:r>
+          <m:d>
+            <m:dPr>
+              <m:begChr m:val="["/>
+              <m:endChr m:val="]"/>
+              <m:ctrlPr>
+                <w:rPr>
+                  <w:rFonts w:ascii="Cambria Math" w:hAnsi="Cambria Math"/>
+                  <w:lang w:val="en-GB"/>
+                </w:rPr>
+              </m:ctrlPr>
+            </m:dPr>
+            <m:e>
+              <m:r>
+                <w:rPr>
+                  <w:rFonts w:ascii="Cambria Math" w:hAnsi="Cambria Math"/>
+                  <w:lang w:val="en-GB"/>
+                </w:rPr>
+                <m:t>k</m:t>
+              </m:r>
+              <m:d>
+                <m:dPr>
+                  <m:ctrlPr>
+                    <w:rPr>
+                      <w:rFonts w:ascii="Cambria Math" w:hAnsi="Cambria Math"/>
+                      <w:lang w:val="en-GB"/>
+                    </w:rPr>
+                  </m:ctrlPr>
+                </m:dPr>
+                <m:e>
+                  <m:r>
+                    <w:rPr>
+                      <w:rFonts w:ascii="Cambria Math" w:hAnsi="Cambria Math"/>
+                      <w:lang w:val="en-GB"/>
+                    </w:rPr>
+                    <m:t>Y,Y'</m:t>
+                  </m:r>
+                </m:e>
+              </m:d>
+            </m:e>
+          </m:d>
+        </m:oMath>
+      </m:oMathPara>
+    </w:p>
+    <w:p>
+      <w:pPr>
+        <w:numPr>
+          <w:ilvl w:val="0"/>
+          <w:numId w:val="13"/>
+        </w:numPr>
+        <w:spacing w:after="160"/>
+        <w:rPr>
+          <w:lang w:val="en-GB"/>
+        </w:rPr>
+      </w:pPr>
+      <w:r>
+        <w:rPr>
+          <w:b/>
+          <w:bCs/>
+          <w:lang w:val="en-GB"/>
+        </w:rPr>
+        <w:t>What changes compared to KL?</w:t>
+      </w:r>
+    </w:p>
+    <w:p>
+      <w:pPr>
+        <w:spacing w:after="160"/>
+        <w:rPr>
+          <w:lang w:val="en-GB"/>
+        </w:rPr>
+      </w:pPr>
+      <w:r>
+        <w:rPr>
+          <w:lang w:val="en-GB"/>
+        </w:rPr>
+        <w:br/>
+      </w:r>
+    </w:p>
+    <w:p>
+      <w:pPr>
+        <w:numPr>
+          <w:ilvl w:val="1"/>
+          <w:numId w:val="13"/>
+        </w:numPr>
+        <w:spacing w:after="160"/>
+        <w:rPr>
+          <w:lang w:val="en-GB"/>
+        </w:rPr>
+      </w:pPr>
+      <w:r>
+        <w:rPr>
+          <w:b/>
+          <w:bCs/>
+          <w:lang w:val="en-GB"/>
+        </w:rPr>
+        <w:t>Non-parametric:</w:t>
+      </w:r>
+      <w:r>
+        <w:rPr>
+          <w:lang w:val="en-GB"/>
+        </w:rPr>
+        <w:t xml:space="preserve"> You do not have to approximate the survival belief as Gaussian </w:t>
+      </w:r>
+      <m:oMath>
+        <m:r>
+          <m:rPr>
+            <m:scr m:val="script"/>
+            <m:sty m:val="p"/>
+          </m:rPr>
+          <w:rPr>
+            <w:rFonts w:ascii="Cambria Math" w:hAnsi="Cambria Math"/>
+            <w:lang w:val="en-GB"/>
+          </w:rPr>
+          <m:t>N</m:t>
+        </m:r>
+        <m:d>
+          <m:dPr>
+            <m:ctrlPr>
+              <w:rPr>
+                <w:rFonts w:ascii="Cambria Math" w:hAnsi="Cambria Math"/>
+                <w:lang w:val="en-GB"/>
+              </w:rPr>
+            </m:ctrlPr>
+          </m:dPr>
+          <m:e>
+            <m:acc>
+              <m:accPr>
+                <m:ctrlPr>
+                  <w:rPr>
+                    <w:rFonts w:ascii="Cambria Math" w:hAnsi="Cambria Math"/>
+                    <w:lang w:val="en-GB"/>
+                  </w:rPr>
+                </m:ctrlPr>
+              </m:accPr>
+              <m:e>
+                <m:r>
+                  <w:rPr>
+                    <w:rFonts w:ascii="Cambria Math" w:hAnsi="Cambria Math"/>
+                    <w:lang w:val="en-GB"/>
+                  </w:rPr>
+                  <m:t>S</m:t>
+                </m:r>
+              </m:e>
+            </m:acc>
+            <m:r>
+              <w:rPr>
+                <w:rFonts w:ascii="Cambria Math" w:hAnsi="Cambria Math"/>
+                <w:lang w:val="en-GB"/>
+              </w:rPr>
+              <m:t>,</m:t>
+            </m:r>
+            <m:sSup>
+              <m:sSupPr>
+                <m:ctrlPr>
+                  <w:rPr>
+                    <w:rFonts w:ascii="Cambria Math" w:hAnsi="Cambria Math"/>
+                    <w:lang w:val="en-GB"/>
+                  </w:rPr>
+                </m:ctrlPr>
+              </m:sSupPr>
+              <m:e>
+                <m:r>
+                  <w:rPr>
+                    <w:rFonts w:ascii="Cambria Math" w:hAnsi="Cambria Math"/>
+                    <w:lang w:val="en-GB"/>
+                  </w:rPr>
+                  <m:t>σ</m:t>
+                </m:r>
+              </m:e>
+              <m:sup>
+                <m:r>
+                  <w:rPr>
+                    <w:rFonts w:ascii="Cambria Math" w:hAnsi="Cambria Math"/>
+                    <w:lang w:val="en-GB"/>
+                  </w:rPr>
+                  <m:t>2</m:t>
+                </m:r>
+              </m:sup>
+            </m:sSup>
+          </m:e>
+        </m:d>
+      </m:oMath>
+      <w:r>
+        <w:rPr>
+          <w:lang w:val="en-GB"/>
+        </w:rPr>
+        <w:t xml:space="preserve"> via the delta method. If your Bayesian model outputs MCMC posterior draws from Stan/JAGS with skewness or multi-modality, MMD directly evaluates the sample draws without parametric assumptions.</w:t>
+      </w:r>
+    </w:p>
+    <w:p>
+      <w:pPr>
+        <w:spacing w:after="160"/>
+        <w:rPr>
+          <w:lang w:val="en-GB"/>
+        </w:rPr>
+      </w:pPr>
+    </w:p>
+    <w:p>
+      <w:pPr>
+        <w:spacing w:after="160"/>
+        <w:rPr>
+          <w:b/>
+          <w:bCs/>
+          <w:lang w:val="en-GB"/>
+        </w:rPr>
+      </w:pPr>
+      <w:r>
+        <w:rPr>
+          <w:b/>
+          <w:bCs/>
+          <w:lang w:val="en-GB"/>
+        </w:rPr>
+        <w:t>2. What Changes Under the Two Blending Approaches?</w:t>
+      </w:r>
+    </w:p>
+    <w:tbl>
+      <w:tblPr>
+        <w:tblW w:w="0" w:type="auto"/>
+        <w:tblCellSpacing w:w="15" w:type="dxa"/>
+        <w:tblCellMar>
+          <w:left w:w="0" w:type="dxa"/>
+          <w:right w:w="0" w:type="dxa"/>
+        </w:tblCellMar>
+        <w:tblLook w:val="04A0" w:firstRow="1" w:lastRow="0" w:firstColumn="1" w:lastColumn="0" w:noHBand="0" w:noVBand="1"/>
+      </w:tblPr>
+      <w:tblGrid>
+        <w:gridCol w:w="1744"/>
+        <w:gridCol w:w="3407"/>
+        <w:gridCol w:w="4659"/>
+      </w:tblGrid>
+      <w:tr>
+        <w:trPr>
+          <w:tblHeader/>
+          <w:tblCellSpacing w:w="15" w:type="dxa"/>
+        </w:trPr>
+        <w:tc>
+          <w:tcPr>
+            <w:tcW w:w="0" w:type="auto"/>
+            <w:tcBorders>
+              <w:top w:val="single" w:sz="6" w:space="0" w:color="C4C7C5"/>
+              <w:left w:val="single" w:sz="6" w:space="0" w:color="C4C7C5"/>
+              <w:bottom w:val="single" w:sz="6" w:space="0" w:color="C4C7C5"/>
+              <w:right w:val="single" w:sz="6" w:space="0" w:color="C4C7C5"/>
+            </w:tcBorders>
+            <w:tcMar>
+              <w:top w:w="120" w:type="dxa"/>
+              <w:left w:w="180" w:type="dxa"/>
+              <w:bottom w:w="120" w:type="dxa"/>
+              <w:right w:w="180" w:type="dxa"/>
+            </w:tcMar>
+            <w:vAlign w:val="center"/>
+            <w:hideMark/>
+          </w:tcPr>
+          <w:p>
+            <w:pPr>
+              <w:spacing w:after="160"/>
+              <w:rPr>
+                <w:lang w:val="en-GB"/>
+              </w:rPr>
+            </w:pPr>
+            <w:r>
+              <w:rPr>
+                <w:b/>
+                <w:bCs/>
+                <w:lang w:val="en-GB"/>
+              </w:rPr>
+              <w:t>Metric</w:t>
+            </w:r>
+          </w:p>
+        </w:tc>
+        <w:tc>
+          <w:tcPr>
+            <w:tcW w:w="0" w:type="auto"/>
+            <w:tcBorders>
+              <w:top w:val="single" w:sz="6" w:space="0" w:color="C4C7C5"/>
+              <w:left w:val="single" w:sz="6" w:space="0" w:color="C4C7C5"/>
+              <w:bottom w:val="single" w:sz="6" w:space="0" w:color="C4C7C5"/>
+              <w:right w:val="single" w:sz="6" w:space="0" w:color="C4C7C5"/>
+            </w:tcBorders>
+            <w:tcMar>
+              <w:top w:w="120" w:type="dxa"/>
+              <w:left w:w="180" w:type="dxa"/>
+              <w:bottom w:w="120" w:type="dxa"/>
+              <w:right w:w="180" w:type="dxa"/>
+            </w:tcMar>
+            <w:vAlign w:val="center"/>
+            <w:hideMark/>
+          </w:tcPr>
+          <w:p>
+            <w:pPr>
+              <w:spacing w:after="160"/>
+              <w:rPr>
+                <w:lang w:val="en-GB"/>
+              </w:rPr>
+            </w:pPr>
+            <w:r>
+              <w:rPr>
+                <w:b/>
+                <w:bCs/>
+                <w:lang w:val="en-GB"/>
+              </w:rPr>
+              <w:t>Under Approach 1 (Clock / Speedometer π(t)\pi(t)π(t)) DOCX</w:t>
+            </w:r>
+          </w:p>
+        </w:tc>
+        <w:tc>
+          <w:tcPr>
+            <w:tcW w:w="0" w:type="auto"/>
+            <w:tcBorders>
+              <w:top w:val="single" w:sz="6" w:space="0" w:color="C4C7C5"/>
+              <w:left w:val="single" w:sz="6" w:space="0" w:color="C4C7C5"/>
+              <w:bottom w:val="single" w:sz="6" w:space="0" w:color="C4C7C5"/>
+              <w:right w:val="single" w:sz="6" w:space="0" w:color="C4C7C5"/>
+            </w:tcBorders>
+            <w:tcMar>
+              <w:top w:w="120" w:type="dxa"/>
+              <w:left w:w="180" w:type="dxa"/>
+              <w:bottom w:w="120" w:type="dxa"/>
+              <w:right w:w="180" w:type="dxa"/>
+            </w:tcMar>
+            <w:vAlign w:val="center"/>
+            <w:hideMark/>
+          </w:tcPr>
+          <w:p>
+            <w:pPr>
+              <w:spacing w:after="160"/>
+              <w:rPr>
+                <w:lang w:val="en-GB"/>
+              </w:rPr>
+            </w:pPr>
+            <w:r>
+              <w:rPr>
+                <w:b/>
+                <w:bCs/>
+                <w:lang w:val="en-GB"/>
+              </w:rPr>
+              <w:t xml:space="preserve">Under Approach 2 (Intermediate </w:t>
+            </w:r>
+            <w:proofErr w:type="spellStart"/>
+            <w:r>
+              <w:rPr>
+                <w:b/>
+                <w:bCs/>
+                <w:lang w:val="en-GB"/>
+              </w:rPr>
+              <w:t>Barycenter</w:t>
+            </w:r>
+            <w:proofErr w:type="spellEnd"/>
+            <w:r>
+              <w:rPr>
+                <w:b/>
+                <w:bCs/>
+                <w:lang w:val="en-GB"/>
+              </w:rPr>
+              <w:t xml:space="preserve"> </w:t>
+            </w:r>
+            <w:proofErr w:type="spellStart"/>
+            <w:r>
+              <w:rPr>
+                <w:b/>
+                <w:bCs/>
+                <w:lang w:val="en-GB"/>
+              </w:rPr>
+              <w:t>MtM_tMt</w:t>
+            </w:r>
+            <w:proofErr w:type="spellEnd"/>
+            <w:r>
+              <w:rPr>
+                <w:b/>
+                <w:bCs/>
+                <w:lang w:val="en-GB"/>
+              </w:rPr>
+              <w:t>​) DOCX</w:t>
+            </w:r>
+          </w:p>
+        </w:tc>
+      </w:tr>
+      <w:tr>
+        <w:trPr>
+          <w:tblCellSpacing w:w="15" w:type="dxa"/>
+        </w:trPr>
+        <w:tc>
+          <w:tcPr>
+            <w:tcW w:w="0" w:type="auto"/>
+            <w:tcBorders>
+              <w:top w:val="single" w:sz="6" w:space="0" w:color="C4C7C5"/>
+              <w:left w:val="single" w:sz="6" w:space="0" w:color="C4C7C5"/>
+              <w:bottom w:val="single" w:sz="6" w:space="0" w:color="C4C7C5"/>
+              <w:right w:val="single" w:sz="6" w:space="0" w:color="C4C7C5"/>
+            </w:tcBorders>
+            <w:tcMar>
+              <w:top w:w="120" w:type="dxa"/>
+              <w:left w:w="180" w:type="dxa"/>
+              <w:bottom w:w="120" w:type="dxa"/>
+              <w:right w:w="180" w:type="dxa"/>
+            </w:tcMar>
+            <w:vAlign w:val="center"/>
+            <w:hideMark/>
+          </w:tcPr>
+          <w:p>
+            <w:pPr>
+              <w:spacing w:after="160"/>
+              <w:rPr>
+                <w:lang w:val="en-GB"/>
+              </w:rPr>
+            </w:pPr>
+            <w:proofErr w:type="spellStart"/>
+            <w:r>
+              <w:rPr>
+                <w:b/>
+                <w:bCs/>
+                <w:lang w:val="en-GB"/>
+              </w:rPr>
+              <w:t>Kullback</w:t>
+            </w:r>
+            <w:proofErr w:type="spellEnd"/>
+            <w:r>
+              <w:rPr>
+                <w:b/>
+                <w:bCs/>
+                <w:lang w:val="en-GB"/>
+              </w:rPr>
+              <w:t>–Leibler (KL)</w:t>
+            </w:r>
+            <w:r>
+              <w:rPr>
+                <w:lang w:val="en-GB"/>
+              </w:rPr>
+              <w:t xml:space="preserve"> </w:t>
+            </w:r>
+          </w:p>
+          <w:p>
+            <w:pPr>
+              <w:spacing w:after="160"/>
+              <w:rPr>
+                <w:lang w:val="en-GB"/>
+              </w:rPr>
+            </w:pPr>
+          </w:p>
+        </w:tc>
+        <w:tc>
+          <w:tcPr>
+            <w:tcW w:w="0" w:type="auto"/>
+            <w:tcBorders>
+              <w:top w:val="single" w:sz="6" w:space="0" w:color="C4C7C5"/>
+              <w:left w:val="single" w:sz="6" w:space="0" w:color="C4C7C5"/>
+              <w:bottom w:val="single" w:sz="6" w:space="0" w:color="C4C7C5"/>
+              <w:right w:val="single" w:sz="6" w:space="0" w:color="C4C7C5"/>
+            </w:tcBorders>
+            <w:tcMar>
+              <w:top w:w="120" w:type="dxa"/>
+              <w:left w:w="180" w:type="dxa"/>
+              <w:bottom w:w="120" w:type="dxa"/>
+              <w:right w:w="180" w:type="dxa"/>
+            </w:tcMar>
+            <w:vAlign w:val="center"/>
+            <w:hideMark/>
+          </w:tcPr>
+          <w:p>
+            <w:pPr>
+              <w:spacing w:after="160"/>
+              <w:rPr>
+                <w:lang w:val="en-GB"/>
+              </w:rPr>
+            </w:pPr>
+            <w:r>
+              <w:rPr>
+                <w:b/>
+                <w:bCs/>
+                <w:lang w:val="en-GB"/>
+              </w:rPr>
+              <w:t>Aggressive pacing:</w:t>
+            </w:r>
+            <w:r>
+              <w:rPr>
+                <w:lang w:val="en-GB"/>
+              </w:rPr>
+              <w:t xml:space="preserve"> As </w:t>
+            </w:r>
+            <m:oMath>
+              <m:sSubSup>
+                <m:sSubSupPr>
+                  <m:ctrlPr>
+                    <w:rPr>
+                      <w:rFonts w:ascii="Cambria Math" w:hAnsi="Cambria Math"/>
+                      <w:lang w:val="en-GB"/>
+                    </w:rPr>
+                  </m:ctrlPr>
+                </m:sSubSupPr>
+                <m:e>
+                  <m:r>
+                    <w:rPr>
+                      <w:rFonts w:ascii="Cambria Math" w:hAnsi="Cambria Math"/>
+                      <w:lang w:val="en-GB"/>
+                    </w:rPr>
+                    <m:t>σ</m:t>
+                  </m:r>
+                </m:e>
+                <m:sub>
+                  <m:r>
+                    <m:rPr>
+                      <m:nor/>
+                    </m:rPr>
+                    <w:rPr>
+                      <w:lang w:val="en-GB"/>
+                    </w:rPr>
+                    <m:t>obs</m:t>
+                  </m:r>
+                </m:sub>
+                <m:sup>
+                  <m:r>
+                    <w:rPr>
+                      <w:rFonts w:ascii="Cambria Math" w:hAnsi="Cambria Math"/>
+                      <w:lang w:val="en-GB"/>
+                    </w:rPr>
+                    <m:t>2</m:t>
+                  </m:r>
+                </m:sup>
+              </m:sSubSup>
+            </m:oMath>
+            <w:r>
+              <w:rPr>
+                <w:lang w:val="en-GB"/>
+              </w:rPr>
+              <w:t xml:space="preserve"> explodes, the clock </w:t>
+            </w:r>
+            <m:oMath>
+              <m:r>
+                <w:rPr>
+                  <w:rFonts w:ascii="Cambria Math" w:hAnsi="Cambria Math"/>
+                  <w:lang w:val="en-GB"/>
+                </w:rPr>
+                <m:t>π</m:t>
+              </m:r>
+              <m:d>
+                <m:dPr>
+                  <m:ctrlPr>
+                    <w:rPr>
+                      <w:rFonts w:ascii="Cambria Math" w:hAnsi="Cambria Math"/>
+                      <w:lang w:val="en-GB"/>
+                    </w:rPr>
+                  </m:ctrlPr>
+                </m:dPr>
+                <m:e>
+                  <m:r>
+                    <w:rPr>
+                      <w:rFonts w:ascii="Cambria Math" w:hAnsi="Cambria Math"/>
+                      <w:lang w:val="en-GB"/>
+                    </w:rPr>
+                    <m:t>t</m:t>
+                  </m:r>
+                </m:e>
+              </m:d>
+            </m:oMath>
+            <w:r>
+              <w:rPr>
+                <w:lang w:val="en-GB"/>
+              </w:rPr>
+              <w:t xml:space="preserve"> accelerates rapidly.</w:t>
+            </w:r>
+          </w:p>
+        </w:tc>
+        <w:tc>
+          <w:tcPr>
+            <w:tcW w:w="0" w:type="auto"/>
+            <w:tcBorders>
+              <w:top w:val="single" w:sz="6" w:space="0" w:color="C4C7C5"/>
+              <w:left w:val="single" w:sz="6" w:space="0" w:color="C4C7C5"/>
+              <w:bottom w:val="single" w:sz="6" w:space="0" w:color="C4C7C5"/>
+              <w:right w:val="single" w:sz="6" w:space="0" w:color="C4C7C5"/>
+            </w:tcBorders>
+            <w:tcMar>
+              <w:top w:w="120" w:type="dxa"/>
+              <w:left w:w="180" w:type="dxa"/>
+              <w:bottom w:w="120" w:type="dxa"/>
+              <w:right w:w="180" w:type="dxa"/>
+            </w:tcMar>
+            <w:vAlign w:val="center"/>
+            <w:hideMark/>
+          </w:tcPr>
+          <w:p>
+            <w:pPr>
+              <w:spacing w:after="160"/>
+              <w:rPr>
+                <w:lang w:val="en-GB"/>
+              </w:rPr>
+            </w:pPr>
+            <w:r>
+              <w:rPr>
+                <w:b/>
+                <w:bCs/>
+                <w:lang w:val="en-GB"/>
+              </w:rPr>
+              <w:t>Precision weighting:</w:t>
+            </w:r>
+            <w:r>
+              <w:rPr>
+                <w:lang w:val="en-GB"/>
+              </w:rPr>
+              <w:t xml:space="preserve"> Yields inverse-variance pooling (</w:t>
+            </w:r>
+            <m:oMath>
+              <m:r>
+                <w:rPr>
+                  <w:rFonts w:ascii="Cambria Math" w:hAnsi="Cambria Math"/>
+                  <w:lang w:val="en-GB"/>
+                </w:rPr>
+                <m:t>τ=1/</m:t>
+              </m:r>
+              <m:sSup>
+                <m:sSupPr>
+                  <m:ctrlPr>
+                    <w:rPr>
+                      <w:rFonts w:ascii="Cambria Math" w:hAnsi="Cambria Math"/>
+                      <w:lang w:val="en-GB"/>
+                    </w:rPr>
+                  </m:ctrlPr>
+                </m:sSupPr>
+                <m:e>
+                  <m:r>
+                    <w:rPr>
+                      <w:rFonts w:ascii="Cambria Math" w:hAnsi="Cambria Math"/>
+                      <w:lang w:val="en-GB"/>
+                    </w:rPr>
+                    <m:t>σ</m:t>
+                  </m:r>
+                </m:e>
+                <m:sup>
+                  <m:r>
+                    <w:rPr>
+                      <w:rFonts w:ascii="Cambria Math" w:hAnsi="Cambria Math"/>
+                      <w:lang w:val="en-GB"/>
+                    </w:rPr>
+                    <m:t>2</m:t>
+                  </m:r>
+                </m:sup>
+              </m:sSup>
+            </m:oMath>
+            <w:r>
+              <w:rPr>
+                <w:lang w:val="en-GB"/>
+              </w:rPr>
+              <w:t xml:space="preserve">). Low-precision curves lose influence quickly. </w:t>
+            </w:r>
+          </w:p>
+          <w:p>
+            <w:pPr>
+              <w:spacing w:after="160"/>
+              <w:rPr>
+                <w:lang w:val="en-GB"/>
+              </w:rPr>
+            </w:pPr>
+          </w:p>
+        </w:tc>
+      </w:tr>
+      <w:tr>
+        <w:trPr>
+          <w:tblCellSpacing w:w="15" w:type="dxa"/>
+        </w:trPr>
+        <w:tc>
+          <w:tcPr>
+            <w:tcW w:w="0" w:type="auto"/>
+            <w:tcBorders>
+              <w:top w:val="single" w:sz="6" w:space="0" w:color="C4C7C5"/>
+              <w:left w:val="single" w:sz="6" w:space="0" w:color="C4C7C5"/>
+              <w:bottom w:val="single" w:sz="6" w:space="0" w:color="C4C7C5"/>
+              <w:right w:val="single" w:sz="6" w:space="0" w:color="C4C7C5"/>
+            </w:tcBorders>
+            <w:tcMar>
+              <w:top w:w="120" w:type="dxa"/>
+              <w:left w:w="180" w:type="dxa"/>
+              <w:bottom w:w="120" w:type="dxa"/>
+              <w:right w:w="180" w:type="dxa"/>
+            </w:tcMar>
+            <w:vAlign w:val="center"/>
+            <w:hideMark/>
+          </w:tcPr>
+          <w:p>
+            <w:pPr>
+              <w:spacing w:after="160"/>
+              <w:rPr>
+                <w:lang w:val="en-GB"/>
+              </w:rPr>
+            </w:pPr>
+            <w:r>
+              <w:rPr>
+                <w:b/>
+                <w:bCs/>
+                <w:lang w:val="en-GB"/>
+              </w:rPr>
+              <w:t>Jensen–Shannon (JSD)</w:t>
+            </w:r>
+          </w:p>
+        </w:tc>
+        <w:tc>
+          <w:tcPr>
+            <w:tcW w:w="0" w:type="auto"/>
+            <w:tcBorders>
+              <w:top w:val="single" w:sz="6" w:space="0" w:color="C4C7C5"/>
+              <w:left w:val="single" w:sz="6" w:space="0" w:color="C4C7C5"/>
+              <w:bottom w:val="single" w:sz="6" w:space="0" w:color="C4C7C5"/>
+              <w:right w:val="single" w:sz="6" w:space="0" w:color="C4C7C5"/>
+            </w:tcBorders>
+            <w:tcMar>
+              <w:top w:w="120" w:type="dxa"/>
+              <w:left w:w="180" w:type="dxa"/>
+              <w:bottom w:w="120" w:type="dxa"/>
+              <w:right w:w="180" w:type="dxa"/>
+            </w:tcMar>
+            <w:vAlign w:val="center"/>
+            <w:hideMark/>
+          </w:tcPr>
+          <w:p>
+            <w:pPr>
+              <w:spacing w:after="160"/>
+              <w:rPr>
+                <w:lang w:val="en-GB"/>
+              </w:rPr>
+            </w:pPr>
+            <w:r>
+              <w:rPr>
+                <w:b/>
+                <w:bCs/>
+                <w:lang w:val="en-GB"/>
+              </w:rPr>
+              <w:t>Smooth S-curve:</w:t>
+            </w:r>
+            <w:r>
+              <w:rPr>
+                <w:lang w:val="en-GB"/>
+              </w:rPr>
+              <w:t xml:space="preserve"> Naturally self-normalizing without risk of infinite values.</w:t>
+            </w:r>
+          </w:p>
+        </w:tc>
+        <w:tc>
+          <w:tcPr>
+            <w:tcW w:w="0" w:type="auto"/>
+            <w:tcBorders>
+              <w:top w:val="single" w:sz="6" w:space="0" w:color="C4C7C5"/>
+              <w:left w:val="single" w:sz="6" w:space="0" w:color="C4C7C5"/>
+              <w:bottom w:val="single" w:sz="6" w:space="0" w:color="C4C7C5"/>
+              <w:right w:val="single" w:sz="6" w:space="0" w:color="C4C7C5"/>
+            </w:tcBorders>
+            <w:tcMar>
+              <w:top w:w="120" w:type="dxa"/>
+              <w:left w:w="180" w:type="dxa"/>
+              <w:bottom w:w="120" w:type="dxa"/>
+              <w:right w:w="180" w:type="dxa"/>
+            </w:tcMar>
+            <w:vAlign w:val="center"/>
+            <w:hideMark/>
+          </w:tcPr>
+          <w:p>
+            <w:pPr>
+              <w:spacing w:after="160"/>
+              <w:rPr>
+                <w:lang w:val="en-GB"/>
+              </w:rPr>
+            </w:pPr>
+            <w:r>
+              <w:rPr>
+                <w:b/>
+                <w:bCs/>
+                <w:lang w:val="en-GB"/>
+              </w:rPr>
+              <w:t>Geometric/Harmonic compromise:</w:t>
+            </w:r>
+            <w:r>
+              <w:rPr>
+                <w:lang w:val="en-GB"/>
+              </w:rPr>
+              <w:t xml:space="preserve"> Yields a balanced midpoint that softens the effect of one model's exploding variance.</w:t>
+            </w:r>
+          </w:p>
+        </w:tc>
+      </w:tr>
+      <w:tr>
+        <w:trPr>
+          <w:tblCellSpacing w:w="15" w:type="dxa"/>
+        </w:trPr>
+        <w:tc>
+          <w:tcPr>
+            <w:tcW w:w="0" w:type="auto"/>
+            <w:tcBorders>
+              <w:top w:val="single" w:sz="6" w:space="0" w:color="C4C7C5"/>
+              <w:left w:val="single" w:sz="6" w:space="0" w:color="C4C7C5"/>
+              <w:bottom w:val="single" w:sz="6" w:space="0" w:color="C4C7C5"/>
+              <w:right w:val="single" w:sz="6" w:space="0" w:color="C4C7C5"/>
+            </w:tcBorders>
+            <w:tcMar>
+              <w:top w:w="120" w:type="dxa"/>
+              <w:left w:w="180" w:type="dxa"/>
+              <w:bottom w:w="120" w:type="dxa"/>
+              <w:right w:w="180" w:type="dxa"/>
+            </w:tcMar>
+            <w:vAlign w:val="center"/>
+            <w:hideMark/>
+          </w:tcPr>
+          <w:p>
+            <w:pPr>
+              <w:spacing w:after="160"/>
+              <w:rPr>
+                <w:lang w:val="en-GB"/>
+              </w:rPr>
+            </w:pPr>
+            <w:r>
+              <w:rPr>
+                <w:b/>
+                <w:bCs/>
+                <w:lang w:val="en-GB"/>
+              </w:rPr>
+              <w:t>1-Wasserstein (</w:t>
+            </w:r>
+            <m:oMath>
+              <m:sSub>
+                <m:sSubPr>
+                  <m:ctrlPr>
+                    <w:rPr>
+                      <w:rFonts w:ascii="Cambria Math" w:hAnsi="Cambria Math"/>
+                      <w:lang w:val="en-GB"/>
+                    </w:rPr>
+                  </m:ctrlPr>
+                </m:sSubPr>
+                <m:e>
+                  <m:r>
+                    <w:rPr>
+                      <w:rFonts w:ascii="Cambria Math" w:hAnsi="Cambria Math"/>
+                      <w:lang w:val="en-GB"/>
+                    </w:rPr>
+                    <m:t>W</m:t>
+                  </m:r>
+                </m:e>
+                <m:sub>
+                  <m:r>
+                    <w:rPr>
+                      <w:rFonts w:ascii="Cambria Math" w:hAnsi="Cambria Math"/>
+                      <w:lang w:val="en-GB"/>
+                    </w:rPr>
+                    <m:t>1</m:t>
+                  </m:r>
+                </m:sub>
+              </m:sSub>
+            </m:oMath>
+            <w:r>
+              <w:rPr>
+                <w:b/>
+                <w:bCs/>
+                <w:lang w:val="en-GB"/>
+              </w:rPr>
+              <w:t>)</w:t>
+            </w:r>
+          </w:p>
+          <w:p>
+            <w:pPr>
+              <w:spacing w:after="160"/>
+              <w:rPr>
+                <w:lang w:val="en-GB"/>
+              </w:rPr>
+            </w:pPr>
+          </w:p>
+        </w:tc>
+        <w:tc>
+          <w:tcPr>
+            <w:tcW w:w="0" w:type="auto"/>
+            <w:tcBorders>
+              <w:top w:val="single" w:sz="6" w:space="0" w:color="C4C7C5"/>
+              <w:left w:val="single" w:sz="6" w:space="0" w:color="C4C7C5"/>
+              <w:bottom w:val="single" w:sz="6" w:space="0" w:color="C4C7C5"/>
+              <w:right w:val="single" w:sz="6" w:space="0" w:color="C4C7C5"/>
+            </w:tcBorders>
+            <w:tcMar>
+              <w:top w:w="120" w:type="dxa"/>
+              <w:left w:w="180" w:type="dxa"/>
+              <w:bottom w:w="120" w:type="dxa"/>
+              <w:right w:w="180" w:type="dxa"/>
+            </w:tcMar>
+            <w:vAlign w:val="center"/>
+            <w:hideMark/>
+          </w:tcPr>
+          <w:p>
+            <w:pPr>
+              <w:spacing w:after="160"/>
+              <w:rPr>
+                <w:lang w:val="en-GB"/>
+              </w:rPr>
+            </w:pPr>
+            <w:r>
+              <w:rPr>
+                <w:b/>
+                <w:bCs/>
+                <w:lang w:val="en-GB"/>
+              </w:rPr>
+              <w:t>Area-proportional pacing:</w:t>
+            </w:r>
+            <w:r>
+              <w:rPr>
+                <w:lang w:val="en-GB"/>
+              </w:rPr>
+              <w:t xml:space="preserve"> Linear and gradual; less prone to sudden jumps from localized trial fluctuations.</w:t>
+            </w:r>
+          </w:p>
+        </w:tc>
+        <w:tc>
+          <w:tcPr>
+            <w:tcW w:w="0" w:type="auto"/>
+            <w:tcBorders>
+              <w:top w:val="single" w:sz="6" w:space="0" w:color="C4C7C5"/>
+              <w:left w:val="single" w:sz="6" w:space="0" w:color="C4C7C5"/>
+              <w:bottom w:val="single" w:sz="6" w:space="0" w:color="C4C7C5"/>
+              <w:right w:val="single" w:sz="6" w:space="0" w:color="C4C7C5"/>
+            </w:tcBorders>
+            <w:tcMar>
+              <w:top w:w="120" w:type="dxa"/>
+              <w:left w:w="180" w:type="dxa"/>
+              <w:bottom w:w="120" w:type="dxa"/>
+              <w:right w:w="180" w:type="dxa"/>
+            </w:tcMar>
+            <w:vAlign w:val="center"/>
+            <w:hideMark/>
+          </w:tcPr>
+          <w:p>
+            <w:pPr>
+              <w:spacing w:after="160"/>
+              <w:rPr>
+                <w:lang w:val="en-GB"/>
+              </w:rPr>
+            </w:pPr>
+            <w:r>
+              <w:rPr>
+                <w:b/>
+                <w:bCs/>
+                <w:lang w:val="en-GB"/>
+              </w:rPr>
+              <w:t xml:space="preserve">Quantile / Area </w:t>
+            </w:r>
+            <w:proofErr w:type="spellStart"/>
+            <w:r>
+              <w:rPr>
+                <w:b/>
+                <w:bCs/>
+                <w:lang w:val="en-GB"/>
+              </w:rPr>
+              <w:t>barycenter</w:t>
+            </w:r>
+            <w:proofErr w:type="spellEnd"/>
+            <w:r>
+              <w:rPr>
+                <w:b/>
+                <w:bCs/>
+                <w:lang w:val="en-GB"/>
+              </w:rPr>
+              <w:t>:</w:t>
+            </w:r>
+            <w:r>
+              <w:rPr>
+                <w:lang w:val="en-GB"/>
+              </w:rPr>
+              <w:t xml:space="preserve"> The </w:t>
+            </w:r>
+            <w:proofErr w:type="spellStart"/>
+            <w:r>
+              <w:rPr>
+                <w:lang w:val="en-GB"/>
+              </w:rPr>
+              <w:t>barycenter</w:t>
+            </w:r>
+            <w:proofErr w:type="spellEnd"/>
+            <w:r>
+              <w:rPr>
+                <w:lang w:val="en-GB"/>
+              </w:rPr>
+              <w:t xml:space="preserve"> is the weighted average of the quantiles, directly averaging survival durations rather than precisions.</w:t>
+            </w:r>
+          </w:p>
+        </w:tc>
+      </w:tr>
+      <w:tr>
+        <w:trPr>
+          <w:tblCellSpacing w:w="15" w:type="dxa"/>
+        </w:trPr>
+        <w:tc>
+          <w:tcPr>
+            <w:tcW w:w="0" w:type="auto"/>
+            <w:tcBorders>
+              <w:top w:val="single" w:sz="6" w:space="0" w:color="C4C7C5"/>
+              <w:left w:val="single" w:sz="6" w:space="0" w:color="C4C7C5"/>
+              <w:bottom w:val="single" w:sz="6" w:space="0" w:color="C4C7C5"/>
+              <w:right w:val="single" w:sz="6" w:space="0" w:color="C4C7C5"/>
+            </w:tcBorders>
+            <w:tcMar>
+              <w:top w:w="120" w:type="dxa"/>
+              <w:left w:w="180" w:type="dxa"/>
+              <w:bottom w:w="120" w:type="dxa"/>
+              <w:right w:w="180" w:type="dxa"/>
+            </w:tcMar>
+            <w:vAlign w:val="center"/>
+            <w:hideMark/>
+          </w:tcPr>
+          <w:p>
+            <w:pPr>
+              <w:spacing w:after="160"/>
+              <w:rPr>
+                <w:lang w:val="en-GB"/>
+              </w:rPr>
+            </w:pPr>
+            <w:r>
+              <w:rPr>
+                <w:b/>
+                <w:bCs/>
+                <w:lang w:val="en-GB"/>
+              </w:rPr>
+              <w:t>Hellinger (</w:t>
+            </w:r>
+            <m:oMath>
+              <m:sSup>
+                <m:sSupPr>
+                  <m:ctrlPr>
+                    <w:rPr>
+                      <w:rFonts w:ascii="Cambria Math" w:hAnsi="Cambria Math"/>
+                      <w:lang w:val="en-GB"/>
+                    </w:rPr>
+                  </m:ctrlPr>
+                </m:sSupPr>
+                <m:e>
+                  <m:r>
+                    <w:rPr>
+                      <w:rFonts w:ascii="Cambria Math" w:hAnsi="Cambria Math"/>
+                      <w:lang w:val="en-GB"/>
+                    </w:rPr>
+                    <m:t>H</m:t>
+                  </m:r>
+                </m:e>
+                <m:sup>
+                  <m:r>
+                    <w:rPr>
+                      <w:rFonts w:ascii="Cambria Math" w:hAnsi="Cambria Math"/>
+                      <w:lang w:val="en-GB"/>
+                    </w:rPr>
+                    <m:t>2</m:t>
+                  </m:r>
+                </m:sup>
+              </m:sSup>
+            </m:oMath>
+            <w:r>
+              <w:rPr>
+                <w:b/>
+                <w:bCs/>
+                <w:lang w:val="en-GB"/>
+              </w:rPr>
+              <w:t>)</w:t>
+            </w:r>
+          </w:p>
+        </w:tc>
+        <w:tc>
+          <w:tcPr>
+            <w:tcW w:w="0" w:type="auto"/>
+            <w:tcBorders>
+              <w:top w:val="single" w:sz="6" w:space="0" w:color="C4C7C5"/>
+              <w:left w:val="single" w:sz="6" w:space="0" w:color="C4C7C5"/>
+              <w:bottom w:val="single" w:sz="6" w:space="0" w:color="C4C7C5"/>
+              <w:right w:val="single" w:sz="6" w:space="0" w:color="C4C7C5"/>
+            </w:tcBorders>
+            <w:tcMar>
+              <w:top w:w="120" w:type="dxa"/>
+              <w:left w:w="180" w:type="dxa"/>
+              <w:bottom w:w="120" w:type="dxa"/>
+              <w:right w:w="180" w:type="dxa"/>
+            </w:tcMar>
+            <w:vAlign w:val="center"/>
+            <w:hideMark/>
+          </w:tcPr>
+          <w:p>
+            <w:pPr>
+              <w:spacing w:after="160"/>
+              <w:rPr>
+                <w:lang w:val="en-GB"/>
+              </w:rPr>
+            </w:pPr>
+            <w:r>
+              <w:rPr>
+                <w:b/>
+                <w:bCs/>
+                <w:lang w:val="en-GB"/>
+              </w:rPr>
+              <w:t>Early alert trigger:</w:t>
+            </w:r>
+            <w:r>
+              <w:rPr>
+                <w:lang w:val="en-GB"/>
+              </w:rPr>
+              <w:t xml:space="preserve"> Transitions earlier in the timeline due to square-</w:t>
+            </w:r>
+            <w:proofErr w:type="spellStart"/>
+            <w:r>
+              <w:rPr>
+                <w:lang w:val="en-GB"/>
+              </w:rPr>
+              <w:t>root</w:t>
+            </w:r>
+            <w:proofErr w:type="spellEnd"/>
+            <w:r>
+              <w:rPr>
+                <w:lang w:val="en-GB"/>
+              </w:rPr>
+              <w:t xml:space="preserve"> tail magnification.</w:t>
+            </w:r>
+          </w:p>
+        </w:tc>
+        <w:tc>
+          <w:tcPr>
+            <w:tcW w:w="0" w:type="auto"/>
+            <w:tcBorders>
+              <w:top w:val="single" w:sz="6" w:space="0" w:color="C4C7C5"/>
+              <w:left w:val="single" w:sz="6" w:space="0" w:color="C4C7C5"/>
+              <w:bottom w:val="single" w:sz="6" w:space="0" w:color="C4C7C5"/>
+              <w:right w:val="single" w:sz="6" w:space="0" w:color="C4C7C5"/>
+            </w:tcBorders>
+            <w:tcMar>
+              <w:top w:w="120" w:type="dxa"/>
+              <w:left w:w="180" w:type="dxa"/>
+              <w:bottom w:w="120" w:type="dxa"/>
+              <w:right w:w="180" w:type="dxa"/>
+            </w:tcMar>
+            <w:vAlign w:val="center"/>
+            <w:hideMark/>
+          </w:tcPr>
+          <w:p>
+            <w:pPr>
+              <w:spacing w:after="160"/>
+              <w:rPr>
+                <w:lang w:val="en-GB"/>
+              </w:rPr>
+            </w:pPr>
+            <w:r>
+              <w:rPr>
+                <w:b/>
+                <w:bCs/>
+                <w:lang w:val="en-GB"/>
+              </w:rPr>
+              <w:t>Affinity-weighted pooling:</w:t>
+            </w:r>
+            <w:r>
+              <w:rPr>
+                <w:lang w:val="en-GB"/>
+              </w:rPr>
+              <w:t xml:space="preserve"> Pulls heavily toward the model with broader support, avoiding degenerate boundary estimates.</w:t>
+            </w:r>
+          </w:p>
+        </w:tc>
+      </w:tr>
+    </w:tbl>
+    <w:p>
+      <w:pPr>
+        <w:spacing w:after="160"/>
+        <w:rPr>
+          <w:b/>
+          <w:bCs/>
+          <w:lang w:val="en-GB"/>
+        </w:rPr>
+      </w:pPr>
+      <w:r>
+        <w:rPr>
+          <w:b/>
+          <w:bCs/>
+          <w:lang w:val="en-GB"/>
+        </w:rPr>
+        <w:t>Summary Recommendation for Your Project</w:t>
+      </w:r>
+    </w:p>
+    <w:p>
+      <w:pPr>
+        <w:numPr>
+          <w:ilvl w:val="0"/>
+          <w:numId w:val="14"/>
+        </w:numPr>
+        <w:spacing w:after="160"/>
+        <w:rPr>
+          <w:lang w:val="en-GB"/>
+        </w:rPr>
+      </w:pPr>
+      <w:r>
+        <w:rPr>
+          <w:lang w:val="en-GB"/>
+        </w:rPr>
+        <w:lastRenderedPageBreak/>
+        <w:t xml:space="preserve">If your goal is </w:t>
+      </w:r>
+      <w:r>
+        <w:rPr>
+          <w:b/>
+          <w:bCs/>
+          <w:lang w:val="en-GB"/>
+        </w:rPr>
+        <w:t>sensitivity to loss of trial precision</w:t>
+      </w:r>
+      <w:r>
+        <w:rPr>
+          <w:lang w:val="en-GB"/>
+        </w:rPr>
+        <w:t xml:space="preserve"> (detecting when trial data becomes too uncertain to rely on), </w:t>
+      </w:r>
+      <w:r>
+        <w:rPr>
+          <w:b/>
+          <w:bCs/>
+          <w:lang w:val="en-GB"/>
+        </w:rPr>
+        <w:t>KL</w:t>
+      </w:r>
+      <w:r>
+        <w:rPr>
+          <w:lang w:val="en-GB"/>
+        </w:rPr>
+        <w:t xml:space="preserve"> is mathematically tailored for the job because of its variance-ratio penalty </w:t>
+      </w:r>
+      <m:oMath>
+        <m:f>
+          <m:fPr>
+            <m:ctrlPr>
+              <w:rPr>
+                <w:rFonts w:ascii="Cambria Math" w:hAnsi="Cambria Math"/>
+                <w:lang w:val="en-GB"/>
+              </w:rPr>
+            </m:ctrlPr>
+          </m:fPr>
+          <m:num>
+            <m:sSubSup>
+              <m:sSubSupPr>
+                <m:ctrlPr>
+                  <w:rPr>
+                    <w:rFonts w:ascii="Cambria Math" w:hAnsi="Cambria Math"/>
+                    <w:lang w:val="en-GB"/>
+                  </w:rPr>
+                </m:ctrlPr>
+              </m:sSubSupPr>
+              <m:e>
+                <m:r>
+                  <w:rPr>
+                    <w:rFonts w:ascii="Cambria Math" w:hAnsi="Cambria Math"/>
+                    <w:lang w:val="en-GB"/>
+                  </w:rPr>
+                  <m:t>σ</m:t>
+                </m:r>
+              </m:e>
+              <m:sub>
+                <m:r>
+                  <m:rPr>
+                    <m:nor/>
+                  </m:rPr>
+                  <w:rPr>
+                    <w:lang w:val="en-GB"/>
+                  </w:rPr>
+                  <m:t>obs</m:t>
+                </m:r>
+              </m:sub>
+              <m:sup>
+                <m:r>
+                  <w:rPr>
+                    <w:rFonts w:ascii="Cambria Math" w:hAnsi="Cambria Math"/>
+                    <w:lang w:val="en-GB"/>
+                  </w:rPr>
+                  <m:t>2</m:t>
+                </m:r>
+              </m:sup>
+            </m:sSubSup>
+          </m:num>
+          <m:den>
+            <m:sSubSup>
+              <m:sSubSupPr>
+                <m:ctrlPr>
+                  <w:rPr>
+                    <w:rFonts w:ascii="Cambria Math" w:hAnsi="Cambria Math"/>
+                    <w:lang w:val="en-GB"/>
+                  </w:rPr>
+                </m:ctrlPr>
+              </m:sSubSupPr>
+              <m:e>
+                <m:r>
+                  <w:rPr>
+                    <w:rFonts w:ascii="Cambria Math" w:hAnsi="Cambria Math"/>
+                    <w:lang w:val="en-GB"/>
+                  </w:rPr>
+                  <m:t>σ</m:t>
+                </m:r>
+              </m:e>
+              <m:sub>
+                <m:r>
+                  <m:rPr>
+                    <m:nor/>
+                  </m:rPr>
+                  <w:rPr>
+                    <w:lang w:val="en-GB"/>
+                  </w:rPr>
+                  <m:t>ext</m:t>
+                </m:r>
+              </m:sub>
+              <m:sup>
+                <m:r>
+                  <w:rPr>
+                    <w:rFonts w:ascii="Cambria Math" w:hAnsi="Cambria Math"/>
+                    <w:lang w:val="en-GB"/>
+                  </w:rPr>
+                  <m:t>2</m:t>
+                </m:r>
+              </m:sup>
+            </m:sSubSup>
+          </m:den>
+        </m:f>
+      </m:oMath>
+      <w:r>
+        <w:rPr>
+          <w:lang w:val="en-GB"/>
+        </w:rPr>
+        <w:t xml:space="preserve">. </w:t>
+      </w:r>
+    </w:p>
+    <w:p>
+      <w:pPr>
+        <w:spacing w:after="160"/>
+        <w:rPr>
+          <w:lang w:val="en-GB"/>
+        </w:rPr>
+      </w:pPr>
+    </w:p>
+    <w:p>
+      <w:pPr>
+        <w:numPr>
+          <w:ilvl w:val="0"/>
+          <w:numId w:val="14"/>
+        </w:numPr>
+        <w:spacing w:after="160"/>
+        <w:rPr>
+          <w:lang w:val="en-GB"/>
+        </w:rPr>
+      </w:pPr>
+      <w:r>
+        <w:rPr>
+          <w:lang w:val="en-GB"/>
+        </w:rPr>
+        <w:t xml:space="preserve">If you want a </w:t>
+      </w:r>
+      <w:r>
+        <w:rPr>
+          <w:b/>
+          <w:bCs/>
+          <w:lang w:val="en-GB"/>
+        </w:rPr>
+        <w:t xml:space="preserve">numerically stable, </w:t>
+      </w:r>
+      <w:proofErr w:type="gramStart"/>
+      <w:r>
+        <w:rPr>
+          <w:b/>
+          <w:bCs/>
+          <w:lang w:val="en-GB"/>
+        </w:rPr>
+        <w:t>elegant bounded</w:t>
+      </w:r>
+      <w:proofErr w:type="gramEnd"/>
+      <w:r>
+        <w:rPr>
+          <w:b/>
+          <w:bCs/>
+          <w:lang w:val="en-GB"/>
+        </w:rPr>
+        <w:t xml:space="preserve"> S-curve</w:t>
+      </w:r>
+      <w:r>
+        <w:rPr>
+          <w:lang w:val="en-GB"/>
+        </w:rPr>
+        <w:t xml:space="preserve">, use </w:t>
+      </w:r>
+      <w:r>
+        <w:rPr>
+          <w:b/>
+          <w:bCs/>
+          <w:lang w:val="en-GB"/>
+        </w:rPr>
+        <w:t>Jensen–Shannon (JSD)</w:t>
+      </w:r>
+      <w:r>
+        <w:rPr>
+          <w:lang w:val="en-GB"/>
+        </w:rPr>
+        <w:t>.</w:t>
+      </w:r>
+    </w:p>
+    <w:p>
+      <w:pPr>
+        <w:spacing w:after="160"/>
+        <w:rPr>
+          <w:lang w:val="en-GB"/>
+        </w:rPr>
+      </w:pPr>
+    </w:p>
+    <w:p>
+      <w:pPr>
+        <w:numPr>
+          <w:ilvl w:val="0"/>
+          <w:numId w:val="14"/>
+        </w:numPr>
+        <w:spacing w:after="160"/>
+        <w:rPr>
+          <w:lang w:val="en-GB"/>
+        </w:rPr>
+      </w:pPr>
+      <w:r>
+        <w:rPr>
+          <w:lang w:val="en-GB"/>
+        </w:rPr>
+        <w:t xml:space="preserve">If you want an intuitive, </w:t>
+      </w:r>
+      <w:r>
+        <w:rPr>
+          <w:b/>
+          <w:bCs/>
+          <w:lang w:val="en-GB"/>
+        </w:rPr>
+        <w:t>area-based economic metric</w:t>
+      </w:r>
+      <w:r>
+        <w:rPr>
+          <w:lang w:val="en-GB"/>
+        </w:rPr>
+        <w:t xml:space="preserve"> that directly reflects physical opportunity loss and avoids derivative volatility, use </w:t>
+      </w:r>
+      <w:r>
+        <w:rPr>
+          <w:b/>
+          <w:bCs/>
+          <w:lang w:val="en-GB"/>
+        </w:rPr>
+        <w:t>1-Wasserstein (Earth Mover’s Distance)</w:t>
+      </w:r>
+      <w:r>
+        <w:rPr>
+          <w:lang w:val="en-GB"/>
+        </w:rPr>
+        <w:t>.</w:t>
+      </w:r>
+    </w:p>
+    <w:p>
+      <w:pPr>
+        <w:pStyle w:val="ListParagraph"/>
+        <w:rPr>
+          <w:lang w:val="en-GB"/>
+        </w:rPr>
+      </w:pPr>
+    </w:p>
+    <w:p>
+      <w:pPr>
+        <w:spacing w:after="160"/>
+        <w:rPr>
+          <w:lang w:val="en-GB"/>
+        </w:rPr>
       </w:pPr>
     </w:p>
     <w:p>
@@ -4279,6 +10209,751 @@
       </w:rPr>
     </w:lvl>
   </w:abstractNum>
+  <w:abstractNum w:abstractNumId="9" w15:restartNumberingAfterBreak="0">
+    <w:nsid w:val="01C7631F"/>
+    <w:multiLevelType w:val="multilevel"/>
+    <w:tmpl w:val="B3AA090E"/>
+    <w:lvl w:ilvl="0">
+      <w:start w:val="1"/>
+      <w:numFmt w:val="bullet"/>
+      <w:lvlText w:val=""/>
+      <w:lvlJc w:val="left"/>
+      <w:pPr>
+        <w:tabs>
+          <w:tab w:val="num" w:pos="720"/>
+        </w:tabs>
+        <w:ind w:left="720" w:hanging="360"/>
+      </w:pPr>
+      <w:rPr>
+        <w:rFonts w:ascii="Symbol" w:hAnsi="Symbol" w:hint="default"/>
+        <w:sz w:val="20"/>
+      </w:rPr>
+    </w:lvl>
+    <w:lvl w:ilvl="1">
+      <w:start w:val="1"/>
+      <w:numFmt w:val="bullet"/>
+      <w:lvlText w:val="o"/>
+      <w:lvlJc w:val="left"/>
+      <w:pPr>
+        <w:tabs>
+          <w:tab w:val="num" w:pos="1440"/>
+        </w:tabs>
+        <w:ind w:left="1440" w:hanging="360"/>
+      </w:pPr>
+      <w:rPr>
+        <w:rFonts w:ascii="Courier New" w:hAnsi="Courier New" w:hint="default"/>
+        <w:sz w:val="20"/>
+      </w:rPr>
+    </w:lvl>
+    <w:lvl w:ilvl="2" w:tentative="1">
+      <w:start w:val="1"/>
+      <w:numFmt w:val="bullet"/>
+      <w:lvlText w:val=""/>
+      <w:lvlJc w:val="left"/>
+      <w:pPr>
+        <w:tabs>
+          <w:tab w:val="num" w:pos="2160"/>
+        </w:tabs>
+        <w:ind w:left="2160" w:hanging="360"/>
+      </w:pPr>
+      <w:rPr>
+        <w:rFonts w:ascii="Wingdings" w:hAnsi="Wingdings" w:hint="default"/>
+        <w:sz w:val="20"/>
+      </w:rPr>
+    </w:lvl>
+    <w:lvl w:ilvl="3" w:tentative="1">
+      <w:start w:val="1"/>
+      <w:numFmt w:val="bullet"/>
+      <w:lvlText w:val=""/>
+      <w:lvlJc w:val="left"/>
+      <w:pPr>
+        <w:tabs>
+          <w:tab w:val="num" w:pos="2880"/>
+        </w:tabs>
+        <w:ind w:left="2880" w:hanging="360"/>
+      </w:pPr>
+      <w:rPr>
+        <w:rFonts w:ascii="Wingdings" w:hAnsi="Wingdings" w:hint="default"/>
+        <w:sz w:val="20"/>
+      </w:rPr>
+    </w:lvl>
+    <w:lvl w:ilvl="4" w:tentative="1">
+      <w:start w:val="1"/>
+      <w:numFmt w:val="bullet"/>
+      <w:lvlText w:val=""/>
+      <w:lvlJc w:val="left"/>
+      <w:pPr>
+        <w:tabs>
+          <w:tab w:val="num" w:pos="3600"/>
+        </w:tabs>
+        <w:ind w:left="3600" w:hanging="360"/>
+      </w:pPr>
+      <w:rPr>
+        <w:rFonts w:ascii="Wingdings" w:hAnsi="Wingdings" w:hint="default"/>
+        <w:sz w:val="20"/>
+      </w:rPr>
+    </w:lvl>
+    <w:lvl w:ilvl="5" w:tentative="1">
+      <w:start w:val="1"/>
+      <w:numFmt w:val="bullet"/>
+      <w:lvlText w:val=""/>
+      <w:lvlJc w:val="left"/>
+      <w:pPr>
+        <w:tabs>
+          <w:tab w:val="num" w:pos="4320"/>
+        </w:tabs>
+        <w:ind w:left="4320" w:hanging="360"/>
+      </w:pPr>
+      <w:rPr>
+        <w:rFonts w:ascii="Wingdings" w:hAnsi="Wingdings" w:hint="default"/>
+        <w:sz w:val="20"/>
+      </w:rPr>
+    </w:lvl>
+    <w:lvl w:ilvl="6" w:tentative="1">
+      <w:start w:val="1"/>
+      <w:numFmt w:val="bullet"/>
+      <w:lvlText w:val=""/>
+      <w:lvlJc w:val="left"/>
+      <w:pPr>
+        <w:tabs>
+          <w:tab w:val="num" w:pos="5040"/>
+        </w:tabs>
+        <w:ind w:left="5040" w:hanging="360"/>
+      </w:pPr>
+      <w:rPr>
+        <w:rFonts w:ascii="Wingdings" w:hAnsi="Wingdings" w:hint="default"/>
+        <w:sz w:val="20"/>
+      </w:rPr>
+    </w:lvl>
+    <w:lvl w:ilvl="7" w:tentative="1">
+      <w:start w:val="1"/>
+      <w:numFmt w:val="bullet"/>
+      <w:lvlText w:val=""/>
+      <w:lvlJc w:val="left"/>
+      <w:pPr>
+        <w:tabs>
+          <w:tab w:val="num" w:pos="5760"/>
+        </w:tabs>
+        <w:ind w:left="5760" w:hanging="360"/>
+      </w:pPr>
+      <w:rPr>
+        <w:rFonts w:ascii="Wingdings" w:hAnsi="Wingdings" w:hint="default"/>
+        <w:sz w:val="20"/>
+      </w:rPr>
+    </w:lvl>
+    <w:lvl w:ilvl="8" w:tentative="1">
+      <w:start w:val="1"/>
+      <w:numFmt w:val="bullet"/>
+      <w:lvlText w:val=""/>
+      <w:lvlJc w:val="left"/>
+      <w:pPr>
+        <w:tabs>
+          <w:tab w:val="num" w:pos="6480"/>
+        </w:tabs>
+        <w:ind w:left="6480" w:hanging="360"/>
+      </w:pPr>
+      <w:rPr>
+        <w:rFonts w:ascii="Wingdings" w:hAnsi="Wingdings" w:hint="default"/>
+        <w:sz w:val="20"/>
+      </w:rPr>
+    </w:lvl>
+  </w:abstractNum>
+  <w:abstractNum w:abstractNumId="10" w15:restartNumberingAfterBreak="0">
+    <w:nsid w:val="0440393A"/>
+    <w:multiLevelType w:val="multilevel"/>
+    <w:tmpl w:val="3CB69C9E"/>
+    <w:lvl w:ilvl="0">
+      <w:start w:val="1"/>
+      <w:numFmt w:val="bullet"/>
+      <w:lvlText w:val=""/>
+      <w:lvlJc w:val="left"/>
+      <w:pPr>
+        <w:tabs>
+          <w:tab w:val="num" w:pos="720"/>
+        </w:tabs>
+        <w:ind w:left="720" w:hanging="360"/>
+      </w:pPr>
+      <w:rPr>
+        <w:rFonts w:ascii="Symbol" w:hAnsi="Symbol" w:hint="default"/>
+        <w:sz w:val="20"/>
+      </w:rPr>
+    </w:lvl>
+    <w:lvl w:ilvl="1">
+      <w:start w:val="1"/>
+      <w:numFmt w:val="bullet"/>
+      <w:lvlText w:val="o"/>
+      <w:lvlJc w:val="left"/>
+      <w:pPr>
+        <w:tabs>
+          <w:tab w:val="num" w:pos="1440"/>
+        </w:tabs>
+        <w:ind w:left="1440" w:hanging="360"/>
+      </w:pPr>
+      <w:rPr>
+        <w:rFonts w:ascii="Courier New" w:hAnsi="Courier New" w:hint="default"/>
+        <w:sz w:val="20"/>
+      </w:rPr>
+    </w:lvl>
+    <w:lvl w:ilvl="2" w:tentative="1">
+      <w:start w:val="1"/>
+      <w:numFmt w:val="bullet"/>
+      <w:lvlText w:val=""/>
+      <w:lvlJc w:val="left"/>
+      <w:pPr>
+        <w:tabs>
+          <w:tab w:val="num" w:pos="2160"/>
+        </w:tabs>
+        <w:ind w:left="2160" w:hanging="360"/>
+      </w:pPr>
+      <w:rPr>
+        <w:rFonts w:ascii="Wingdings" w:hAnsi="Wingdings" w:hint="default"/>
+        <w:sz w:val="20"/>
+      </w:rPr>
+    </w:lvl>
+    <w:lvl w:ilvl="3" w:tentative="1">
+      <w:start w:val="1"/>
+      <w:numFmt w:val="bullet"/>
+      <w:lvlText w:val=""/>
+      <w:lvlJc w:val="left"/>
+      <w:pPr>
+        <w:tabs>
+          <w:tab w:val="num" w:pos="2880"/>
+        </w:tabs>
+        <w:ind w:left="2880" w:hanging="360"/>
+      </w:pPr>
+      <w:rPr>
+        <w:rFonts w:ascii="Wingdings" w:hAnsi="Wingdings" w:hint="default"/>
+        <w:sz w:val="20"/>
+      </w:rPr>
+    </w:lvl>
+    <w:lvl w:ilvl="4" w:tentative="1">
+      <w:start w:val="1"/>
+      <w:numFmt w:val="bullet"/>
+      <w:lvlText w:val=""/>
+      <w:lvlJc w:val="left"/>
+      <w:pPr>
+        <w:tabs>
+          <w:tab w:val="num" w:pos="3600"/>
+        </w:tabs>
+        <w:ind w:left="3600" w:hanging="360"/>
+      </w:pPr>
+      <w:rPr>
+        <w:rFonts w:ascii="Wingdings" w:hAnsi="Wingdings" w:hint="default"/>
+        <w:sz w:val="20"/>
+      </w:rPr>
+    </w:lvl>
+    <w:lvl w:ilvl="5" w:tentative="1">
+      <w:start w:val="1"/>
+      <w:numFmt w:val="bullet"/>
+      <w:lvlText w:val=""/>
+      <w:lvlJc w:val="left"/>
+      <w:pPr>
+        <w:tabs>
+          <w:tab w:val="num" w:pos="4320"/>
+        </w:tabs>
+        <w:ind w:left="4320" w:hanging="360"/>
+      </w:pPr>
+      <w:rPr>
+        <w:rFonts w:ascii="Wingdings" w:hAnsi="Wingdings" w:hint="default"/>
+        <w:sz w:val="20"/>
+      </w:rPr>
+    </w:lvl>
+    <w:lvl w:ilvl="6" w:tentative="1">
+      <w:start w:val="1"/>
+      <w:numFmt w:val="bullet"/>
+      <w:lvlText w:val=""/>
+      <w:lvlJc w:val="left"/>
+      <w:pPr>
+        <w:tabs>
+          <w:tab w:val="num" w:pos="5040"/>
+        </w:tabs>
+        <w:ind w:left="5040" w:hanging="360"/>
+      </w:pPr>
+      <w:rPr>
+        <w:rFonts w:ascii="Wingdings" w:hAnsi="Wingdings" w:hint="default"/>
+        <w:sz w:val="20"/>
+      </w:rPr>
+    </w:lvl>
+    <w:lvl w:ilvl="7" w:tentative="1">
+      <w:start w:val="1"/>
+      <w:numFmt w:val="bullet"/>
+      <w:lvlText w:val=""/>
+      <w:lvlJc w:val="left"/>
+      <w:pPr>
+        <w:tabs>
+          <w:tab w:val="num" w:pos="5760"/>
+        </w:tabs>
+        <w:ind w:left="5760" w:hanging="360"/>
+      </w:pPr>
+      <w:rPr>
+        <w:rFonts w:ascii="Wingdings" w:hAnsi="Wingdings" w:hint="default"/>
+        <w:sz w:val="20"/>
+      </w:rPr>
+    </w:lvl>
+    <w:lvl w:ilvl="8" w:tentative="1">
+      <w:start w:val="1"/>
+      <w:numFmt w:val="bullet"/>
+      <w:lvlText w:val=""/>
+      <w:lvlJc w:val="left"/>
+      <w:pPr>
+        <w:tabs>
+          <w:tab w:val="num" w:pos="6480"/>
+        </w:tabs>
+        <w:ind w:left="6480" w:hanging="360"/>
+      </w:pPr>
+      <w:rPr>
+        <w:rFonts w:ascii="Wingdings" w:hAnsi="Wingdings" w:hint="default"/>
+        <w:sz w:val="20"/>
+      </w:rPr>
+    </w:lvl>
+  </w:abstractNum>
+  <w:abstractNum w:abstractNumId="11" w15:restartNumberingAfterBreak="0">
+    <w:nsid w:val="33335A75"/>
+    <w:multiLevelType w:val="multilevel"/>
+    <w:tmpl w:val="233C3D02"/>
+    <w:lvl w:ilvl="0">
+      <w:start w:val="1"/>
+      <w:numFmt w:val="bullet"/>
+      <w:lvlText w:val=""/>
+      <w:lvlJc w:val="left"/>
+      <w:pPr>
+        <w:tabs>
+          <w:tab w:val="num" w:pos="720"/>
+        </w:tabs>
+        <w:ind w:left="720" w:hanging="360"/>
+      </w:pPr>
+      <w:rPr>
+        <w:rFonts w:ascii="Symbol" w:hAnsi="Symbol" w:hint="default"/>
+        <w:sz w:val="20"/>
+      </w:rPr>
+    </w:lvl>
+    <w:lvl w:ilvl="1">
+      <w:start w:val="1"/>
+      <w:numFmt w:val="bullet"/>
+      <w:lvlText w:val="o"/>
+      <w:lvlJc w:val="left"/>
+      <w:pPr>
+        <w:tabs>
+          <w:tab w:val="num" w:pos="1440"/>
+        </w:tabs>
+        <w:ind w:left="1440" w:hanging="360"/>
+      </w:pPr>
+      <w:rPr>
+        <w:rFonts w:ascii="Courier New" w:hAnsi="Courier New" w:hint="default"/>
+        <w:sz w:val="20"/>
+      </w:rPr>
+    </w:lvl>
+    <w:lvl w:ilvl="2" w:tentative="1">
+      <w:start w:val="1"/>
+      <w:numFmt w:val="bullet"/>
+      <w:lvlText w:val=""/>
+      <w:lvlJc w:val="left"/>
+      <w:pPr>
+        <w:tabs>
+          <w:tab w:val="num" w:pos="2160"/>
+        </w:tabs>
+        <w:ind w:left="2160" w:hanging="360"/>
+      </w:pPr>
+      <w:rPr>
+        <w:rFonts w:ascii="Wingdings" w:hAnsi="Wingdings" w:hint="default"/>
+        <w:sz w:val="20"/>
+      </w:rPr>
+    </w:lvl>
+    <w:lvl w:ilvl="3" w:tentative="1">
+      <w:start w:val="1"/>
+      <w:numFmt w:val="bullet"/>
+      <w:lvlText w:val=""/>
+      <w:lvlJc w:val="left"/>
+      <w:pPr>
+        <w:tabs>
+          <w:tab w:val="num" w:pos="2880"/>
+        </w:tabs>
+        <w:ind w:left="2880" w:hanging="360"/>
+      </w:pPr>
+      <w:rPr>
+        <w:rFonts w:ascii="Wingdings" w:hAnsi="Wingdings" w:hint="default"/>
+        <w:sz w:val="20"/>
+      </w:rPr>
+    </w:lvl>
+    <w:lvl w:ilvl="4" w:tentative="1">
+      <w:start w:val="1"/>
+      <w:numFmt w:val="bullet"/>
+      <w:lvlText w:val=""/>
+      <w:lvlJc w:val="left"/>
+      <w:pPr>
+        <w:tabs>
+          <w:tab w:val="num" w:pos="3600"/>
+        </w:tabs>
+        <w:ind w:left="3600" w:hanging="360"/>
+      </w:pPr>
+      <w:rPr>
+        <w:rFonts w:ascii="Wingdings" w:hAnsi="Wingdings" w:hint="default"/>
+        <w:sz w:val="20"/>
+      </w:rPr>
+    </w:lvl>
+    <w:lvl w:ilvl="5" w:tentative="1">
+      <w:start w:val="1"/>
+      <w:numFmt w:val="bullet"/>
+      <w:lvlText w:val=""/>
+      <w:lvlJc w:val="left"/>
+      <w:pPr>
+        <w:tabs>
+          <w:tab w:val="num" w:pos="4320"/>
+        </w:tabs>
+        <w:ind w:left="4320" w:hanging="360"/>
+      </w:pPr>
+      <w:rPr>
+        <w:rFonts w:ascii="Wingdings" w:hAnsi="Wingdings" w:hint="default"/>
+        <w:sz w:val="20"/>
+      </w:rPr>
+    </w:lvl>
+    <w:lvl w:ilvl="6" w:tentative="1">
+      <w:start w:val="1"/>
+      <w:numFmt w:val="bullet"/>
+      <w:lvlText w:val=""/>
+      <w:lvlJc w:val="left"/>
+      <w:pPr>
+        <w:tabs>
+          <w:tab w:val="num" w:pos="5040"/>
+        </w:tabs>
+        <w:ind w:left="5040" w:hanging="360"/>
+      </w:pPr>
+      <w:rPr>
+        <w:rFonts w:ascii="Wingdings" w:hAnsi="Wingdings" w:hint="default"/>
+        <w:sz w:val="20"/>
+      </w:rPr>
+    </w:lvl>
+    <w:lvl w:ilvl="7" w:tentative="1">
+      <w:start w:val="1"/>
+      <w:numFmt w:val="bullet"/>
+      <w:lvlText w:val=""/>
+      <w:lvlJc w:val="left"/>
+      <w:pPr>
+        <w:tabs>
+          <w:tab w:val="num" w:pos="5760"/>
+        </w:tabs>
+        <w:ind w:left="5760" w:hanging="360"/>
+      </w:pPr>
+      <w:rPr>
+        <w:rFonts w:ascii="Wingdings" w:hAnsi="Wingdings" w:hint="default"/>
+        <w:sz w:val="20"/>
+      </w:rPr>
+    </w:lvl>
+    <w:lvl w:ilvl="8" w:tentative="1">
+      <w:start w:val="1"/>
+      <w:numFmt w:val="bullet"/>
+      <w:lvlText w:val=""/>
+      <w:lvlJc w:val="left"/>
+      <w:pPr>
+        <w:tabs>
+          <w:tab w:val="num" w:pos="6480"/>
+        </w:tabs>
+        <w:ind w:left="6480" w:hanging="360"/>
+      </w:pPr>
+      <w:rPr>
+        <w:rFonts w:ascii="Wingdings" w:hAnsi="Wingdings" w:hint="default"/>
+        <w:sz w:val="20"/>
+      </w:rPr>
+    </w:lvl>
+  </w:abstractNum>
+  <w:abstractNum w:abstractNumId="12" w15:restartNumberingAfterBreak="0">
+    <w:nsid w:val="3543086E"/>
+    <w:multiLevelType w:val="multilevel"/>
+    <w:tmpl w:val="496AB7F8"/>
+    <w:lvl w:ilvl="0">
+      <w:start w:val="1"/>
+      <w:numFmt w:val="bullet"/>
+      <w:lvlText w:val=""/>
+      <w:lvlJc w:val="left"/>
+      <w:pPr>
+        <w:tabs>
+          <w:tab w:val="num" w:pos="720"/>
+        </w:tabs>
+        <w:ind w:left="720" w:hanging="360"/>
+      </w:pPr>
+      <w:rPr>
+        <w:rFonts w:ascii="Symbol" w:hAnsi="Symbol" w:hint="default"/>
+        <w:sz w:val="20"/>
+      </w:rPr>
+    </w:lvl>
+    <w:lvl w:ilvl="1">
+      <w:start w:val="1"/>
+      <w:numFmt w:val="bullet"/>
+      <w:lvlText w:val="o"/>
+      <w:lvlJc w:val="left"/>
+      <w:pPr>
+        <w:tabs>
+          <w:tab w:val="num" w:pos="1440"/>
+        </w:tabs>
+        <w:ind w:left="1440" w:hanging="360"/>
+      </w:pPr>
+      <w:rPr>
+        <w:rFonts w:ascii="Courier New" w:hAnsi="Courier New" w:hint="default"/>
+        <w:sz w:val="20"/>
+      </w:rPr>
+    </w:lvl>
+    <w:lvl w:ilvl="2" w:tentative="1">
+      <w:start w:val="1"/>
+      <w:numFmt w:val="bullet"/>
+      <w:lvlText w:val=""/>
+      <w:lvlJc w:val="left"/>
+      <w:pPr>
+        <w:tabs>
+          <w:tab w:val="num" w:pos="2160"/>
+        </w:tabs>
+        <w:ind w:left="2160" w:hanging="360"/>
+      </w:pPr>
+      <w:rPr>
+        <w:rFonts w:ascii="Wingdings" w:hAnsi="Wingdings" w:hint="default"/>
+        <w:sz w:val="20"/>
+      </w:rPr>
+    </w:lvl>
+    <w:lvl w:ilvl="3" w:tentative="1">
+      <w:start w:val="1"/>
+      <w:numFmt w:val="bullet"/>
+      <w:lvlText w:val=""/>
+      <w:lvlJc w:val="left"/>
+      <w:pPr>
+        <w:tabs>
+          <w:tab w:val="num" w:pos="2880"/>
+        </w:tabs>
+        <w:ind w:left="2880" w:hanging="360"/>
+      </w:pPr>
+      <w:rPr>
+        <w:rFonts w:ascii="Wingdings" w:hAnsi="Wingdings" w:hint="default"/>
+        <w:sz w:val="20"/>
+      </w:rPr>
+    </w:lvl>
+    <w:lvl w:ilvl="4" w:tentative="1">
+      <w:start w:val="1"/>
+      <w:numFmt w:val="bullet"/>
+      <w:lvlText w:val=""/>
+      <w:lvlJc w:val="left"/>
+      <w:pPr>
+        <w:tabs>
+          <w:tab w:val="num" w:pos="3600"/>
+        </w:tabs>
+        <w:ind w:left="3600" w:hanging="360"/>
+      </w:pPr>
+      <w:rPr>
+        <w:rFonts w:ascii="Wingdings" w:hAnsi="Wingdings" w:hint="default"/>
+        <w:sz w:val="20"/>
+      </w:rPr>
+    </w:lvl>
+    <w:lvl w:ilvl="5" w:tentative="1">
+      <w:start w:val="1"/>
+      <w:numFmt w:val="bullet"/>
+      <w:lvlText w:val=""/>
+      <w:lvlJc w:val="left"/>
+      <w:pPr>
+        <w:tabs>
+          <w:tab w:val="num" w:pos="4320"/>
+        </w:tabs>
+        <w:ind w:left="4320" w:hanging="360"/>
+      </w:pPr>
+      <w:rPr>
+        <w:rFonts w:ascii="Wingdings" w:hAnsi="Wingdings" w:hint="default"/>
+        <w:sz w:val="20"/>
+      </w:rPr>
+    </w:lvl>
+    <w:lvl w:ilvl="6" w:tentative="1">
+      <w:start w:val="1"/>
+      <w:numFmt w:val="bullet"/>
+      <w:lvlText w:val=""/>
+      <w:lvlJc w:val="left"/>
+      <w:pPr>
+        <w:tabs>
+          <w:tab w:val="num" w:pos="5040"/>
+        </w:tabs>
+        <w:ind w:left="5040" w:hanging="360"/>
+      </w:pPr>
+      <w:rPr>
+        <w:rFonts w:ascii="Wingdings" w:hAnsi="Wingdings" w:hint="default"/>
+        <w:sz w:val="20"/>
+      </w:rPr>
+    </w:lvl>
+    <w:lvl w:ilvl="7" w:tentative="1">
+      <w:start w:val="1"/>
+      <w:numFmt w:val="bullet"/>
+      <w:lvlText w:val=""/>
+      <w:lvlJc w:val="left"/>
+      <w:pPr>
+        <w:tabs>
+          <w:tab w:val="num" w:pos="5760"/>
+        </w:tabs>
+        <w:ind w:left="5760" w:hanging="360"/>
+      </w:pPr>
+      <w:rPr>
+        <w:rFonts w:ascii="Wingdings" w:hAnsi="Wingdings" w:hint="default"/>
+        <w:sz w:val="20"/>
+      </w:rPr>
+    </w:lvl>
+    <w:lvl w:ilvl="8" w:tentative="1">
+      <w:start w:val="1"/>
+      <w:numFmt w:val="bullet"/>
+      <w:lvlText w:val=""/>
+      <w:lvlJc w:val="left"/>
+      <w:pPr>
+        <w:tabs>
+          <w:tab w:val="num" w:pos="6480"/>
+        </w:tabs>
+        <w:ind w:left="6480" w:hanging="360"/>
+      </w:pPr>
+      <w:rPr>
+        <w:rFonts w:ascii="Wingdings" w:hAnsi="Wingdings" w:hint="default"/>
+        <w:sz w:val="20"/>
+      </w:rPr>
+    </w:lvl>
+  </w:abstractNum>
+  <w:abstractNum w:abstractNumId="13" w15:restartNumberingAfterBreak="0">
+    <w:nsid w:val="5D8164B2"/>
+    <w:multiLevelType w:val="multilevel"/>
+    <w:tmpl w:val="AF18B578"/>
+    <w:lvl w:ilvl="0">
+      <w:start w:val="1"/>
+      <w:numFmt w:val="bullet"/>
+      <w:lvlText w:val=""/>
+      <w:lvlJc w:val="left"/>
+      <w:pPr>
+        <w:tabs>
+          <w:tab w:val="num" w:pos="720"/>
+        </w:tabs>
+        <w:ind w:left="720" w:hanging="360"/>
+      </w:pPr>
+      <w:rPr>
+        <w:rFonts w:ascii="Symbol" w:hAnsi="Symbol" w:hint="default"/>
+        <w:sz w:val="20"/>
+      </w:rPr>
+    </w:lvl>
+    <w:lvl w:ilvl="1" w:tentative="1">
+      <w:start w:val="1"/>
+      <w:numFmt w:val="bullet"/>
+      <w:lvlText w:val="o"/>
+      <w:lvlJc w:val="left"/>
+      <w:pPr>
+        <w:tabs>
+          <w:tab w:val="num" w:pos="1440"/>
+        </w:tabs>
+        <w:ind w:left="1440" w:hanging="360"/>
+      </w:pPr>
+      <w:rPr>
+        <w:rFonts w:ascii="Courier New" w:hAnsi="Courier New" w:hint="default"/>
+        <w:sz w:val="20"/>
+      </w:rPr>
+    </w:lvl>
+    <w:lvl w:ilvl="2" w:tentative="1">
+      <w:start w:val="1"/>
+      <w:numFmt w:val="bullet"/>
+      <w:lvlText w:val=""/>
+      <w:lvlJc w:val="left"/>
+      <w:pPr>
+        <w:tabs>
+          <w:tab w:val="num" w:pos="2160"/>
+        </w:tabs>
+        <w:ind w:left="2160" w:hanging="360"/>
+      </w:pPr>
+      <w:rPr>
+        <w:rFonts w:ascii="Wingdings" w:hAnsi="Wingdings" w:hint="default"/>
+        <w:sz w:val="20"/>
+      </w:rPr>
+    </w:lvl>
+    <w:lvl w:ilvl="3" w:tentative="1">
+      <w:start w:val="1"/>
+      <w:numFmt w:val="bullet"/>
+      <w:lvlText w:val=""/>
+      <w:lvlJc w:val="left"/>
+      <w:pPr>
+        <w:tabs>
+          <w:tab w:val="num" w:pos="2880"/>
+        </w:tabs>
+        <w:ind w:left="2880" w:hanging="360"/>
+      </w:pPr>
+      <w:rPr>
+        <w:rFonts w:ascii="Wingdings" w:hAnsi="Wingdings" w:hint="default"/>
+        <w:sz w:val="20"/>
+      </w:rPr>
+    </w:lvl>
+    <w:lvl w:ilvl="4" w:tentative="1">
+      <w:start w:val="1"/>
+      <w:numFmt w:val="bullet"/>
+      <w:lvlText w:val=""/>
+      <w:lvlJc w:val="left"/>
+      <w:pPr>
+        <w:tabs>
+          <w:tab w:val="num" w:pos="3600"/>
+        </w:tabs>
+        <w:ind w:left="3600" w:hanging="360"/>
+      </w:pPr>
+      <w:rPr>
+        <w:rFonts w:ascii="Wingdings" w:hAnsi="Wingdings" w:hint="default"/>
+        <w:sz w:val="20"/>
+      </w:rPr>
+    </w:lvl>
+    <w:lvl w:ilvl="5" w:tentative="1">
+      <w:start w:val="1"/>
+      <w:numFmt w:val="bullet"/>
+      <w:lvlText w:val=""/>
+      <w:lvlJc w:val="left"/>
+      <w:pPr>
+        <w:tabs>
+          <w:tab w:val="num" w:pos="4320"/>
+        </w:tabs>
+        <w:ind w:left="4320" w:hanging="360"/>
+      </w:pPr>
+      <w:rPr>
+        <w:rFonts w:ascii="Wingdings" w:hAnsi="Wingdings" w:hint="default"/>
+        <w:sz w:val="20"/>
+      </w:rPr>
+    </w:lvl>
+    <w:lvl w:ilvl="6" w:tentative="1">
+      <w:start w:val="1"/>
+      <w:numFmt w:val="bullet"/>
+      <w:lvlText w:val=""/>
+      <w:lvlJc w:val="left"/>
+      <w:pPr>
+        <w:tabs>
+          <w:tab w:val="num" w:pos="5040"/>
+        </w:tabs>
+        <w:ind w:left="5040" w:hanging="360"/>
+      </w:pPr>
+      <w:rPr>
+        <w:rFonts w:ascii="Wingdings" w:hAnsi="Wingdings" w:hint="default"/>
+        <w:sz w:val="20"/>
+      </w:rPr>
+    </w:lvl>
+    <w:lvl w:ilvl="7" w:tentative="1">
+      <w:start w:val="1"/>
+      <w:numFmt w:val="bullet"/>
+      <w:lvlText w:val=""/>
+      <w:lvlJc w:val="left"/>
+      <w:pPr>
+        <w:tabs>
+          <w:tab w:val="num" w:pos="5760"/>
+        </w:tabs>
+        <w:ind w:left="5760" w:hanging="360"/>
+      </w:pPr>
+      <w:rPr>
+        <w:rFonts w:ascii="Wingdings" w:hAnsi="Wingdings" w:hint="default"/>
+        <w:sz w:val="20"/>
+      </w:rPr>
+    </w:lvl>
+    <w:lvl w:ilvl="8" w:tentative="1">
+      <w:start w:val="1"/>
+      <w:numFmt w:val="bullet"/>
+      <w:lvlText w:val=""/>
+      <w:lvlJc w:val="left"/>
+      <w:pPr>
+        <w:tabs>
+          <w:tab w:val="num" w:pos="6480"/>
+        </w:tabs>
+        <w:ind w:left="6480" w:hanging="360"/>
+      </w:pPr>
+      <w:rPr>
+        <w:rFonts w:ascii="Wingdings" w:hAnsi="Wingdings" w:hint="default"/>
+        <w:sz w:val="20"/>
+      </w:rPr>
+    </w:lvl>
+  </w:abstractNum>
   <w:num w:numId="1" w16cid:durableId="1789662742">
     <w:abstractNumId w:val="8"/>
   </w:num>
@@ -4305,6 +10980,21 @@
   </w:num>
   <w:num w:numId="9" w16cid:durableId="408892113">
     <w:abstractNumId w:val="0"/>
+  </w:num>
+  <w:num w:numId="10" w16cid:durableId="2001885979">
+    <w:abstractNumId w:val="10"/>
+  </w:num>
+  <w:num w:numId="11" w16cid:durableId="89785906">
+    <w:abstractNumId w:val="11"/>
+  </w:num>
+  <w:num w:numId="12" w16cid:durableId="1795248813">
+    <w:abstractNumId w:val="9"/>
+  </w:num>
+  <w:num w:numId="13" w16cid:durableId="682321790">
+    <w:abstractNumId w:val="12"/>
+  </w:num>
+  <w:num w:numId="14" w16cid:durableId="474567119">
+    <w:abstractNumId w:val="13"/>
   </w:num>
 </w:numbering>
 </file>
@@ -4919,7 +11609,6 @@
   <w:style w:type="character" w:default="1" w:styleId="DefaultParagraphFont">
     <w:name w:val="Default Paragraph Font"/>
     <w:uiPriority w:val="1"/>
-    <w:semiHidden/>
     <w:unhideWhenUsed/>
   </w:style>
   <w:style w:type="table" w:default="1" w:styleId="TableNormal">
